--- a/downloads/student/ai-1-week-28.docx
+++ b/downloads/student/ai-1-week-28.docx
@@ -1902,6 +1902,16 @@
       </w:r>
     </w:p>
     <w:p>
+      <w:r>
+        <w:t>Read the labelled picture: Which original proposal is authorised? Why do the other two need separate approval?</w:t>
+      </w:r>
+    </w:p>
+    <w:p>
+      <w:r>
+        <w:t>Change one thing: P2 has already been published once under this approval. Predict the result before checking the explanation. What remains the same?</w:t>
+      </w:r>
+    </w:p>
+    <w:p>
       <w:pPr>
         <w:pStyle w:val="Heading1"/>
       </w:pPr>
@@ -3655,6 +3665,187 @@
     <w:p>
       <w:r>
         <w:t>Attempt the independent case before hints. Record whether you worked alone, used a hint or followed a model. After feedback, fix the first unsupported step and explain why it changed. A later check uses a changed case, not a copied answer.</w:t>
+      </w:r>
+    </w:p>
+    <w:p>
+      <w:pPr>
+        <w:pStyle w:val="Heading1"/>
+      </w:pPr>
+      <w:r>
+        <w:t>15. Your lesson route</w:t>
+      </w:r>
+    </w:p>
+    <w:p>
+      <w:r>
+        <w:t>Start with this question: A fictional teacher approves one checked classroom poster for internal display.</w:t>
+      </w:r>
+    </w:p>
+    <w:tbl>
+      <w:tblPr>
+        <w:tblStyle w:val="LightShading-Accent1"/>
+        <w:tblW w:type="auto" w:w="0"/>
+        <w:tblLook w:firstColumn="1" w:firstRow="1" w:lastColumn="0" w:lastRow="0" w:noHBand="0" w:noVBand="1" w:val="04A0"/>
+      </w:tblPr>
+      <w:tblGrid>
+        <w:gridCol w:w="5112"/>
+        <w:gridCol w:w="5112"/>
+      </w:tblGrid>
+      <w:tr>
+        <w:trPr>
+          <w:tblHeader/>
+        </w:trPr>
+        <w:tc>
+          <w:tcPr>
+            <w:tcW w:type="dxa" w:w="5112"/>
+          </w:tcPr>
+          <w:p>
+            <w:r>
+              <w:t>By the end, I can</w:t>
+            </w:r>
+          </w:p>
+        </w:tc>
+        <w:tc>
+          <w:tcPr>
+            <w:tcW w:type="dxa" w:w="5112"/>
+          </w:tcPr>
+          <w:p>
+            <w:r>
+              <w:t>How I will show it</w:t>
+            </w:r>
+          </w:p>
+        </w:tc>
+      </w:tr>
+      <w:tr>
+        <w:tc>
+          <w:tcPr>
+            <w:tcW w:type="dxa" w:w="5112"/>
+          </w:tcPr>
+          <w:p>
+            <w:r>
+              <w:t>Distinguish a system’s capability, the correctness of its output and permission to take an action</w:t>
+            </w:r>
+          </w:p>
+        </w:tc>
+        <w:tc>
+          <w:tcPr>
+            <w:tcW w:type="dxa" w:w="5112"/>
+          </w:tcPr>
+          <w:p>
+            <w:r>
+              <w:t>Explain the deciding step, show a trace or test, and state one limit.</w:t>
+            </w:r>
+          </w:p>
+        </w:tc>
+      </w:tr>
+      <w:tr>
+        <w:tc>
+          <w:tcPr>
+            <w:tcW w:type="dxa" w:w="5112"/>
+          </w:tcPr>
+          <w:p>
+            <w:r>
+              <w:t>Match an action to the person, version, audience and limits covered by an approval</w:t>
+            </w:r>
+          </w:p>
+        </w:tc>
+        <w:tc>
+          <w:tcPr>
+            <w:tcW w:type="dxa" w:w="5112"/>
+          </w:tcPr>
+          <w:p>
+            <w:r>
+              <w:t>Explain the deciding step, show a trace or test, and state one limit.</w:t>
+            </w:r>
+          </w:p>
+        </w:tc>
+      </w:tr>
+      <w:tr>
+        <w:tc>
+          <w:tcPr>
+            <w:tcW w:type="dxa" w:w="5112"/>
+          </w:tcPr>
+          <w:p>
+            <w:r>
+              <w:t>Explain when to proceed within an existing permission and when a changed action needs review</w:t>
+            </w:r>
+          </w:p>
+        </w:tc>
+        <w:tc>
+          <w:tcPr>
+            <w:tcW w:type="dxa" w:w="5112"/>
+          </w:tcPr>
+          <w:p>
+            <w:r>
+              <w:t>Explain the deciding step, show a trace or test, and state one limit.</w:t>
+            </w:r>
+          </w:p>
+        </w:tc>
+      </w:tr>
+    </w:tbl>
+    <w:p>
+      <w:r>
+        <w:t>Remember → watch and explain → try with help → investigate → try independently → keep project evidence. Your teacher may spread this lesson across several classes.</w:t>
+      </w:r>
+    </w:p>
+    <w:p>
+      <w:r>
+        <w:t>Keep your first prediction. Compare it with what the evidence shows and explain any change.</w:t>
+      </w:r>
+    </w:p>
+    <w:p>
+      <w:pPr>
+        <w:pStyle w:val="Heading1"/>
+      </w:pPr>
+      <w:r>
+        <w:t>16. Finish and return</w:t>
+      </w:r>
+    </w:p>
+    <w:p>
+      <w:r>
+        <w:t>Close your notes. Explain this goal in your own words: Distinguish a system’s capability, the correctness of its output and permission to take an action</w:t>
+      </w:r>
+    </w:p>
+    <w:p>
+      <w:pPr>
+        <w:pStyle w:val="Heading3"/>
+      </w:pPr>
+      <w:r>
+        <w:t>My deciding step, evidence and one remaining question</w:t>
+      </w:r>
+    </w:p>
+    <w:p>
+      <w:r>
+        <w:t>________________________________________________________________</w:t>
+      </w:r>
+    </w:p>
+    <w:p>
+      <w:r>
+        <w:t>________________________________________________________________</w:t>
+      </w:r>
+    </w:p>
+    <w:p>
+      <w:r>
+        <w:t>________________________________________________________________</w:t>
+      </w:r>
+    </w:p>
+    <w:p>
+      <w:r>
+        <w:t>________________________________________________________________</w:t>
+      </w:r>
+    </w:p>
+    <w:p>
+      <w:r>
+        <w:t>________________________________________________________________</w:t>
+      </w:r>
+    </w:p>
+    <w:p>
+      <w:r>
+        <w:t>If you are unsure, return to the worked picture and explain one arrow. If you are ready, change an input or assumption and justify your prediction.</w:t>
+      </w:r>
+    </w:p>
+    <w:p>
+      <w:r>
+        <w:t>Save your workbook evidence. At the next review, try a different case before opening your old answer.</w:t>
       </w:r>
     </w:p>
     <w:sectPr>

--- a/downloads/student/ai-1-week-28.docx
+++ b/downloads/student/ai-1-week-28.docx
@@ -3846,6 +3846,207 @@
     <w:p>
       <w:r>
         <w:t>Save your workbook evidence. At the next review, try a different case before opening your old answer.</w:t>
+      </w:r>
+    </w:p>
+    <w:p>
+      <w:pPr>
+        <w:pStyle w:val="Heading1"/>
+      </w:pPr>
+      <w:r>
+        <w:t>17. Supported practice, repair and portfolio</w:t>
+      </w:r>
+    </w:p>
+    <w:p>
+      <w:r>
+        <w:t>Use this supported practice once, in the browser or on paper. Keep the reserved independent assessment for a separate first attempt before teacher feedback.</w:t>
+      </w:r>
+    </w:p>
+    <w:p>
+      <w:r>
+        <w:t>A fictional teacher approves one checked classroom poster for internal display.</w:t>
+      </w:r>
+    </w:p>
+    <w:p>
+      <w:pPr>
+        <w:pStyle w:val="Heading3"/>
+      </w:pPr>
+      <w:r>
+        <w:t>Practice 1: explain the deciding evidence</w:t>
+      </w:r>
+    </w:p>
+    <w:p>
+      <w:r>
+        <w:t>Which labelled step matches this detail? Public-web publication exceeds the approved destination.</w:t>
+      </w:r>
+    </w:p>
+    <w:p>
+      <w:r>
+        <w:t>1. Allowed action</w:t>
+      </w:r>
+    </w:p>
+    <w:p>
+      <w:r>
+        <w:t>2. Changed audience</w:t>
+      </w:r>
+    </w:p>
+    <w:p>
+      <w:r>
+        <w:t>3. Read authority</w:t>
+      </w:r>
+    </w:p>
+    <w:p>
+      <w:r>
+        <w:t>4. Changed version</w:t>
+      </w:r>
+    </w:p>
+    <w:p>
+      <w:pPr>
+        <w:pStyle w:val="Heading3"/>
+      </w:pPr>
+      <w:r>
+        <w:t>My selected conclusion, deciding fact and explanation</w:t>
+      </w:r>
+    </w:p>
+    <w:p>
+      <w:r>
+        <w:t>________________________________________________________________</w:t>
+      </w:r>
+    </w:p>
+    <w:p>
+      <w:r>
+        <w:t>________________________________________________________________</w:t>
+      </w:r>
+    </w:p>
+    <w:p>
+      <w:r>
+        <w:t>________________________________________________________________</w:t>
+      </w:r>
+    </w:p>
+    <w:p>
+      <w:r>
+        <w:t>________________________________________________________________</w:t>
+      </w:r>
+    </w:p>
+    <w:p>
+      <w:r>
+        <w:t>________________________________________________________________</w:t>
+      </w:r>
+    </w:p>
+    <w:p>
+      <w:r>
+        <w:t>Hint if needed: Read the steps in the pictorial case. Match the supplied detail to the stage that performs or records it.</w:t>
+      </w:r>
+    </w:p>
+    <w:p>
+      <w:r>
+        <w:t>After your attempt, compare with the supported explanation: Changed audience Public-web publication exceeds the approved destination. A general intention to help the class does not grant every action that might help. Check the version, destination and time explicitly. An edit may improve accuracy while still changing the approved artifact. The assistant should hold the changed poster for review rather than treating its own confidence as permission.</w:t>
+      </w:r>
+    </w:p>
+    <w:p>
+      <w:pPr>
+        <w:pStyle w:val="Heading3"/>
+      </w:pPr>
+      <w:r>
+        <w:t>Practice 2: explain the deciding evidence</w:t>
+      </w:r>
+    </w:p>
+    <w:p>
+      <w:r>
+        <w:t>Changed-case practice: P2 has already been published once under this approval. Which conclusion is supported by the supplied facts?</w:t>
+      </w:r>
+    </w:p>
+    <w:p>
+      <w:r>
+        <w:t>1. We can decide the result without examining the changed input or the procedure.</w:t>
+      </w:r>
+    </w:p>
+    <w:p>
+      <w:r>
+        <w:t>2. A second publication is not covered.</w:t>
+      </w:r>
+    </w:p>
+    <w:p>
+      <w:r>
+        <w:t>3. This one example guarantees correct results for every future input.</w:t>
+      </w:r>
+    </w:p>
+    <w:p>
+      <w:pPr>
+        <w:pStyle w:val="Heading3"/>
+      </w:pPr>
+      <w:r>
+        <w:t>My selected conclusion, deciding fact and explanation</w:t>
+      </w:r>
+    </w:p>
+    <w:p>
+      <w:r>
+        <w:t>________________________________________________________________</w:t>
+      </w:r>
+    </w:p>
+    <w:p>
+      <w:r>
+        <w:t>________________________________________________________________</w:t>
+      </w:r>
+    </w:p>
+    <w:p>
+      <w:r>
+        <w:t>________________________________________________________________</w:t>
+      </w:r>
+    </w:p>
+    <w:p>
+      <w:r>
+        <w:t>________________________________________________________________</w:t>
+      </w:r>
+    </w:p>
+    <w:p>
+      <w:r>
+        <w:t>________________________________________________________________</w:t>
+      </w:r>
+    </w:p>
+    <w:p>
+      <w:r>
+        <w:t>Hint if needed: Use the changed condition and the deciding step in the pictorial trace. The answer must say what follows from those facts.</w:t>
+      </w:r>
+    </w:p>
+    <w:p>
+      <w:r>
+        <w:t>After your attempt, compare with the supported explanation: A second publication is not covered. The instruction allowed a single use, not repeated actions.</w:t>
+      </w:r>
+    </w:p>
+    <w:p>
+      <w:pPr>
+        <w:pStyle w:val="Heading3"/>
+      </w:pPr>
+      <w:r>
+        <w:t>Repair a missing building block</w:t>
+      </w:r>
+    </w:p>
+    <w:p>
+      <w:r>
+        <w:t>Review Verify Important Outputs (ai-1/27). Goal: Separate an answer into claims and connect each claim to relevant evidence. Short practice: Correct the draft and identify which part needs another source rather than a calculation.. Return to this week and explain what you changed.</w:t>
+      </w:r>
+    </w:p>
+    <w:p>
+      <w:r>
+        <w:t>Review Generate, Retrieve, or Calculate? (ai-1/25). Goal: Distinguish retrieving a record, calculating from inputs and generating wording. Short practice: Label each arrow with its operation. Can the system add snacks because invitations often mention them?. Return to this week and explain what you changed.</w:t>
+      </w:r>
+    </w:p>
+    <w:p>
+      <w:r>
+        <w:t>Review Missing and Unbalanced Examples (ai-1/22). Goal: Name the target collection, selection list and cases actually assessed. Short practice: Would testing only dim plain cards close every current gap? Point to the target groups.. Return to this week and explain what you changed.</w:t>
+      </w:r>
+    </w:p>
+    <w:p>
+      <w:pPr>
+        <w:pStyle w:val="Heading3"/>
+      </w:pPr>
+      <w:r>
+        <w:t>Keep your completed work</w:t>
+      </w:r>
+    </w:p>
+    <w:p>
+      <w:r>
+        <w:t>Use Download completed work in the hosted lesson to export your answers, reflections, practice feedback and code-run evidence. Open the HTML copy to read or print it. Drafts stay in this browser when storage is available; clear drafts on a shared device.</w:t>
       </w:r>
     </w:p>
     <w:sectPr>

--- a/downloads/student/ai-1-week-28.docx
+++ b/downloads/student/ai-1-week-28.docx
@@ -42,6 +42,11 @@
       </w:r>
     </w:p>
     <w:p>
+      <w:r>
+        <w:t>Start with the target: Distinguish a system’s capability, the correctness of its output and permission to take an action. Try the recall before opening notes.</w:t>
+      </w:r>
+    </w:p>
+    <w:p>
       <w:pPr>
         <w:pStyle w:val="Heading3"/>
       </w:pPr>
@@ -50,18 +55,84 @@
       </w:r>
     </w:p>
     <w:p>
-      <w:r>
-        <w:t>I can distinguish a system’s capability, the correctness of its output and permission to take an action.</w:t>
-      </w:r>
-    </w:p>
-    <w:p>
-      <w:r>
+      <w:pPr>
+        <w:spacing w:line="336" w:lineRule="auto" w:after="180"/>
+      </w:pPr>
+      <w:r>
+        <w:rPr>
+          <w:b w:val="0"/>
+        </w:rPr>
+        <w:t xml:space="preserve">I can distinguish a system’s </w:t>
+      </w:r>
+      <w:r>
+        <w:rPr>
+          <w:b/>
+        </w:rPr>
+        <w:t>capability</w:t>
+      </w:r>
+      <w:r>
+        <w:rPr>
+          <w:b w:val="0"/>
+        </w:rPr>
+        <w:t xml:space="preserve">, the correctness of its </w:t>
+      </w:r>
+      <w:r>
+        <w:rPr>
+          <w:b/>
+        </w:rPr>
+        <w:t>output</w:t>
+      </w:r>
+      <w:r>
+        <w:rPr>
+          <w:b w:val="0"/>
+        </w:rPr>
+        <w:t xml:space="preserve"> and </w:t>
+      </w:r>
+      <w:r>
+        <w:rPr>
+          <w:b/>
+        </w:rPr>
+        <w:t>permission</w:t>
+      </w:r>
+      <w:r>
+        <w:rPr>
+          <w:b w:val="0"/>
+        </w:rPr>
+        <w:t xml:space="preserve"> to take an action.</w:t>
+      </w:r>
+    </w:p>
+    <w:p>
+      <w:pPr>
+        <w:spacing w:line="336" w:lineRule="auto" w:after="180"/>
+      </w:pPr>
+      <w:r>
+        <w:rPr>
+          <w:b w:val="0"/>
+        </w:rPr>
         <w:t>I can match an action to the person, version, audience and limits covered by an approval.</w:t>
       </w:r>
     </w:p>
     <w:p>
-      <w:r>
-        <w:t>I can explain when to proceed within an existing permission and when a changed action needs review.</w:t>
+      <w:pPr>
+        <w:spacing w:line="336" w:lineRule="auto" w:after="180"/>
+      </w:pPr>
+      <w:r>
+        <w:rPr>
+          <w:b w:val="0"/>
+        </w:rPr>
+        <w:t xml:space="preserve">I can explain when to proceed within an existing </w:t>
+      </w:r>
+      <w:r>
+        <w:rPr>
+          <w:b/>
+        </w:rPr>
+        <w:t>permission</w:t>
+      </w:r>
+      <w:r>
+        <w:rPr>
+          <w:b w:val="0"/>
+        </w:rPr>
+        <w:t xml:space="preserve"> and when a changed action needs review.</w:t>
       </w:r>
     </w:p>
     <w:p>
@@ -73,33 +144,117 @@
       </w:r>
     </w:p>
     <w:p>
-      <w:r>
+      <w:pPr>
+        <w:spacing w:line="336" w:lineRule="auto" w:after="180"/>
+      </w:pPr>
+      <w:r>
+        <w:rPr>
+          <w:b w:val="0"/>
+        </w:rPr>
         <w:t>Close your notes first. A rough first answer helps us choose the right starting point; it is not a score for your ability.</w:t>
       </w:r>
     </w:p>
     <w:p>
-      <w:r>
-        <w:t>Without opening the old lesson, explain one key idea from Verify Important Outputs. Give an example and a mistake that the idea helps you avoid.</w:t>
-      </w:r>
-    </w:p>
-    <w:p>
-      <w:r>
+      <w:pPr>
+        <w:spacing w:line="336" w:lineRule="auto" w:after="180"/>
+      </w:pPr>
+      <w:r>
+        <w:rPr>
+          <w:b w:val="0"/>
+        </w:rPr>
+        <w:t xml:space="preserve">Without opening the old lesson, explain one key idea from Verify Important </w:t>
+      </w:r>
+      <w:r>
+        <w:rPr>
+          <w:b/>
+        </w:rPr>
+        <w:t>Output</w:t>
+      </w:r>
+      <w:r>
+        <w:rPr>
+          <w:b w:val="0"/>
+        </w:rPr>
+        <w:t>s. Give an example and a mistake that the idea helps you avoid.</w:t>
+      </w:r>
+    </w:p>
+    <w:p>
+      <w:pPr>
+        <w:spacing w:line="336" w:lineRule="auto" w:after="180"/>
+      </w:pPr>
+      <w:r>
+        <w:rPr>
+          <w:b w:val="0"/>
+        </w:rPr>
         <w:t>Without opening the old lesson, explain one key idea from Generate, Retrieve, or Calculate?. Give an example and a mistake that the idea helps you avoid.</w:t>
       </w:r>
     </w:p>
     <w:p>
-      <w:r>
+      <w:pPr>
+        <w:spacing w:line="336" w:lineRule="auto" w:after="180"/>
+      </w:pPr>
+      <w:r>
+        <w:rPr>
+          <w:b w:val="0"/>
+        </w:rPr>
         <w:t>Without opening the old lesson, explain one key idea from Missing and Unbalanced Examples. Give an example and a mistake that the idea helps you avoid.</w:t>
       </w:r>
     </w:p>
     <w:p>
-      <w:r>
-        <w:t>After trying, check the relevant lesson or ask your teacher. Change the part of your explanation that the evidence shows was wrong.</w:t>
-      </w:r>
-    </w:p>
-    <w:p>
-      <w:r>
-        <w:t>People decide goals, permissions, review points, and consequences.</w:t>
+      <w:pPr>
+        <w:spacing w:line="336" w:lineRule="auto" w:after="180"/>
+      </w:pPr>
+      <w:r>
+        <w:rPr>
+          <w:b w:val="0"/>
+        </w:rPr>
+        <w:t xml:space="preserve">After trying, check the relevant lesson or ask your teacher. Change the part of your explanation that the </w:t>
+      </w:r>
+      <w:r>
+        <w:rPr>
+          <w:b/>
+        </w:rPr>
+        <w:t>evidence</w:t>
+      </w:r>
+      <w:r>
+        <w:rPr>
+          <w:b w:val="0"/>
+        </w:rPr>
+        <w:t xml:space="preserve"> shows was wrong.</w:t>
+      </w:r>
+    </w:p>
+    <w:p>
+      <w:pPr>
+        <w:spacing w:line="336" w:lineRule="auto" w:after="180"/>
+      </w:pPr>
+      <w:r>
+        <w:rPr>
+          <w:b w:val="0"/>
+        </w:rPr>
+        <w:t xml:space="preserve">People decide goals, </w:t>
+      </w:r>
+      <w:r>
+        <w:rPr>
+          <w:b/>
+        </w:rPr>
+        <w:t>permission</w:t>
+      </w:r>
+      <w:r>
+        <w:rPr>
+          <w:b w:val="0"/>
+        </w:rPr>
+        <w:t xml:space="preserve">s, review points, and </w:t>
+      </w:r>
+      <w:r>
+        <w:rPr>
+          <w:b/>
+        </w:rPr>
+        <w:t>consequence</w:t>
+      </w:r>
+      <w:r>
+        <w:rPr>
+          <w:b w:val="0"/>
+        </w:rPr>
+        <w:t>s.</w:t>
       </w:r>
     </w:p>
     <w:p>
@@ -139,12 +294,45 @@
       </w:r>
     </w:p>
     <w:p>
-      <w:r>
-        <w:t>LEARNING TARGET  A classroom assistant may draft a reminder but cannot send messages. It displays a completed draft and waits. A student writes 'looks good' without a destination. Has a clear send authorisation been given? Specify what is needed.</w:t>
-      </w:r>
-    </w:p>
-    <w:p>
-      <w:r>
+      <w:pPr>
+        <w:pStyle w:val="Heading3"/>
+      </w:pPr>
+      <w:r>
+        <w:t>Your target</w:t>
+      </w:r>
+    </w:p>
+    <w:p>
+      <w:pPr>
+        <w:spacing w:line="336" w:lineRule="auto" w:after="180"/>
+        <w:shd w:fill="EDF7F3"/>
+      </w:pPr>
+      <w:r>
+        <w:rPr>
+          <w:b w:val="0"/>
+        </w:rPr>
+        <w:t>LEARNING TARGET  A classroom assistant may draft a reminder but cannot send messages. It displays a completed draft and waits. A student writes 'looks good' without a destination. Has a clear send authorisation been given?</w:t>
+      </w:r>
+    </w:p>
+    <w:p>
+      <w:pPr>
+        <w:spacing w:line="336" w:lineRule="auto" w:after="180"/>
+        <w:shd w:fill="EDF7F3"/>
+      </w:pPr>
+      <w:r>
+        <w:rPr>
+          <w:b w:val="0"/>
+        </w:rPr>
+        <w:t>Specify what is needed.</w:t>
+      </w:r>
+    </w:p>
+    <w:p>
+      <w:pPr>
+        <w:spacing w:line="336" w:lineRule="auto" w:after="180"/>
+      </w:pPr>
+      <w:r>
+        <w:rPr>
+          <w:b w:val="0"/>
+        </w:rPr>
         <w:t>Learner name:</w:t>
       </w:r>
     </w:p>
@@ -157,8 +345,26 @@
       </w:r>
     </w:p>
     <w:p>
-      <w:r>
-        <w:t>You check every factual claim on a club announcement against the correct source. Does that alone establish permission to publish it? Explain.</w:t>
+      <w:pPr>
+        <w:spacing w:line="336" w:lineRule="auto" w:after="180"/>
+      </w:pPr>
+      <w:r>
+        <w:rPr>
+          <w:b w:val="0"/>
+        </w:rPr>
+        <w:t xml:space="preserve">You check every factual claim on a club announcement against the correct source. Does that alone establish </w:t>
+      </w:r>
+      <w:r>
+        <w:rPr>
+          <w:b/>
+        </w:rPr>
+        <w:t>permission</w:t>
+      </w:r>
+      <w:r>
+        <w:rPr>
+          <w:b w:val="0"/>
+        </w:rPr>
+        <w:t xml:space="preserve"> to publish it? Explain.</w:t>
       </w:r>
     </w:p>
     <w:p>
@@ -170,8 +376,26 @@
       </w:r>
     </w:p>
     <w:p>
-      <w:r>
-        <w:t>By the end, I can match permission to a specific action, object and version.</w:t>
+      <w:pPr>
+        <w:spacing w:line="336" w:lineRule="auto" w:after="180"/>
+      </w:pPr>
+      <w:r>
+        <w:rPr>
+          <w:b w:val="0"/>
+        </w:rPr>
+        <w:t xml:space="preserve">By the end, I can match </w:t>
+      </w:r>
+      <w:r>
+        <w:rPr>
+          <w:b/>
+        </w:rPr>
+        <w:t>permission</w:t>
+      </w:r>
+      <w:r>
+        <w:rPr>
+          <w:b w:val="0"/>
+        </w:rPr>
+        <w:t xml:space="preserve"> to a specific action, object and version.</w:t>
       </w:r>
     </w:p>
     <w:p>
@@ -184,6 +408,17 @@
     </w:p>
     <w:p>
       <w:r>
+        <w:t>Investigate the supplied Humans Set Boundaries case. Separate observations, given facts and assumptions before choosing an explanation.</w:t>
+      </w:r>
+    </w:p>
+    <w:p>
+      <w:pPr>
+        <w:spacing w:line="336" w:lineRule="auto" w:after="180"/>
+      </w:pPr>
+      <w:r>
+        <w:rPr>
+          <w:b/>
+        </w:rPr>
         <w:t>PICTURE STORY</w:t>
       </w:r>
     </w:p>
@@ -196,8 +431,26 @@
       </w:r>
     </w:p>
     <w:p>
-      <w:r>
-        <w:t>Pictures give clues; evidence tells us what the clues mean.</w:t>
+      <w:pPr>
+        <w:spacing w:line="336" w:lineRule="auto" w:after="180"/>
+      </w:pPr>
+      <w:r>
+        <w:rPr>
+          <w:b w:val="0"/>
+        </w:rPr>
+        <w:t xml:space="preserve">Pictures give clues; </w:t>
+      </w:r>
+      <w:r>
+        <w:rPr>
+          <w:b/>
+        </w:rPr>
+        <w:t>evidence</w:t>
+      </w:r>
+      <w:r>
+        <w:rPr>
+          <w:b w:val="0"/>
+        </w:rPr>
+        <w:t xml:space="preserve"> tells us what the clues mean.</w:t>
       </w:r>
     </w:p>
     <w:p>
@@ -237,7 +490,22 @@
       </w:r>
     </w:p>
     <w:p>
-      <w:r>
+      <w:pPr>
+        <w:pStyle w:val="Heading3"/>
+      </w:pPr>
+      <w:r>
+        <w:t>Start with this puzzle</w:t>
+      </w:r>
+    </w:p>
+    <w:p>
+      <w:pPr>
+        <w:spacing w:line="336" w:lineRule="auto" w:after="180"/>
+        <w:shd w:fill="F1F6FC"/>
+      </w:pPr>
+      <w:r>
+        <w:rPr>
+          <w:b w:val="0"/>
+        </w:rPr>
         <w:t>MYSTERY  A classroom helper may suggest a bin, but people decide what data it may use, when an adult reviews, and what happens after a mistake.</w:t>
       </w:r>
     </w:p>
@@ -250,33 +518,106 @@
       </w:r>
     </w:p>
     <w:p>
-      <w:r>
+      <w:pPr>
+        <w:spacing w:line="336" w:lineRule="auto" w:after="180"/>
+      </w:pPr>
+      <w:r>
+        <w:rPr>
+          <w:b w:val="0"/>
+        </w:rPr>
         <w:t>Name three visible details without explaining them yet.</w:t>
       </w:r>
     </w:p>
     <w:p>
-      <w:r>
+      <w:pPr>
+        <w:spacing w:line="336" w:lineRule="auto" w:after="180"/>
+      </w:pPr>
+      <w:r>
+        <w:rPr>
+          <w:b w:val="0"/>
+        </w:rPr>
         <w:t>Circle the detail most connected to the system's decision.</w:t>
       </w:r>
     </w:p>
     <w:p>
-      <w:r>
+      <w:pPr>
+        <w:spacing w:line="336" w:lineRule="auto" w:after="180"/>
+      </w:pPr>
+      <w:r>
+        <w:rPr>
+          <w:b w:val="0"/>
+        </w:rPr>
         <w:t>Name one detail that may be decoration or distraction.</w:t>
       </w:r>
     </w:p>
     <w:p>
-      <w:r>
-        <w:t>Make a first prediction and state the clue that supports it.</w:t>
-      </w:r>
-    </w:p>
-    <w:p>
-      <w:r>
-        <w:t>My observations, prediction, and evidence:</w:t>
-      </w:r>
-    </w:p>
-    <w:p>
-      <w:r>
-        <w:t>GOOD THINKING  A prediction can change when stronger evidence appears.</w:t>
+      <w:pPr>
+        <w:spacing w:line="336" w:lineRule="auto" w:after="180"/>
+      </w:pPr>
+      <w:r>
+        <w:rPr>
+          <w:b w:val="0"/>
+        </w:rPr>
+        <w:t xml:space="preserve">Make a first </w:t>
+      </w:r>
+      <w:r>
+        <w:rPr>
+          <w:b/>
+        </w:rPr>
+        <w:t>prediction</w:t>
+      </w:r>
+      <w:r>
+        <w:rPr>
+          <w:b w:val="0"/>
+        </w:rPr>
+        <w:t xml:space="preserve"> and state the clue that supports it.</w:t>
+      </w:r>
+    </w:p>
+    <w:p>
+      <w:pPr>
+        <w:spacing w:line="336" w:lineRule="auto" w:after="180"/>
+      </w:pPr>
+      <w:r>
+        <w:rPr>
+          <w:b w:val="0"/>
+        </w:rPr>
+        <w:t xml:space="preserve">My </w:t>
+      </w:r>
+      <w:r>
+        <w:rPr>
+          <w:b/>
+        </w:rPr>
+        <w:t>observation</w:t>
+      </w:r>
+      <w:r>
+        <w:rPr>
+          <w:b w:val="0"/>
+        </w:rPr>
+        <w:t xml:space="preserve">s, </w:t>
+      </w:r>
+      <w:r>
+        <w:rPr>
+          <w:b/>
+        </w:rPr>
+        <w:t>prediction</w:t>
+      </w:r>
+      <w:r>
+        <w:rPr>
+          <w:b w:val="0"/>
+        </w:rPr>
+        <w:t xml:space="preserve">, and </w:t>
+      </w:r>
+      <w:r>
+        <w:rPr>
+          <w:b/>
+        </w:rPr>
+        <w:t>evidence</w:t>
+      </w:r>
+      <w:r>
+        <w:rPr>
+          <w:b w:val="0"/>
+        </w:rPr>
+        <w:t>:</w:t>
       </w:r>
     </w:p>
     <w:p>
@@ -284,22 +625,164 @@
         <w:pStyle w:val="Heading3"/>
       </w:pPr>
       <w:r>
+        <w:t>Thinking habit</w:t>
+      </w:r>
+    </w:p>
+    <w:p>
+      <w:pPr>
+        <w:spacing w:line="336" w:lineRule="auto" w:after="180"/>
+        <w:shd w:fill="EDF7F3"/>
+      </w:pPr>
+      <w:r>
+        <w:rPr>
+          <w:b w:val="0"/>
+        </w:rPr>
+        <w:t xml:space="preserve">GOOD THINKING  A </w:t>
+      </w:r>
+      <w:r>
+        <w:rPr>
+          <w:b/>
+        </w:rPr>
+        <w:t>prediction</w:t>
+      </w:r>
+      <w:r>
+        <w:rPr>
+          <w:b w:val="0"/>
+        </w:rPr>
+        <w:t xml:space="preserve"> can change when stronger </w:t>
+      </w:r>
+      <w:r>
+        <w:rPr>
+          <w:b/>
+        </w:rPr>
+        <w:t>evidence</w:t>
+      </w:r>
+      <w:r>
+        <w:rPr>
+          <w:b w:val="0"/>
+        </w:rPr>
+        <w:t xml:space="preserve"> appears.</w:t>
+      </w:r>
+    </w:p>
+    <w:p>
+      <w:pPr>
+        <w:pStyle w:val="Heading3"/>
+      </w:pPr>
+      <w:r>
         <w:t>A closer explanation</w:t>
       </w:r>
     </w:p>
     <w:p>
-      <w:r>
-        <w:t>A tool might be able to publish a message even when its user is only allowed to prepare a draft. A message might also contain correct facts but still be intended for a private group. Ask three separate questions: can the system do this, is the proposed result correct, and is this particular action allowed? Evidence for one question does not automatically answer the others.</w:t>
-      </w:r>
-    </w:p>
-    <w:p>
-      <w:r>
-        <w:t>Use this fictional paper exercise. A class is preparing an announcement about a model bridge exhibition. Version A says “Model bridge exhibition, Thursday, Room 6.” The teacher has checked those facts and is responsible for the class noticeboard. The teacher tells the class editor: “You may put exactly version A on our classroom noticeboard today, once. Do not post it online.” The editor has not yet posted it.</w:t>
-      </w:r>
-    </w:p>
-    <w:p>
-      <w:r>
-        <w:t>In the story, the editor’s tool has buttons for Save draft, Class noticeboard and Public website. Having a button shows a possible capability. It does not change the teacher’s stated permission. In this lesson, represent actions with paper cards; do not send messages or change a real noticeboard or website.</w:t>
+      <w:pPr>
+        <w:spacing w:line="336" w:lineRule="auto" w:after="180"/>
+      </w:pPr>
+      <w:r>
+        <w:rPr>
+          <w:b w:val="0"/>
+        </w:rPr>
+        <w:t>A tool might be able to publish a message even when its user is only allowed to prepare a draft. A message might also contain correct facts but still be intended for a private group.</w:t>
+      </w:r>
+    </w:p>
+    <w:p>
+      <w:pPr>
+        <w:spacing w:line="336" w:lineRule="auto" w:after="180"/>
+      </w:pPr>
+      <w:r>
+        <w:rPr>
+          <w:b w:val="0"/>
+        </w:rPr>
+        <w:t xml:space="preserve">Ask three separate questions: can the system do this, is the proposed result correct, and is this particular action allowed? </w:t>
+      </w:r>
+      <w:r>
+        <w:rPr>
+          <w:b/>
+        </w:rPr>
+        <w:t>Evidence</w:t>
+      </w:r>
+      <w:r>
+        <w:rPr>
+          <w:b w:val="0"/>
+        </w:rPr>
+        <w:t xml:space="preserve"> for one question does not automatically answer the others.</w:t>
+      </w:r>
+    </w:p>
+    <w:p>
+      <w:pPr>
+        <w:spacing w:line="336" w:lineRule="auto" w:after="180"/>
+      </w:pPr>
+      <w:r>
+        <w:rPr>
+          <w:b w:val="0"/>
+        </w:rPr>
+        <w:t>Use this fictional paper exercise. A class is preparing an announcement about a model bridge exhibition.</w:t>
+      </w:r>
+    </w:p>
+    <w:p>
+      <w:pPr>
+        <w:spacing w:line="336" w:lineRule="auto" w:after="180"/>
+      </w:pPr>
+      <w:r>
+        <w:rPr>
+          <w:b w:val="0"/>
+        </w:rPr>
+        <w:t>Version A says “Model bridge exhibition, Thursday, Room 6.” The teacher has checked those facts and is responsible for the class noticeboard.</w:t>
+      </w:r>
+    </w:p>
+    <w:p>
+      <w:pPr>
+        <w:spacing w:line="336" w:lineRule="auto" w:after="180"/>
+      </w:pPr>
+      <w:r>
+        <w:rPr>
+          <w:b w:val="0"/>
+        </w:rPr>
+        <w:t>The teacher tells the class editor: “You may put exactly version A on our classroom noticeboard today, once. Do not post it online.” The editor has not yet posted it.</w:t>
+      </w:r>
+    </w:p>
+    <w:p>
+      <w:pPr>
+        <w:spacing w:line="336" w:lineRule="auto" w:after="180"/>
+      </w:pPr>
+      <w:r>
+        <w:rPr>
+          <w:b w:val="0"/>
+        </w:rPr>
+        <w:t xml:space="preserve">In the story, the editor’s tool has buttons for Save draft, Class noticeboard and Public website. Having a button shows a possible </w:t>
+      </w:r>
+      <w:r>
+        <w:rPr>
+          <w:b/>
+        </w:rPr>
+        <w:t>capability</w:t>
+      </w:r>
+      <w:r>
+        <w:rPr>
+          <w:b w:val="0"/>
+        </w:rPr>
+        <w:t xml:space="preserve">. It does not change the teacher’s stated </w:t>
+      </w:r>
+      <w:r>
+        <w:rPr>
+          <w:b/>
+        </w:rPr>
+        <w:t>permission</w:t>
+      </w:r>
+      <w:r>
+        <w:rPr>
+          <w:b w:val="0"/>
+        </w:rPr>
+        <w:t>.</w:t>
+      </w:r>
+    </w:p>
+    <w:p>
+      <w:pPr>
+        <w:spacing w:line="336" w:lineRule="auto" w:after="180"/>
+      </w:pPr>
+      <w:r>
+        <w:rPr>
+          <w:b w:val="0"/>
+        </w:rPr>
+        <w:t>In this lesson, represent actions with paper cards; do not send messages or change a real noticeboard or website.</w:t>
       </w:r>
     </w:p>
     <w:p>
@@ -312,7 +795,24 @@
     </w:p>
     <w:p>
       <w:r>
-        <w:t>VISUAL MECHANISM</w:t>
+        <w:t>Follow the mechanism for Humans Set Boundaries. Connect each labelled input, deciding step and result.</w:t>
+      </w:r>
+    </w:p>
+    <w:p>
+      <w:pPr>
+        <w:spacing w:line="336" w:lineRule="auto" w:after="180"/>
+      </w:pPr>
+      <w:r>
+        <w:rPr>
+          <w:b/>
+        </w:rPr>
+        <w:t xml:space="preserve">VISUAL </w:t>
+      </w:r>
+      <w:r>
+        <w:rPr>
+          <w:b/>
+        </w:rPr>
+        <w:t>MECHANISM</w:t>
       </w:r>
     </w:p>
     <w:p>
@@ -324,7 +824,13 @@
       </w:r>
     </w:p>
     <w:p>
-      <w:r>
+      <w:pPr>
+        <w:spacing w:line="336" w:lineRule="auto" w:after="180"/>
+      </w:pPr>
+      <w:r>
+        <w:rPr>
+          <w:b w:val="0"/>
+        </w:rPr>
         <w:t>Follow the information instead of imagining magic inside the machine.</w:t>
       </w:r>
     </w:p>
@@ -437,32 +943,182 @@
       </w:r>
     </w:p>
     <w:p>
-      <w:r>
-        <w:t>INPUT  human-defined goal, permissions, and system output</w:t>
-      </w:r>
-    </w:p>
-    <w:p>
-      <w:r>
-        <w:t>PROCESS  apply review and escalation gates</w:t>
-      </w:r>
-    </w:p>
-    <w:p>
-      <w:r>
-        <w:t>OUTPUT  approved action, revision, or refusal</w:t>
-      </w:r>
-    </w:p>
-    <w:p>
-      <w:r>
-        <w:t>CORE IDEA  People decide goals, permissions, review points, and consequences.</w:t>
-      </w:r>
-    </w:p>
-    <w:p>
-      <w:r>
-        <w:t>UNDER THE HOOD  Governance surrounds the model: people define scope, access, thresholds, logging, escalation, and accountability. Human oversight is meaningful only when reviewers have authority, information, time, and a safe way to override.</w:t>
-      </w:r>
-    </w:p>
-    <w:p>
-      <w:r>
+      <w:pPr>
+        <w:spacing w:line="336" w:lineRule="auto" w:after="180"/>
+      </w:pPr>
+      <w:r>
+        <w:rPr>
+          <w:b/>
+        </w:rPr>
+        <w:t>INPUT</w:t>
+      </w:r>
+      <w:r>
+        <w:rPr>
+          <w:b w:val="0"/>
+        </w:rPr>
+        <w:t xml:space="preserve">  human-defined goal, </w:t>
+      </w:r>
+      <w:r>
+        <w:rPr>
+          <w:b/>
+        </w:rPr>
+        <w:t>permission</w:t>
+      </w:r>
+      <w:r>
+        <w:rPr>
+          <w:b w:val="0"/>
+        </w:rPr>
+        <w:t xml:space="preserve">s, and system </w:t>
+      </w:r>
+      <w:r>
+        <w:rPr>
+          <w:b/>
+        </w:rPr>
+        <w:t>output</w:t>
+      </w:r>
+    </w:p>
+    <w:p>
+      <w:pPr>
+        <w:spacing w:line="336" w:lineRule="auto" w:after="180"/>
+      </w:pPr>
+      <w:r>
+        <w:rPr>
+          <w:b/>
+        </w:rPr>
+        <w:t>PROCESS</w:t>
+      </w:r>
+      <w:r>
+        <w:rPr>
+          <w:b w:val="0"/>
+        </w:rPr>
+        <w:t xml:space="preserve">  apply review and escalation gates</w:t>
+      </w:r>
+    </w:p>
+    <w:p>
+      <w:pPr>
+        <w:spacing w:line="336" w:lineRule="auto" w:after="180"/>
+      </w:pPr>
+      <w:r>
+        <w:rPr>
+          <w:b/>
+        </w:rPr>
+        <w:t>OUTPUT</w:t>
+      </w:r>
+      <w:r>
+        <w:rPr>
+          <w:b w:val="0"/>
+        </w:rPr>
+        <w:t xml:space="preserve">  approved action, revision, or refusal</w:t>
+      </w:r>
+    </w:p>
+    <w:p>
+      <w:pPr>
+        <w:pStyle w:val="Heading3"/>
+      </w:pPr>
+      <w:r>
+        <w:t>Key idea</w:t>
+      </w:r>
+    </w:p>
+    <w:p>
+      <w:pPr>
+        <w:spacing w:line="336" w:lineRule="auto" w:after="180"/>
+        <w:shd w:fill="EDF7F3"/>
+      </w:pPr>
+      <w:r>
+        <w:rPr>
+          <w:b w:val="0"/>
+        </w:rPr>
+        <w:t xml:space="preserve">CORE IDEA  People decide goals, </w:t>
+      </w:r>
+      <w:r>
+        <w:rPr>
+          <w:b/>
+        </w:rPr>
+        <w:t>permission</w:t>
+      </w:r>
+      <w:r>
+        <w:rPr>
+          <w:b w:val="0"/>
+        </w:rPr>
+        <w:t xml:space="preserve">s, review points, and </w:t>
+      </w:r>
+      <w:r>
+        <w:rPr>
+          <w:b/>
+        </w:rPr>
+        <w:t>consequence</w:t>
+      </w:r>
+      <w:r>
+        <w:rPr>
+          <w:b w:val="0"/>
+        </w:rPr>
+        <w:t>s.</w:t>
+      </w:r>
+    </w:p>
+    <w:p>
+      <w:pPr>
+        <w:pStyle w:val="Heading3"/>
+      </w:pPr>
+      <w:r>
+        <w:t>How the mechanism works</w:t>
+      </w:r>
+    </w:p>
+    <w:p>
+      <w:pPr>
+        <w:spacing w:line="336" w:lineRule="auto" w:after="180"/>
+        <w:shd w:fill="F1F6F8"/>
+      </w:pPr>
+      <w:r>
+        <w:rPr>
+          <w:b w:val="0"/>
+        </w:rPr>
+        <w:t xml:space="preserve">UNDER THE HOOD  Governance surrounds the model: people define </w:t>
+      </w:r>
+      <w:r>
+        <w:rPr>
+          <w:b/>
+        </w:rPr>
+        <w:t>scope</w:t>
+      </w:r>
+      <w:r>
+        <w:rPr>
+          <w:b w:val="0"/>
+        </w:rPr>
+        <w:t>, access, thresholds, logging, escalation, and accountability.</w:t>
+      </w:r>
+    </w:p>
+    <w:p>
+      <w:pPr>
+        <w:spacing w:line="336" w:lineRule="auto" w:after="180"/>
+        <w:shd w:fill="F1F6F8"/>
+      </w:pPr>
+      <w:r>
+        <w:rPr>
+          <w:b w:val="0"/>
+        </w:rPr>
+        <w:t xml:space="preserve">Human oversight is meaningful only when reviewers have </w:t>
+      </w:r>
+      <w:r>
+        <w:rPr>
+          <w:b/>
+        </w:rPr>
+        <w:t>authority</w:t>
+      </w:r>
+      <w:r>
+        <w:rPr>
+          <w:b w:val="0"/>
+        </w:rPr>
+        <w:t>, information, time, and a safe way to override.</w:t>
+      </w:r>
+    </w:p>
+    <w:p>
+      <w:pPr>
+        <w:spacing w:line="336" w:lineRule="auto" w:after="180"/>
+      </w:pPr>
+      <w:r>
+        <w:rPr>
+          <w:b w:val="0"/>
+        </w:rPr>
         <w:t>Draw a fresh example with all three stages:</w:t>
       </w:r>
     </w:p>
@@ -663,13 +1319,95 @@
       </w:r>
     </w:p>
     <w:p>
-      <w:r>
-        <w:t>An approval record should identify the decision maker, the person or system allowed to act, the action, its audience or destination, and any version, time or quantity limit. These details make a permission usable. “Looks good” could mean the wording is clear; without context it may not mean “publish this publicly”. If the intended action is unclear, clarify that action with the person responsible.</w:t>
-      </w:r>
-    </w:p>
-    <w:p>
-      <w:r>
-        <w:t>Here, the teacher has already approved the editor’s one posting of A on the class board today. Once the editor verifies that these conditions still hold, repeatedly requesting the same permission adds no new information. But a classmate saying “Post it everywhere” does not expand the teacher’s approval: the classmate has no authority over publication in this story.</w:t>
+      <w:pPr>
+        <w:spacing w:line="336" w:lineRule="auto" w:after="180"/>
+      </w:pPr>
+      <w:r>
+        <w:rPr>
+          <w:b w:val="0"/>
+        </w:rPr>
+        <w:t xml:space="preserve">An </w:t>
+      </w:r>
+      <w:r>
+        <w:rPr>
+          <w:b/>
+        </w:rPr>
+        <w:t>approval record</w:t>
+      </w:r>
+      <w:r>
+        <w:rPr>
+          <w:b w:val="0"/>
+        </w:rPr>
+        <w:t xml:space="preserve"> should identify the decision maker, the person or system allowed to act, the action, its audience or destination, and any version, time or quantity limit. These details make a </w:t>
+      </w:r>
+      <w:r>
+        <w:rPr>
+          <w:b/>
+        </w:rPr>
+        <w:t>permission</w:t>
+      </w:r>
+      <w:r>
+        <w:rPr>
+          <w:b w:val="0"/>
+        </w:rPr>
+        <w:t xml:space="preserve"> usable.</w:t>
+      </w:r>
+    </w:p>
+    <w:p>
+      <w:pPr>
+        <w:spacing w:line="336" w:lineRule="auto" w:after="180"/>
+      </w:pPr>
+      <w:r>
+        <w:rPr>
+          <w:b w:val="0"/>
+        </w:rPr>
+        <w:t>“Looks good” could mean the wording is clear; without context it may not mean “publish this publicly”. If the intended action is unclear, clarify that action with the person responsible.</w:t>
+      </w:r>
+    </w:p>
+    <w:p>
+      <w:pPr>
+        <w:spacing w:line="336" w:lineRule="auto" w:after="180"/>
+      </w:pPr>
+      <w:r>
+        <w:rPr>
+          <w:b w:val="0"/>
+        </w:rPr>
+        <w:t xml:space="preserve">Here, the teacher has already approved the editor’s one posting of A on the class board today. Once the editor verifies that these conditions still hold, repeatedly requesting the same </w:t>
+      </w:r>
+      <w:r>
+        <w:rPr>
+          <w:b/>
+        </w:rPr>
+        <w:t>permission</w:t>
+      </w:r>
+      <w:r>
+        <w:rPr>
+          <w:b w:val="0"/>
+        </w:rPr>
+        <w:t xml:space="preserve"> adds no new information.</w:t>
+      </w:r>
+    </w:p>
+    <w:p>
+      <w:pPr>
+        <w:spacing w:line="336" w:lineRule="auto" w:after="180"/>
+      </w:pPr>
+      <w:r>
+        <w:rPr>
+          <w:b w:val="0"/>
+        </w:rPr>
+        <w:t xml:space="preserve">But a classmate saying “Post it everywhere” does not expand the teacher’s approval: the classmate has no </w:t>
+      </w:r>
+      <w:r>
+        <w:rPr>
+          <w:b/>
+        </w:rPr>
+        <w:t>authority</w:t>
+      </w:r>
+      <w:r>
+        <w:rPr>
+          <w:b w:val="0"/>
+        </w:rPr>
+        <w:t xml:space="preserve"> over publication in this story.</w:t>
       </w:r>
     </w:p>
     <w:p>
@@ -681,8 +1419,26 @@
       </w:r>
     </w:p>
     <w:p>
-      <w:r>
-        <w:t>Point to the input, the deciding step and the result in this week’s visual. Explain the same step in ordinary words. A picture helps when you can say what each part represents.</w:t>
+      <w:pPr>
+        <w:spacing w:line="336" w:lineRule="auto" w:after="180"/>
+      </w:pPr>
+      <w:r>
+        <w:rPr>
+          <w:b w:val="0"/>
+        </w:rPr>
+        <w:t xml:space="preserve">Point to the </w:t>
+      </w:r>
+      <w:r>
+        <w:rPr>
+          <w:b/>
+        </w:rPr>
+        <w:t>input</w:t>
+      </w:r>
+      <w:r>
+        <w:rPr>
+          <w:b w:val="0"/>
+        </w:rPr>
+        <w:t>, the deciding step and the result in this week’s visual. Explain the same step in ordinary words. A picture helps when you can say what each part represents.</w:t>
       </w:r>
     </w:p>
     <w:p>
@@ -695,6 +1451,17 @@
     </w:p>
     <w:p>
       <w:r>
+        <w:t>Compare the supplied cases for Humans Set Boundaries. Identify the detail that changes the conclusion.</w:t>
+      </w:r>
+    </w:p>
+    <w:p>
+      <w:pPr>
+        <w:spacing w:line="336" w:lineRule="auto" w:after="180"/>
+      </w:pPr>
+      <w:r>
+        <w:rPr>
+          <w:b/>
+        </w:rPr>
         <w:t>PICTURE GALLERY</w:t>
       </w:r>
     </w:p>
@@ -707,8 +1474,26 @@
       </w:r>
     </w:p>
     <w:p>
-      <w:r>
-        <w:t>Use the visual cue, then read the evidence carefully.</w:t>
+      <w:pPr>
+        <w:spacing w:line="336" w:lineRule="auto" w:after="180"/>
+      </w:pPr>
+      <w:r>
+        <w:rPr>
+          <w:b w:val="0"/>
+        </w:rPr>
+        <w:t xml:space="preserve">Use the visual cue, then read the </w:t>
+      </w:r>
+      <w:r>
+        <w:rPr>
+          <w:b/>
+        </w:rPr>
+        <w:t>evidence</w:t>
+      </w:r>
+      <w:r>
+        <w:rPr>
+          <w:b w:val="0"/>
+        </w:rPr>
+        <w:t xml:space="preserve"> carefully.</w:t>
       </w:r>
     </w:p>
     <w:p>
@@ -856,55 +1641,254 @@
       </w:r>
     </w:p>
     <w:p>
-      <w:r>
-        <w:t>CASE 1 — Suggest bin  Clue: low-stakes output. Meaning: student may confirm.</w:t>
-      </w:r>
-    </w:p>
-    <w:p>
-      <w:r>
-        <w:t>CASE 2 — Identify owner  Clue: personal decision. Meaning: adult permission required.</w:t>
-      </w:r>
-    </w:p>
-    <w:p>
-      <w:r>
-        <w:t>CASE 3 — Not sure  Clue: weak evidence. Meaning: review gate.</w:t>
-      </w:r>
-    </w:p>
-    <w:p>
-      <w:r>
+      <w:pPr>
+        <w:pStyle w:val="Heading3"/>
+      </w:pPr>
+      <w:r>
+        <w:t>The case to investigate</w:t>
+      </w:r>
+    </w:p>
+    <w:p>
+      <w:pPr>
+        <w:spacing w:line="336" w:lineRule="auto" w:after="180"/>
+        <w:shd w:fill="F1F6FC"/>
+      </w:pPr>
+      <w:r>
+        <w:rPr>
+          <w:b w:val="0"/>
+        </w:rPr>
+        <w:t xml:space="preserve">CASE 1 — Suggest bin  Clue: low-stakes </w:t>
+      </w:r>
+      <w:r>
+        <w:rPr>
+          <w:b/>
+        </w:rPr>
+        <w:t>output</w:t>
+      </w:r>
+      <w:r>
+        <w:rPr>
+          <w:b w:val="0"/>
+        </w:rPr>
+        <w:t>. Meaning: student may confirm.</w:t>
+      </w:r>
+    </w:p>
+    <w:p>
+      <w:pPr>
+        <w:pStyle w:val="Heading3"/>
+      </w:pPr>
+      <w:r>
+        <w:t>The case to investigate</w:t>
+      </w:r>
+    </w:p>
+    <w:p>
+      <w:pPr>
+        <w:spacing w:line="336" w:lineRule="auto" w:after="180"/>
+        <w:shd w:fill="F1F6FC"/>
+      </w:pPr>
+      <w:r>
+        <w:rPr>
+          <w:b w:val="0"/>
+        </w:rPr>
+        <w:t xml:space="preserve">CASE 2 — Identify owner  Clue: personal decision. Meaning: adult </w:t>
+      </w:r>
+      <w:r>
+        <w:rPr>
+          <w:b/>
+        </w:rPr>
+        <w:t>permission</w:t>
+      </w:r>
+      <w:r>
+        <w:rPr>
+          <w:b w:val="0"/>
+        </w:rPr>
+        <w:t xml:space="preserve"> required.</w:t>
+      </w:r>
+    </w:p>
+    <w:p>
+      <w:pPr>
+        <w:pStyle w:val="Heading3"/>
+      </w:pPr>
+      <w:r>
+        <w:t>The case to investigate</w:t>
+      </w:r>
+    </w:p>
+    <w:p>
+      <w:pPr>
+        <w:spacing w:line="336" w:lineRule="auto" w:after="180"/>
+        <w:shd w:fill="F1F6FC"/>
+      </w:pPr>
+      <w:r>
+        <w:rPr>
+          <w:b w:val="0"/>
+        </w:rPr>
+        <w:t xml:space="preserve">CASE 3 — Not sure  Clue: weak </w:t>
+      </w:r>
+      <w:r>
+        <w:rPr>
+          <w:b/>
+        </w:rPr>
+        <w:t>evidence</w:t>
+      </w:r>
+      <w:r>
+        <w:rPr>
+          <w:b w:val="0"/>
+        </w:rPr>
+        <w:t xml:space="preserve">. Meaning: </w:t>
+      </w:r>
+      <w:r>
+        <w:rPr>
+          <w:b/>
+        </w:rPr>
+        <w:t>review gate</w:t>
+      </w:r>
+      <w:r>
+        <w:rPr>
+          <w:b w:val="0"/>
+        </w:rPr>
+        <w:t>.</w:t>
+      </w:r>
+    </w:p>
+    <w:p>
+      <w:pPr>
+        <w:pStyle w:val="Heading3"/>
+      </w:pPr>
+      <w:r>
+        <w:t>The case to investigate</w:t>
+      </w:r>
+    </w:p>
+    <w:p>
+      <w:pPr>
+        <w:spacing w:line="336" w:lineRule="auto" w:after="180"/>
+        <w:shd w:fill="F1F6FC"/>
+      </w:pPr>
+      <w:r>
+        <w:rPr>
+          <w:b w:val="0"/>
+        </w:rPr>
         <w:t>CASE 4 — Repeated error  Clue: pattern of failure. Meaning: pause and redesign.</w:t>
       </w:r>
     </w:p>
     <w:p>
-      <w:r>
-        <w:t>BOUNDARY  A human in the room is not meaningful oversight if the person cannot understand or change the outcome.</w:t>
-      </w:r>
-    </w:p>
-    <w:p>
-      <w:r>
-        <w:t>Which two pictures are easiest to confuse? What evidence separates them?</w:t>
-      </w:r>
-    </w:p>
-    <w:p>
       <w:pPr>
         <w:pStyle w:val="Heading3"/>
       </w:pPr>
       <w:r>
+        <w:t>Keep this boundary clear</w:t>
+      </w:r>
+    </w:p>
+    <w:p>
+      <w:pPr>
+        <w:spacing w:line="336" w:lineRule="auto" w:after="180"/>
+        <w:shd w:fill="FFF5E6"/>
+      </w:pPr>
+      <w:r>
+        <w:rPr>
+          <w:b/>
+        </w:rPr>
+        <w:t>BOUNDARY</w:t>
+      </w:r>
+      <w:r>
+        <w:rPr>
+          <w:b w:val="0"/>
+        </w:rPr>
+        <w:t xml:space="preserve">  A human in the room is not meaningful oversight if the person cannot understand or change the outcome.</w:t>
+      </w:r>
+    </w:p>
+    <w:p>
+      <w:pPr>
+        <w:spacing w:line="336" w:lineRule="auto" w:after="180"/>
+        <w:shd w:fill="F5F1FB"/>
+      </w:pPr>
+      <w:r>
+        <w:rPr>
+          <w:b w:val="0"/>
+        </w:rPr>
+        <w:t xml:space="preserve">Which two pictures are easiest to confuse? What </w:t>
+      </w:r>
+      <w:r>
+        <w:rPr>
+          <w:b/>
+        </w:rPr>
+        <w:t>evidence</w:t>
+      </w:r>
+      <w:r>
+        <w:rPr>
+          <w:b w:val="0"/>
+        </w:rPr>
+        <w:t xml:space="preserve"> separates them?</w:t>
+      </w:r>
+    </w:p>
+    <w:p>
+      <w:pPr>
+        <w:pStyle w:val="Heading3"/>
+      </w:pPr>
+      <w:r>
         <w:t>Change one thing in the pictured case</w:t>
       </w:r>
     </w:p>
     <w:p>
-      <w:r>
+      <w:pPr>
+        <w:pStyle w:val="Heading3"/>
+      </w:pPr>
+      <w:r>
+        <w:t>Change one thing</w:t>
+      </w:r>
+    </w:p>
+    <w:p>
+      <w:pPr>
+        <w:spacing w:line="336" w:lineRule="auto" w:after="180"/>
+        <w:shd w:fill="F5F1FB"/>
+      </w:pPr>
+      <w:r>
+        <w:rPr>
+          <w:b w:val="0"/>
+        </w:rPr>
         <w:t>Change: P2 has already been published once under this approval.</w:t>
       </w:r>
     </w:p>
     <w:p>
-      <w:r>
-        <w:t>Prediction: A second publication is not covered.</w:t>
-      </w:r>
-    </w:p>
-    <w:p>
-      <w:r>
+      <w:pPr>
+        <w:pStyle w:val="Heading3"/>
+      </w:pPr>
+      <w:r>
+        <w:t>Predicted result</w:t>
+      </w:r>
+    </w:p>
+    <w:p>
+      <w:pPr>
+        <w:spacing w:line="336" w:lineRule="auto" w:after="180"/>
+        <w:shd w:fill="F1F6FC"/>
+      </w:pPr>
+      <w:r>
+        <w:rPr>
+          <w:b/>
+        </w:rPr>
+        <w:t>Prediction</w:t>
+      </w:r>
+      <w:r>
+        <w:rPr>
+          <w:b w:val="0"/>
+        </w:rPr>
+        <w:t>: A second publication is not covered.</w:t>
+      </w:r>
+    </w:p>
+    <w:p>
+      <w:pPr>
+        <w:pStyle w:val="Heading3"/>
+      </w:pPr>
+      <w:r>
+        <w:t>Why the result follows</w:t>
+      </w:r>
+    </w:p>
+    <w:p>
+      <w:pPr>
+        <w:spacing w:line="336" w:lineRule="auto" w:after="180"/>
+        <w:shd w:fill="F1F6FC"/>
+      </w:pPr>
+      <w:r>
+        <w:rPr>
+          <w:b w:val="0"/>
+        </w:rPr>
         <w:t>Reason: The instruction allowed a single use, not repeated actions.</w:t>
       </w:r>
     </w:p>
@@ -918,6 +1902,17 @@
     </w:p>
     <w:p>
       <w:r>
+        <w:t>Use the vocabulary of Humans Set Boundaries to explain a concrete decision, rather than only memorising definitions.</w:t>
+      </w:r>
+    </w:p>
+    <w:p>
+      <w:pPr>
+        <w:spacing w:line="336" w:lineRule="auto" w:after="180"/>
+      </w:pPr>
+      <w:r>
+        <w:rPr>
+          <w:b/>
+        </w:rPr>
         <w:t>VOCABULARY</w:t>
       </w:r>
     </w:p>
@@ -930,7 +1925,13 @@
       </w:r>
     </w:p>
     <w:p>
-      <w:r>
+      <w:pPr>
+        <w:spacing w:line="336" w:lineRule="auto" w:after="180"/>
+      </w:pPr>
+      <w:r>
+        <w:rPr>
+          <w:b w:val="0"/>
+        </w:rPr>
         <w:t>The badge is a memory cue; the definition does the real thinking work.</w:t>
       </w:r>
     </w:p>
@@ -1254,17 +2255,57 @@
       </w:r>
     </w:p>
     <w:p>
-      <w:r>
+      <w:pPr>
+        <w:pStyle w:val="Heading3"/>
+      </w:pPr>
+      <w:r>
+        <w:t>Find the unsupported claim</w:t>
+      </w:r>
+    </w:p>
+    <w:p>
+      <w:pPr>
+        <w:spacing w:line="336" w:lineRule="auto" w:after="180"/>
+        <w:shd w:fill="F5F1FB"/>
+      </w:pPr>
+      <w:r>
+        <w:rPr>
+          <w:b w:val="0"/>
+        </w:rPr>
         <w:t>CLAIM TO REPAIR  Human review makes every system safe.</w:t>
       </w:r>
     </w:p>
     <w:p>
-      <w:r>
-        <w:t>Use one vocabulary word and one piece of evidence to repair it:</w:t>
-      </w:r>
-    </w:p>
-    <w:p>
-      <w:r>
+      <w:pPr>
+        <w:spacing w:line="336" w:lineRule="auto" w:after="180"/>
+      </w:pPr>
+      <w:r>
+        <w:rPr>
+          <w:b w:val="0"/>
+        </w:rPr>
+        <w:t xml:space="preserve">Use one vocabulary word and one piece of </w:t>
+      </w:r>
+      <w:r>
+        <w:rPr>
+          <w:b/>
+        </w:rPr>
+        <w:t>evidence</w:t>
+      </w:r>
+      <w:r>
+        <w:rPr>
+          <w:b w:val="0"/>
+        </w:rPr>
+        <w:t xml:space="preserve"> to repair it:</w:t>
+      </w:r>
+    </w:p>
+    <w:p>
+      <w:pPr>
+        <w:spacing w:line="336" w:lineRule="auto" w:after="180"/>
+        <w:shd w:fill="EDF7F3"/>
+      </w:pPr>
+      <w:r>
+        <w:rPr>
+          <w:b w:val="0"/>
+        </w:rPr>
         <w:t>WORD POWER  A strong definition helps you decide something in a new case.</w:t>
       </w:r>
     </w:p>
@@ -1410,6 +2451,17 @@
     </w:p>
     <w:p>
       <w:r>
+        <w:t>Follow the worked trace for Humans Set Boundaries, predict a step, then compare with its explanation.</w:t>
+      </w:r>
+    </w:p>
+    <w:p>
+      <w:pPr>
+        <w:spacing w:line="336" w:lineRule="auto" w:after="180"/>
+      </w:pPr>
+      <w:r>
+        <w:rPr>
+          <w:b/>
+        </w:rPr>
         <w:t>WORKED EXAMPLE</w:t>
       </w:r>
     </w:p>
@@ -1422,8 +2474,26 @@
       </w:r>
     </w:p>
     <w:p>
-      <w:r>
-        <w:t>Every step connects a claim to observable evidence.</w:t>
+      <w:pPr>
+        <w:spacing w:line="336" w:lineRule="auto" w:after="180"/>
+      </w:pPr>
+      <w:r>
+        <w:rPr>
+          <w:b w:val="0"/>
+        </w:rPr>
+        <w:t xml:space="preserve">Every step connects a claim to observable </w:t>
+      </w:r>
+      <w:r>
+        <w:rPr>
+          <w:b/>
+        </w:rPr>
+        <w:t>evidence</w:t>
+      </w:r>
+      <w:r>
+        <w:rPr>
+          <w:b w:val="0"/>
+        </w:rPr>
+        <w:t>.</w:t>
       </w:r>
     </w:p>
     <w:p>
@@ -1463,38 +2533,213 @@
       </w:r>
     </w:p>
     <w:p>
-      <w:r>
+      <w:pPr>
+        <w:pStyle w:val="Heading3"/>
+      </w:pPr>
+      <w:r>
+        <w:t>The case to investigate</w:t>
+      </w:r>
+    </w:p>
+    <w:p>
+      <w:pPr>
+        <w:spacing w:line="336" w:lineRule="auto" w:after="180"/>
+        <w:shd w:fill="F1F6FC"/>
+      </w:pPr>
+      <w:r>
+        <w:rPr>
+          <w:b w:val="0"/>
+        </w:rPr>
         <w:t>CASE  A classroom helper may suggest a bin, but people decide what data it may use, when an adult reviews, and what happens after a mistake.</w:t>
       </w:r>
     </w:p>
     <w:p>
-      <w:r>
-        <w:t>STEP 1 — OBSERVE  human-defined goal, permissions, and system output</w:t>
-      </w:r>
-    </w:p>
-    <w:p>
-      <w:r>
+      <w:pPr>
+        <w:pStyle w:val="Heading3"/>
+      </w:pPr>
+      <w:r>
+        <w:t>Step 1</w:t>
+      </w:r>
+    </w:p>
+    <w:p>
+      <w:pPr>
+        <w:spacing w:line="336" w:lineRule="auto" w:after="180"/>
+        <w:shd w:fill="F4F9FC"/>
+      </w:pPr>
+      <w:r>
+        <w:rPr>
+          <w:b w:val="0"/>
+        </w:rPr>
+        <w:t xml:space="preserve">STEP 1 — OBSERVE  human-defined goal, </w:t>
+      </w:r>
+      <w:r>
+        <w:rPr>
+          <w:b/>
+        </w:rPr>
+        <w:t>permission</w:t>
+      </w:r>
+      <w:r>
+        <w:rPr>
+          <w:b w:val="0"/>
+        </w:rPr>
+        <w:t xml:space="preserve">s, and system </w:t>
+      </w:r>
+      <w:r>
+        <w:rPr>
+          <w:b/>
+        </w:rPr>
+        <w:t>output</w:t>
+      </w:r>
+    </w:p>
+    <w:p>
+      <w:pPr>
+        <w:pStyle w:val="Heading3"/>
+      </w:pPr>
+      <w:r>
+        <w:t>Step 2</w:t>
+      </w:r>
+    </w:p>
+    <w:p>
+      <w:pPr>
+        <w:spacing w:line="336" w:lineRule="auto" w:after="180"/>
+        <w:shd w:fill="F4F9FC"/>
+      </w:pPr>
+      <w:r>
+        <w:rPr>
+          <w:b w:val="0"/>
+        </w:rPr>
         <w:t>STEP 2 — TRACE  apply review and escalation gates</w:t>
       </w:r>
     </w:p>
     <w:p>
-      <w:r>
+      <w:pPr>
+        <w:pStyle w:val="Heading3"/>
+      </w:pPr>
+      <w:r>
+        <w:t>Step 3</w:t>
+      </w:r>
+    </w:p>
+    <w:p>
+      <w:pPr>
+        <w:spacing w:line="336" w:lineRule="auto" w:after="180"/>
+        <w:shd w:fill="F4F9FC"/>
+      </w:pPr>
+      <w:r>
+        <w:rPr>
+          <w:b w:val="0"/>
+        </w:rPr>
         <w:t>STEP 3 — CONCLUDE  approved action, revision, or refusal</w:t>
       </w:r>
     </w:p>
     <w:p>
-      <w:r>
-        <w:t>MODEL REASONING  Mark where data enters, where the system predicts, where a person reviews, and who may act. Give reviewers the evidence and power to correct or stop the process. High-consequence cases should not pass automatically.</w:t>
-      </w:r>
-    </w:p>
-    <w:p>
-      <w:r>
+      <w:pPr>
+        <w:pStyle w:val="Heading3"/>
+      </w:pPr>
+      <w:r>
+        <w:t>Model answer</w:t>
+      </w:r>
+    </w:p>
+    <w:p>
+      <w:pPr>
+        <w:spacing w:line="336" w:lineRule="auto" w:after="180"/>
+        <w:shd w:fill="F1F6FC"/>
+      </w:pPr>
+      <w:r>
+        <w:rPr>
+          <w:b w:val="0"/>
+        </w:rPr>
+        <w:t xml:space="preserve">MODEL REASONING  Mark where data enters, where the system predicts, where a person reviews, and who may act. Give reviewers the </w:t>
+      </w:r>
+      <w:r>
+        <w:rPr>
+          <w:b/>
+        </w:rPr>
+        <w:t>evidence</w:t>
+      </w:r>
+      <w:r>
+        <w:rPr>
+          <w:b w:val="0"/>
+        </w:rPr>
+        <w:t xml:space="preserve"> and power to correct or stop the </w:t>
+      </w:r>
+      <w:r>
+        <w:rPr>
+          <w:b/>
+        </w:rPr>
+        <w:t>process</w:t>
+      </w:r>
+      <w:r>
+        <w:rPr>
+          <w:b w:val="0"/>
+        </w:rPr>
+        <w:t>.</w:t>
+      </w:r>
+    </w:p>
+    <w:p>
+      <w:pPr>
+        <w:spacing w:line="336" w:lineRule="auto" w:after="180"/>
+        <w:shd w:fill="F1F6FC"/>
+      </w:pPr>
+      <w:r>
+        <w:rPr>
+          <w:b w:val="0"/>
+        </w:rPr>
+        <w:t>High-</w:t>
+      </w:r>
+      <w:r>
+        <w:rPr>
+          <w:b/>
+        </w:rPr>
+        <w:t>consequence</w:t>
+      </w:r>
+      <w:r>
+        <w:rPr>
+          <w:b w:val="0"/>
+        </w:rPr>
+        <w:t xml:space="preserve"> cases should not pass automatically.</w:t>
+      </w:r>
+    </w:p>
+    <w:p>
+      <w:pPr>
+        <w:pStyle w:val="Heading3"/>
+      </w:pPr>
+      <w:r>
+        <w:t>A claim to avoid</w:t>
+      </w:r>
+    </w:p>
+    <w:p>
+      <w:pPr>
+        <w:spacing w:line="336" w:lineRule="auto" w:after="180"/>
+        <w:shd w:fill="FFF5E6"/>
+      </w:pPr>
+      <w:r>
+        <w:rPr>
+          <w:b w:val="0"/>
+        </w:rPr>
         <w:t>DO NOT OVERCLAIM  A human in the room is not meaningful oversight if the person cannot understand or change the outcome.</w:t>
       </w:r>
     </w:p>
     <w:p>
-      <w:r>
-        <w:t>What new evidence could change this answer?</w:t>
+      <w:pPr>
+        <w:spacing w:line="336" w:lineRule="auto" w:after="180"/>
+        <w:shd w:fill="F5F1FB"/>
+      </w:pPr>
+      <w:r>
+        <w:rPr>
+          <w:b w:val="0"/>
+        </w:rPr>
+        <w:t xml:space="preserve">What new </w:t>
+      </w:r>
+      <w:r>
+        <w:rPr>
+          <w:b/>
+        </w:rPr>
+        <w:t>evidence</w:t>
+      </w:r>
+      <w:r>
+        <w:rPr>
+          <w:b w:val="0"/>
+        </w:rPr>
+        <w:t xml:space="preserve"> could change this answer?</w:t>
       </w:r>
     </w:p>
     <w:p>
@@ -1649,25 +2894,85 @@
       </w:tr>
     </w:tbl>
     <w:p>
-      <w:r>
-        <w:t>Suppose a current room record changes the exhibition to Room 8. The editor makes version B with Room 8, which is now factually supported. The old approval explicitly covered exactly A. The editor should hold publication and show B and the changed room record to the teacher. Publishing the now-outdated A just because it was approved would fail the factual check.</w:t>
-      </w:r>
-    </w:p>
-    <w:p>
-      <w:r>
-        <w:t>A useful review request makes the choice concrete: “The room record now says Room 8. Here is version B with only that change. May the editor post B on the classroom board today, once?” A request to review a specific change is easier to assess than an unexplained “Is this okay?” The teacher can approve, decline or request another change before anything is posted.</w:t>
-      </w:r>
-    </w:p>
-    <w:p>
       <w:pPr>
         <w:pStyle w:val="Heading3"/>
       </w:pPr>
       <w:r>
+        <w:t>Worked explanation · Humans Set Boundaries</w:t>
+      </w:r>
+    </w:p>
+    <w:p>
+      <w:pPr>
+        <w:spacing w:line="336" w:lineRule="auto" w:after="180"/>
+        <w:shd w:fill="F1F6FC"/>
+      </w:pPr>
+      <w:r>
+        <w:rPr>
+          <w:b w:val="0"/>
+        </w:rPr>
+        <w:t>Suppose a current room record changes the exhibition to Room 8. The editor makes version B with Room 8, which is now factually supported. The old approval explicitly covered exactly A.</w:t>
+      </w:r>
+    </w:p>
+    <w:p>
+      <w:pPr>
+        <w:spacing w:line="336" w:lineRule="auto" w:after="180"/>
+        <w:shd w:fill="F1F6FC"/>
+      </w:pPr>
+      <w:r>
+        <w:rPr>
+          <w:b w:val="0"/>
+        </w:rPr>
+        <w:t>The editor should hold publication and show B and the changed room record to the teacher. Publishing the now-outdated A just because it was approved would fail the factual check.</w:t>
+      </w:r>
+    </w:p>
+    <w:p>
+      <w:pPr>
+        <w:pStyle w:val="Heading3"/>
+      </w:pPr>
+      <w:r>
+        <w:t>Worked explanation · Humans Set Boundaries</w:t>
+      </w:r>
+    </w:p>
+    <w:p>
+      <w:pPr>
+        <w:spacing w:line="336" w:lineRule="auto" w:after="180"/>
+        <w:shd w:fill="F1F6FC"/>
+      </w:pPr>
+      <w:r>
+        <w:rPr>
+          <w:b w:val="0"/>
+        </w:rPr>
+        <w:t>A useful review request makes the choice concrete: “The room record now says Room 8. Here is version B with only that change.</w:t>
+      </w:r>
+    </w:p>
+    <w:p>
+      <w:pPr>
+        <w:spacing w:line="336" w:lineRule="auto" w:after="180"/>
+        <w:shd w:fill="F1F6FC"/>
+      </w:pPr>
+      <w:r>
+        <w:rPr>
+          <w:b w:val="0"/>
+        </w:rPr>
+        <w:t>May the editor post B on the classroom board today, once?” A request to review a specific change is easier to assess than an unexplained “Is this okay?” The teacher can approve, decline or request another change before anything is posted.</w:t>
+      </w:r>
+    </w:p>
+    <w:p>
+      <w:pPr>
+        <w:pStyle w:val="Heading3"/>
+      </w:pPr>
+      <w:r>
         <w:t>Learn from the worked case</w:t>
       </w:r>
     </w:p>
     <w:p>
-      <w:r>
+      <w:pPr>
+        <w:spacing w:line="336" w:lineRule="auto" w:after="180"/>
+      </w:pPr>
+      <w:r>
+        <w:rPr>
+          <w:b w:val="0"/>
+        </w:rPr>
         <w:t>Cover the result before checking it. Say what is given, choose the procedure, and follow one step at a time. Then uncover the result and explain your first mismatch. Ask why a step is allowed, not only what number it produces.</w:t>
       </w:r>
     </w:p>
@@ -1680,7 +2985,13 @@
       </w:r>
     </w:p>
     <w:p>
-      <w:r>
+      <w:pPr>
+        <w:spacing w:line="336" w:lineRule="auto" w:after="180"/>
+      </w:pPr>
+      <w:r>
+        <w:rPr>
+          <w:b w:val="0"/>
+        </w:rPr>
         <w:t>A fictional teacher approves one checked classroom poster for internal display.</w:t>
       </w:r>
     </w:p>
@@ -1693,12 +3004,42 @@
       </w:r>
     </w:p>
     <w:p>
-      <w:r>
+      <w:pPr>
+        <w:pStyle w:val="Heading3"/>
+      </w:pPr>
+      <w:r>
+        <w:t>Supplied facts</w:t>
+      </w:r>
+    </w:p>
+    <w:p>
+      <w:pPr>
+        <w:spacing w:line="336" w:lineRule="auto" w:after="180"/>
+        <w:shd w:fill="F1F6FC"/>
+      </w:pPr>
+      <w:r>
+        <w:rPr>
+          <w:b w:val="0"/>
+        </w:rPr>
         <w:t>Approval: publish exactly poster P2 on the classroom noticeboard today, once.</w:t>
       </w:r>
     </w:p>
     <w:p>
-      <w:r>
+      <w:pPr>
+        <w:pStyle w:val="Heading3"/>
+      </w:pPr>
+      <w:r>
+        <w:t>Supplied facts</w:t>
+      </w:r>
+    </w:p>
+    <w:p>
+      <w:pPr>
+        <w:spacing w:line="336" w:lineRule="auto" w:after="180"/>
+        <w:shd w:fill="F1F6FC"/>
+      </w:pPr>
+      <w:r>
+        <w:rPr>
+          <w:b w:val="0"/>
+        </w:rPr>
         <w:t>Assistant proposes P2 there; P3 there after an edit; P2 on a public website.</w:t>
       </w:r>
     </w:p>
@@ -1884,30 +3225,132 @@
       </w:r>
     </w:p>
     <w:p>
-      <w:r>
-        <w:t>A general intention to help the class does not grant every action that might help. Check the version, destination and time explicitly. An edit may improve accuracy while still changing the approved artifact. The assistant should hold the changed poster for review rather than treating its own confidence as permission.</w:t>
-      </w:r>
-    </w:p>
-    <w:p>
       <w:pPr>
         <w:pStyle w:val="Heading3"/>
       </w:pPr>
       <w:r>
+        <w:t>Why the result follows</w:t>
+      </w:r>
+    </w:p>
+    <w:p>
+      <w:pPr>
+        <w:spacing w:line="336" w:lineRule="auto" w:after="180"/>
+        <w:shd w:fill="F1F6FC"/>
+      </w:pPr>
+      <w:r>
+        <w:rPr>
+          <w:b w:val="0"/>
+        </w:rPr>
+        <w:t>A general intention to help the class does not grant every action that might help. Check the version, destination and time explicitly. An edit may improve accuracy while still changing the approved artifact.</w:t>
+      </w:r>
+    </w:p>
+    <w:p>
+      <w:pPr>
+        <w:spacing w:line="336" w:lineRule="auto" w:after="180"/>
+        <w:shd w:fill="F1F6FC"/>
+      </w:pPr>
+      <w:r>
+        <w:rPr>
+          <w:b w:val="0"/>
+        </w:rPr>
+        <w:t xml:space="preserve">The assistant should hold the changed poster for review rather than treating its own confidence as </w:t>
+      </w:r>
+      <w:r>
+        <w:rPr>
+          <w:b/>
+        </w:rPr>
+        <w:t>permission</w:t>
+      </w:r>
+      <w:r>
+        <w:rPr>
+          <w:b w:val="0"/>
+        </w:rPr>
+        <w:t>.</w:t>
+      </w:r>
+    </w:p>
+    <w:p>
+      <w:pPr>
+        <w:pStyle w:val="Heading3"/>
+      </w:pPr>
+      <w:r>
         <w:t>What this example does not establish</w:t>
       </w:r>
     </w:p>
     <w:p>
-      <w:r>
-        <w:t>Permission does not prove content accuracy; factual checks and action authority are separate requirements.</w:t>
-      </w:r>
-    </w:p>
-    <w:p>
-      <w:r>
+      <w:pPr>
+        <w:pStyle w:val="Heading3"/>
+      </w:pPr>
+      <w:r>
+        <w:t>Keep the stated limit</w:t>
+      </w:r>
+    </w:p>
+    <w:p>
+      <w:pPr>
+        <w:spacing w:line="336" w:lineRule="auto" w:after="180"/>
+        <w:shd w:fill="FFF5E6"/>
+      </w:pPr>
+      <w:r>
+        <w:rPr>
+          <w:b/>
+        </w:rPr>
+        <w:t>Permission</w:t>
+      </w:r>
+      <w:r>
+        <w:rPr>
+          <w:b w:val="0"/>
+        </w:rPr>
+        <w:t xml:space="preserve"> does not prove content accuracy; factual checks and action </w:t>
+      </w:r>
+      <w:r>
+        <w:rPr>
+          <w:b/>
+        </w:rPr>
+        <w:t>authority</w:t>
+      </w:r>
+      <w:r>
+        <w:rPr>
+          <w:b w:val="0"/>
+        </w:rPr>
+        <w:t xml:space="preserve"> are separate requirements.</w:t>
+      </w:r>
+    </w:p>
+    <w:p>
+      <w:pPr>
+        <w:pStyle w:val="Heading3"/>
+      </w:pPr>
+      <w:r>
+        <w:t>Keep the stated limit</w:t>
+      </w:r>
+    </w:p>
+    <w:p>
+      <w:pPr>
+        <w:spacing w:line="336" w:lineRule="auto" w:after="180"/>
+        <w:shd w:fill="FFF5E6"/>
+      </w:pPr>
+      <w:r>
+        <w:rPr>
+          <w:b w:val="0"/>
+        </w:rPr>
         <w:t>Read the labelled picture: Which original proposal is authorised? Why do the other two need separate approval?</w:t>
       </w:r>
     </w:p>
     <w:p>
-      <w:r>
+      <w:pPr>
+        <w:pStyle w:val="Heading3"/>
+      </w:pPr>
+      <w:r>
+        <w:t>Keep the stated limit</w:t>
+      </w:r>
+    </w:p>
+    <w:p>
+      <w:pPr>
+        <w:spacing w:line="336" w:lineRule="auto" w:after="180"/>
+        <w:shd w:fill="FFF5E6"/>
+      </w:pPr>
+      <w:r>
+        <w:rPr>
+          <w:b w:val="0"/>
+        </w:rPr>
         <w:t>Change one thing: P2 has already been published once under this approval. Predict the result before checking the explanation. What remains the same?</w:t>
       </w:r>
     </w:p>
@@ -1921,6 +3364,17 @@
     </w:p>
     <w:p>
       <w:r>
+        <w:t>Find the unsupported step in the Humans Set Boundaries claim and explain a repair using the supplied evidence.</w:t>
+      </w:r>
+    </w:p>
+    <w:p>
+      <w:pPr>
+        <w:spacing w:line="336" w:lineRule="auto" w:after="180"/>
+      </w:pPr>
+      <w:r>
+        <w:rPr>
+          <w:b/>
+        </w:rPr>
         <w:t>COMPARE</w:t>
       </w:r>
     </w:p>
@@ -1933,8 +3387,26 @@
       </w:r>
     </w:p>
     <w:p>
-      <w:r>
-        <w:t>A comparison helps reveal the true concept boundary.</w:t>
+      <w:pPr>
+        <w:spacing w:line="336" w:lineRule="auto" w:after="180"/>
+      </w:pPr>
+      <w:r>
+        <w:rPr>
+          <w:b w:val="0"/>
+        </w:rPr>
+        <w:t xml:space="preserve">A comparison helps reveal the true concept </w:t>
+      </w:r>
+      <w:r>
+        <w:rPr>
+          <w:b/>
+        </w:rPr>
+        <w:t>boundary</w:t>
+      </w:r>
+      <w:r>
+        <w:rPr>
+          <w:b w:val="0"/>
+        </w:rPr>
+        <w:t>.</w:t>
       </w:r>
     </w:p>
     <w:tbl>
@@ -2121,53 +3593,200 @@
       </w:r>
     </w:p>
     <w:p>
-      <w:r>
+      <w:pPr>
+        <w:pStyle w:val="Heading3"/>
+      </w:pPr>
+      <w:r>
+        <w:t>Challenge claim A</w:t>
+      </w:r>
+    </w:p>
+    <w:p>
+      <w:pPr>
+        <w:spacing w:line="336" w:lineRule="auto" w:after="180"/>
+        <w:shd w:fill="F5F1FB"/>
+      </w:pPr>
+      <w:r>
+        <w:rPr>
+          <w:b w:val="0"/>
+        </w:rPr>
         <w:t>CLAIM A  Human review makes every system safe.</w:t>
       </w:r>
     </w:p>
     <w:p>
-      <w:r>
+      <w:pPr>
+        <w:spacing w:line="336" w:lineRule="auto" w:after="180"/>
+      </w:pPr>
+      <w:r>
+        <w:rPr>
+          <w:b w:val="0"/>
+        </w:rPr>
         <w:t>Repair:</w:t>
       </w:r>
     </w:p>
     <w:p>
-      <w:r>
-        <w:t>CLAIM B  The model decides the goal and acceptable consequences.</w:t>
-      </w:r>
-    </w:p>
-    <w:p>
-      <w:r>
+      <w:pPr>
+        <w:pStyle w:val="Heading3"/>
+      </w:pPr>
+      <w:r>
+        <w:t>Challenge claim B</w:t>
+      </w:r>
+    </w:p>
+    <w:p>
+      <w:pPr>
+        <w:spacing w:line="336" w:lineRule="auto" w:after="180"/>
+        <w:shd w:fill="F5F1FB"/>
+      </w:pPr>
+      <w:r>
+        <w:rPr>
+          <w:b w:val="0"/>
+        </w:rPr>
+        <w:t xml:space="preserve">CLAIM B  The model decides the goal and acceptable </w:t>
+      </w:r>
+      <w:r>
+        <w:rPr>
+          <w:b/>
+        </w:rPr>
+        <w:t>consequence</w:t>
+      </w:r>
+      <w:r>
+        <w:rPr>
+          <w:b w:val="0"/>
+        </w:rPr>
+        <w:t>s.</w:t>
+      </w:r>
+    </w:p>
+    <w:p>
+      <w:pPr>
+        <w:spacing w:line="336" w:lineRule="auto" w:after="180"/>
+      </w:pPr>
+      <w:r>
+        <w:rPr>
+          <w:b w:val="0"/>
+        </w:rPr>
         <w:t>Repair:</w:t>
       </w:r>
     </w:p>
     <w:p>
-      <w:r>
-        <w:t>STRONG ANSWER FRAME  I claim ______ because the evidence shows ______. The process is ______. One limit is ______.</w:t>
-      </w:r>
-    </w:p>
-    <w:p>
       <w:pPr>
         <w:pStyle w:val="Heading3"/>
       </w:pPr>
       <w:r>
+        <w:t>A frame for explaining</w:t>
+      </w:r>
+    </w:p>
+    <w:p>
+      <w:pPr>
+        <w:spacing w:line="336" w:lineRule="auto" w:after="180"/>
+        <w:shd w:fill="F1F6FC"/>
+      </w:pPr>
+      <w:r>
+        <w:rPr>
+          <w:b w:val="0"/>
+        </w:rPr>
+        <w:t xml:space="preserve">STRONG ANSWER FRAME  I claim ______ because the </w:t>
+      </w:r>
+      <w:r>
+        <w:rPr>
+          <w:b/>
+        </w:rPr>
+        <w:t>evidence</w:t>
+      </w:r>
+      <w:r>
+        <w:rPr>
+          <w:b w:val="0"/>
+        </w:rPr>
+        <w:t xml:space="preserve"> shows ______. The </w:t>
+      </w:r>
+      <w:r>
+        <w:rPr>
+          <w:b/>
+        </w:rPr>
+        <w:t>process</w:t>
+      </w:r>
+      <w:r>
+        <w:rPr>
+          <w:b w:val="0"/>
+        </w:rPr>
+        <w:t xml:space="preserve"> is ______. One limit is ______.</w:t>
+      </w:r>
+    </w:p>
+    <w:p>
+      <w:pPr>
+        <w:pStyle w:val="Heading3"/>
+      </w:pPr>
+      <w:r>
         <w:t>A closer explanation</w:t>
       </w:r>
     </w:p>
     <w:p>
-      <w:r>
-        <w:t>After an allowed action, note what was done, by whom, with which version and destination. This helps distinguish a prepared draft from a completed posting and prevents a one-time action from being repeated accidentally. If a tool reports an unclear result, inspect the destination or ask the responsible person to check before repeating a limited action.</w:t>
-      </w:r>
-    </w:p>
-    <w:p>
-      <w:r>
-        <w:t>If the editor discovers that A was posted publicly by mistake, stop further posting and tell the teacher what version and destination were involved. Follow the teacher’s directions to correct or remove it. A later deletion does not establish that nobody saw or copied it. In our paper exercise, describe the recovery steps without carrying out a real posting.</w:t>
-      </w:r>
-    </w:p>
-    <w:p>
       <w:pPr>
         <w:pStyle w:val="Heading3"/>
       </w:pPr>
       <w:r>
+        <w:t>Check the claim against the facts</w:t>
+      </w:r>
+    </w:p>
+    <w:p>
+      <w:pPr>
+        <w:spacing w:line="336" w:lineRule="auto" w:after="180"/>
+        <w:shd w:fill="FFF5E6"/>
+      </w:pPr>
+      <w:r>
+        <w:rPr>
+          <w:b w:val="0"/>
+        </w:rPr>
+        <w:t>After an allowed action, note what was done, by whom, with which version and destination. This helps distinguish a prepared draft from a completed posting and prevents a one-time action from being repeated accidentally.</w:t>
+      </w:r>
+    </w:p>
+    <w:p>
+      <w:pPr>
+        <w:spacing w:line="336" w:lineRule="auto" w:after="180"/>
+        <w:shd w:fill="FFF5E6"/>
+      </w:pPr>
+      <w:r>
+        <w:rPr>
+          <w:b w:val="0"/>
+        </w:rPr>
+        <w:t>If a tool reports an unclear result, inspect the destination or ask the responsible person to check before repeating a limited action.</w:t>
+      </w:r>
+    </w:p>
+    <w:p>
+      <w:pPr>
+        <w:pStyle w:val="Heading3"/>
+      </w:pPr>
+      <w:r>
+        <w:t>Check the claim against the facts</w:t>
+      </w:r>
+    </w:p>
+    <w:p>
+      <w:pPr>
+        <w:spacing w:line="336" w:lineRule="auto" w:after="180"/>
+        <w:shd w:fill="FFF5E6"/>
+      </w:pPr>
+      <w:r>
+        <w:rPr>
+          <w:b w:val="0"/>
+        </w:rPr>
+        <w:t>If the editor discovers that A was posted publicly by mistake, stop further posting and tell the teacher what version and destination were involved. Follow the teacher’s directions to correct or remove it.</w:t>
+      </w:r>
+    </w:p>
+    <w:p>
+      <w:pPr>
+        <w:spacing w:line="336" w:lineRule="auto" w:after="180"/>
+        <w:shd w:fill="FFF5E6"/>
+      </w:pPr>
+      <w:r>
+        <w:rPr>
+          <w:b w:val="0"/>
+        </w:rPr>
+        <w:t>A later deletion does not establish that nobody saw or copied it. In our paper exercise, describe the recovery steps without carrying out a real posting.</w:t>
+      </w:r>
+    </w:p>
+    <w:p>
+      <w:pPr>
+        <w:pStyle w:val="Heading3"/>
+      </w:pPr>
+      <w:r>
         <w:t>The teacher now explicitly allows the editor to replace A with checked version B on the classroom noticeboard today, once. Before any replacement, the editor proposes exactly that action. Must the editor request the identical approval again? Explain what to check and what still remains outside the permission</w:t>
       </w:r>
     </w:p>
@@ -2201,6 +3820,17 @@
     </w:p>
     <w:p>
       <w:r>
+        <w:t>Practise Humans Set Boundaries with support, then explain the deciding step in your own words.</w:t>
+      </w:r>
+    </w:p>
+    <w:p>
+      <w:pPr>
+        <w:spacing w:line="336" w:lineRule="auto" w:after="180"/>
+      </w:pPr>
+      <w:r>
+        <w:rPr>
+          <w:b/>
+        </w:rPr>
         <w:t>GUIDED PRACTICE</w:t>
       </w:r>
     </w:p>
@@ -2213,7 +3843,13 @@
       </w:r>
     </w:p>
     <w:p>
-      <w:r>
+      <w:pPr>
+        <w:spacing w:line="336" w:lineRule="auto" w:after="180"/>
+      </w:pPr>
+      <w:r>
+        <w:rPr>
+          <w:b w:val="0"/>
+        </w:rPr>
         <w:t>Use support now so you can succeed independently later.</w:t>
       </w:r>
     </w:p>
@@ -2254,46 +3890,228 @@
       </w:r>
     </w:p>
     <w:p>
-      <w:r>
-        <w:t>Explain how the picture story demonstrates this idea: People decide goals, permissions, review points, and consequences.</w:t>
-      </w:r>
-    </w:p>
-    <w:p>
-      <w:r>
-        <w:t>Use a fresh example to explain boundary.</w:t>
-      </w:r>
-    </w:p>
-    <w:p>
-      <w:r>
-        <w:t>Trace a new input → process → output example.</w:t>
-      </w:r>
-    </w:p>
-    <w:p>
-      <w:r>
-        <w:t>Find and repair the error in: The model decides the goal and acceptable consequences.</w:t>
-      </w:r>
-    </w:p>
-    <w:p>
-      <w:r>
+      <w:pPr>
+        <w:spacing w:line="336" w:lineRule="auto" w:after="180"/>
+      </w:pPr>
+      <w:r>
+        <w:rPr>
+          <w:b w:val="0"/>
+        </w:rPr>
+        <w:t xml:space="preserve">Explain how the picture story demonstrates this idea: People decide goals, </w:t>
+      </w:r>
+      <w:r>
+        <w:rPr>
+          <w:b/>
+        </w:rPr>
+        <w:t>permission</w:t>
+      </w:r>
+      <w:r>
+        <w:rPr>
+          <w:b w:val="0"/>
+        </w:rPr>
+        <w:t xml:space="preserve">s, review points, and </w:t>
+      </w:r>
+      <w:r>
+        <w:rPr>
+          <w:b/>
+        </w:rPr>
+        <w:t>consequence</w:t>
+      </w:r>
+      <w:r>
+        <w:rPr>
+          <w:b w:val="0"/>
+        </w:rPr>
+        <w:t>s.</w:t>
+      </w:r>
+    </w:p>
+    <w:p>
+      <w:pPr>
+        <w:spacing w:line="336" w:lineRule="auto" w:after="180"/>
+      </w:pPr>
+      <w:r>
+        <w:rPr>
+          <w:b w:val="0"/>
+        </w:rPr>
+        <w:t xml:space="preserve">Use a fresh example to explain </w:t>
+      </w:r>
+      <w:r>
+        <w:rPr>
+          <w:b/>
+        </w:rPr>
+        <w:t>boundary</w:t>
+      </w:r>
+      <w:r>
+        <w:rPr>
+          <w:b w:val="0"/>
+        </w:rPr>
+        <w:t>.</w:t>
+      </w:r>
+    </w:p>
+    <w:p>
+      <w:pPr>
+        <w:spacing w:line="336" w:lineRule="auto" w:after="180"/>
+      </w:pPr>
+      <w:r>
+        <w:rPr>
+          <w:b w:val="0"/>
+        </w:rPr>
+        <w:t xml:space="preserve">Trace a new </w:t>
+      </w:r>
+      <w:r>
+        <w:rPr>
+          <w:b/>
+        </w:rPr>
+        <w:t>input</w:t>
+      </w:r>
+      <w:r>
+        <w:rPr>
+          <w:b w:val="0"/>
+        </w:rPr>
+        <w:t xml:space="preserve"> → </w:t>
+      </w:r>
+      <w:r>
+        <w:rPr>
+          <w:b/>
+        </w:rPr>
+        <w:t>process</w:t>
+      </w:r>
+      <w:r>
+        <w:rPr>
+          <w:b w:val="0"/>
+        </w:rPr>
+        <w:t xml:space="preserve"> → </w:t>
+      </w:r>
+      <w:r>
+        <w:rPr>
+          <w:b/>
+        </w:rPr>
+        <w:t>output</w:t>
+      </w:r>
+      <w:r>
+        <w:rPr>
+          <w:b w:val="0"/>
+        </w:rPr>
+        <w:t xml:space="preserve"> example.</w:t>
+      </w:r>
+    </w:p>
+    <w:p>
+      <w:pPr>
+        <w:spacing w:line="336" w:lineRule="auto" w:after="180"/>
+      </w:pPr>
+      <w:r>
+        <w:rPr>
+          <w:b w:val="0"/>
+        </w:rPr>
+        <w:t xml:space="preserve">Find and repair the error in: The model decides the goal and acceptable </w:t>
+      </w:r>
+      <w:r>
+        <w:rPr>
+          <w:b/>
+        </w:rPr>
+        <w:t>consequence</w:t>
+      </w:r>
+      <w:r>
+        <w:rPr>
+          <w:b w:val="0"/>
+        </w:rPr>
+        <w:t>s.</w:t>
+      </w:r>
+    </w:p>
+    <w:p>
+      <w:pPr>
+        <w:spacing w:line="336" w:lineRule="auto" w:after="180"/>
+      </w:pPr>
+      <w:r>
+        <w:rPr>
+          <w:b w:val="0"/>
+        </w:rPr>
         <w:t>Invent one edge case and name the safe response.</w:t>
       </w:r>
     </w:p>
     <w:p>
-      <w:r>
-        <w:t>PARTNER CHECK  Point to the evidence. Do not accept an answer that only repeats the vocabulary word.</w:t>
-      </w:r>
-    </w:p>
-    <w:p>
       <w:pPr>
         <w:pStyle w:val="Heading3"/>
       </w:pPr>
       <w:r>
+        <w:t>Check with a partner</w:t>
+      </w:r>
+    </w:p>
+    <w:p>
+      <w:pPr>
+        <w:spacing w:line="336" w:lineRule="auto" w:after="180"/>
+        <w:shd w:fill="F5F1FB"/>
+      </w:pPr>
+      <w:r>
+        <w:rPr>
+          <w:b w:val="0"/>
+        </w:rPr>
+        <w:t xml:space="preserve">PARTNER CHECK  Point to the </w:t>
+      </w:r>
+      <w:r>
+        <w:rPr>
+          <w:b/>
+        </w:rPr>
+        <w:t>evidence</w:t>
+      </w:r>
+      <w:r>
+        <w:rPr>
+          <w:b w:val="0"/>
+        </w:rPr>
+        <w:t>. Do not accept an answer that only repeats the vocabulary word.</w:t>
+      </w:r>
+    </w:p>
+    <w:p>
+      <w:pPr>
+        <w:pStyle w:val="Heading3"/>
+      </w:pPr>
+      <w:r>
         <w:t>A closer explanation</w:t>
       </w:r>
     </w:p>
     <w:p>
-      <w:r>
-        <w:t>Compare the actual proposed action with the recorded permission immediately before carrying it out. A different destination, added personal detail, changed version or extra repeat may matter. Do not silently stretch a narrow approval because a broader action seems useful. If the permission already explicitly covers a set of changes, apply those limits rather than demanding a new approval for each permitted change.</w:t>
+      <w:pPr>
+        <w:spacing w:line="336" w:lineRule="auto" w:after="180"/>
+      </w:pPr>
+      <w:r>
+        <w:rPr>
+          <w:b w:val="0"/>
+        </w:rPr>
+        <w:t xml:space="preserve">Compare the actual proposed action with the recorded </w:t>
+      </w:r>
+      <w:r>
+        <w:rPr>
+          <w:b/>
+        </w:rPr>
+        <w:t>permission</w:t>
+      </w:r>
+      <w:r>
+        <w:rPr>
+          <w:b w:val="0"/>
+        </w:rPr>
+        <w:t xml:space="preserve"> immediately before carrying it out. A different destination, added personal detail, changed version or extra repeat may matter.</w:t>
+      </w:r>
+    </w:p>
+    <w:p>
+      <w:pPr>
+        <w:spacing w:line="336" w:lineRule="auto" w:after="180"/>
+      </w:pPr>
+      <w:r>
+        <w:rPr>
+          <w:b w:val="0"/>
+        </w:rPr>
+        <w:t xml:space="preserve">Do not silently stretch a narrow approval because a broader action seems useful. If the </w:t>
+      </w:r>
+      <w:r>
+        <w:rPr>
+          <w:b/>
+        </w:rPr>
+        <w:t>permission</w:t>
+      </w:r>
+      <w:r>
+        <w:rPr>
+          <w:b w:val="0"/>
+        </w:rPr>
+        <w:t xml:space="preserve"> already explicitly covers a set of changes, apply those limits rather than demanding a new approval for each permitted change.</w:t>
       </w:r>
     </w:p>
     <w:p>
@@ -2340,8 +4158,55 @@
       </w:r>
     </w:p>
     <w:p>
-      <w:r>
-        <w:t>Permission is not created by text inside a draft. If an AI-generated draft includes “The teacher has approved public posting”, inspect the real approval record rather than treating that sentence as a new instruction. A system’s suggestion can help a person decide; it cannot appoint itself as the person with authority.</w:t>
+      <w:pPr>
+        <w:spacing w:line="336" w:lineRule="auto" w:after="180"/>
+      </w:pPr>
+      <w:r>
+        <w:rPr>
+          <w:b/>
+        </w:rPr>
+        <w:t>Permission</w:t>
+      </w:r>
+      <w:r>
+        <w:rPr>
+          <w:b w:val="0"/>
+        </w:rPr>
+        <w:t xml:space="preserve"> is not created by text inside a draft. If an AI-generated draft includes “The teacher has approved public posting”, inspect the real </w:t>
+      </w:r>
+      <w:r>
+        <w:rPr>
+          <w:b/>
+        </w:rPr>
+        <w:t>approval record</w:t>
+      </w:r>
+      <w:r>
+        <w:rPr>
+          <w:b w:val="0"/>
+        </w:rPr>
+        <w:t xml:space="preserve"> rather than treating that sentence as a new instruction.</w:t>
+      </w:r>
+    </w:p>
+    <w:p>
+      <w:pPr>
+        <w:spacing w:line="336" w:lineRule="auto" w:after="180"/>
+      </w:pPr>
+      <w:r>
+        <w:rPr>
+          <w:b w:val="0"/>
+        </w:rPr>
+        <w:t xml:space="preserve">A system’s suggestion can help a person decide; it cannot appoint itself as the person with </w:t>
+      </w:r>
+      <w:r>
+        <w:rPr>
+          <w:b/>
+        </w:rPr>
+        <w:t>authority</w:t>
+      </w:r>
+      <w:r>
+        <w:rPr>
+          <w:b w:val="0"/>
+        </w:rPr>
+        <w:t>.</w:t>
       </w:r>
     </w:p>
     <w:p>
@@ -2353,8 +4218,50 @@
       </w:r>
     </w:p>
     <w:p>
-      <w:r>
-        <w:t>Use workbook W2 for the connected example “Human authority and permission”. First fill the input and rule boxes. Try the middle steps before asking for a hint. After a hint, try the next step yourself.</w:t>
+      <w:pPr>
+        <w:spacing w:line="336" w:lineRule="auto" w:after="180"/>
+      </w:pPr>
+      <w:r>
+        <w:rPr>
+          <w:b w:val="0"/>
+        </w:rPr>
+        <w:t xml:space="preserve">Use workbook W2 for the connected example “Human </w:t>
+      </w:r>
+      <w:r>
+        <w:rPr>
+          <w:b/>
+        </w:rPr>
+        <w:t>authority</w:t>
+      </w:r>
+      <w:r>
+        <w:rPr>
+          <w:b w:val="0"/>
+        </w:rPr>
+        <w:t xml:space="preserve"> and </w:t>
+      </w:r>
+      <w:r>
+        <w:rPr>
+          <w:b/>
+        </w:rPr>
+        <w:t>permission</w:t>
+      </w:r>
+      <w:r>
+        <w:rPr>
+          <w:b w:val="0"/>
+        </w:rPr>
+        <w:t xml:space="preserve">”. First fill the </w:t>
+      </w:r>
+      <w:r>
+        <w:rPr>
+          <w:b/>
+        </w:rPr>
+        <w:t>input</w:t>
+      </w:r>
+      <w:r>
+        <w:rPr>
+          <w:b w:val="0"/>
+        </w:rPr>
+        <w:t xml:space="preserve"> and rule boxes. Try the middle steps before asking for a hint. After a hint, try the next step yourself.</w:t>
       </w:r>
     </w:p>
     <w:tbl>
@@ -2437,7 +4344,13 @@
       </w:tr>
     </w:tbl>
     <w:p>
-      <w:r>
+      <w:pPr>
+        <w:spacing w:line="336" w:lineRule="auto" w:after="180"/>
+      </w:pPr>
+      <w:r>
+        <w:rPr>
+          <w:b w:val="0"/>
+        </w:rPr>
         <w:t>Explain your trace to a partner. Your partner points to one step to check. Swap roles on the next case. Each person writes their own explanation.</w:t>
       </w:r>
     </w:p>
@@ -2450,12 +4363,71 @@
       </w:r>
     </w:p>
     <w:p>
-      <w:r>
-        <w:t>Use the worked case for Human authority and permission. Proposed explanation: “A working button grants permission”. Decide whether this explanation is supported. Point to the step or supplied fact that decides; explain your repair if needed.</w:t>
-      </w:r>
-    </w:p>
-    <w:p>
-      <w:r>
+      <w:pPr>
+        <w:spacing w:line="336" w:lineRule="auto" w:after="180"/>
+      </w:pPr>
+      <w:r>
+        <w:rPr>
+          <w:b w:val="0"/>
+        </w:rPr>
+        <w:t xml:space="preserve">Use the worked case for Human </w:t>
+      </w:r>
+      <w:r>
+        <w:rPr>
+          <w:b/>
+        </w:rPr>
+        <w:t>authority</w:t>
+      </w:r>
+      <w:r>
+        <w:rPr>
+          <w:b w:val="0"/>
+        </w:rPr>
+        <w:t xml:space="preserve"> and </w:t>
+      </w:r>
+      <w:r>
+        <w:rPr>
+          <w:b/>
+        </w:rPr>
+        <w:t>permission</w:t>
+      </w:r>
+      <w:r>
+        <w:rPr>
+          <w:b w:val="0"/>
+        </w:rPr>
+        <w:t xml:space="preserve">. Proposed explanation: “A working button grants </w:t>
+      </w:r>
+      <w:r>
+        <w:rPr>
+          <w:b/>
+        </w:rPr>
+        <w:t>permission</w:t>
+      </w:r>
+      <w:r>
+        <w:rPr>
+          <w:b w:val="0"/>
+        </w:rPr>
+        <w:t>”. Decide whether this explanation is supported.</w:t>
+      </w:r>
+    </w:p>
+    <w:p>
+      <w:pPr>
+        <w:spacing w:line="336" w:lineRule="auto" w:after="180"/>
+      </w:pPr>
+      <w:r>
+        <w:rPr>
+          <w:b w:val="0"/>
+        </w:rPr>
+        <w:t>Point to the step or supplied fact that decides; explain your repair if needed.</w:t>
+      </w:r>
+    </w:p>
+    <w:p>
+      <w:pPr>
+        <w:spacing w:line="336" w:lineRule="auto" w:after="180"/>
+      </w:pPr>
+      <w:r>
+        <w:rPr>
+          <w:b w:val="0"/>
+        </w:rPr>
         <w:t>Answer on your own before discussion. If you are unsure, say which step you need help with.</w:t>
       </w:r>
     </w:p>
@@ -2468,7 +4440,14 @@
       </w:r>
     </w:p>
     <w:p>
-      <w:r>
+      <w:pPr>
+        <w:spacing w:line="336" w:lineRule="auto" w:after="180"/>
+        <w:shd w:fill="F5F1FB"/>
+      </w:pPr>
+      <w:r>
+        <w:rPr>
+          <w:b w:val="0"/>
+        </w:rPr>
         <w:t>Which original proposal is authorised? Why do the other two need separate approval?</w:t>
       </w:r>
     </w:p>
@@ -2501,7 +4480,13 @@
       </w:r>
     </w:p>
     <w:p>
-      <w:r>
+      <w:pPr>
+        <w:spacing w:line="336" w:lineRule="auto" w:after="180"/>
+      </w:pPr>
+      <w:r>
+        <w:rPr>
+          <w:b w:val="0"/>
+        </w:rPr>
         <w:t>This is supported practice. Keep the separately named independent case for an attempt before feedback.</w:t>
       </w:r>
     </w:p>
@@ -2515,6 +4500,17 @@
     </w:p>
     <w:p>
       <w:r>
+        <w:t>Investigate Humans Set Boundaries. Record the prediction, actual observation or labelled paper trace, explanation and next test separately.</w:t>
+      </w:r>
+    </w:p>
+    <w:p>
+      <w:pPr>
+        <w:spacing w:line="336" w:lineRule="auto" w:after="180"/>
+      </w:pPr>
+      <w:r>
+        <w:rPr>
+          <w:b/>
+        </w:rPr>
         <w:t>EXPLORER LAB</w:t>
       </w:r>
     </w:p>
@@ -2527,8 +4523,26 @@
       </w:r>
     </w:p>
     <w:p>
-      <w:r>
-        <w:t>Predict first, test honestly, and explain what the evidence means.</w:t>
+      <w:pPr>
+        <w:spacing w:line="336" w:lineRule="auto" w:after="180"/>
+      </w:pPr>
+      <w:r>
+        <w:rPr>
+          <w:b w:val="0"/>
+        </w:rPr>
+        <w:t xml:space="preserve">Predict first, test honestly, and explain what the </w:t>
+      </w:r>
+      <w:r>
+        <w:rPr>
+          <w:b/>
+        </w:rPr>
+        <w:t>evidence</w:t>
+      </w:r>
+      <w:r>
+        <w:rPr>
+          <w:b w:val="0"/>
+        </w:rPr>
+        <w:t xml:space="preserve"> means.</w:t>
       </w:r>
     </w:p>
     <w:p>
@@ -2568,27 +4582,138 @@
       </w:r>
     </w:p>
     <w:p>
-      <w:r>
-        <w:t>State your prediction before the result is known.</w:t>
-      </w:r>
-    </w:p>
-    <w:p>
-      <w:r>
-        <w:t>Complete the task: Add adult-review gates to a classroom helper.</w:t>
-      </w:r>
-    </w:p>
-    <w:p>
-      <w:r>
+      <w:pPr>
+        <w:pStyle w:val="Heading3"/>
+      </w:pPr>
+      <w:r>
+        <w:t>1. Predict</w:t>
+      </w:r>
+    </w:p>
+    <w:p>
+      <w:pPr>
+        <w:spacing w:line="336" w:lineRule="auto" w:after="180"/>
+        <w:shd w:fill="F4F9FC"/>
+      </w:pPr>
+      <w:r>
+        <w:rPr>
+          <w:b w:val="0"/>
+        </w:rPr>
+        <w:t xml:space="preserve">State your </w:t>
+      </w:r>
+      <w:r>
+        <w:rPr>
+          <w:b/>
+        </w:rPr>
+        <w:t>prediction</w:t>
+      </w:r>
+      <w:r>
+        <w:rPr>
+          <w:b w:val="0"/>
+        </w:rPr>
+        <w:t xml:space="preserve"> before the result is known.</w:t>
+      </w:r>
+    </w:p>
+    <w:p>
+      <w:pPr>
+        <w:pStyle w:val="Heading3"/>
+      </w:pPr>
+      <w:r>
+        <w:t>2. Investigate</w:t>
+      </w:r>
+    </w:p>
+    <w:p>
+      <w:pPr>
+        <w:spacing w:line="336" w:lineRule="auto" w:after="180"/>
+        <w:shd w:fill="F4F9FC"/>
+      </w:pPr>
+      <w:r>
+        <w:rPr>
+          <w:b w:val="0"/>
+        </w:rPr>
+        <w:t>Complete the task: Add adult-</w:t>
+      </w:r>
+      <w:r>
+        <w:rPr>
+          <w:b/>
+        </w:rPr>
+        <w:t>review gate</w:t>
+      </w:r>
+      <w:r>
+        <w:rPr>
+          <w:b w:val="0"/>
+        </w:rPr>
+        <w:t>s to a classroom helper.</w:t>
+      </w:r>
+    </w:p>
+    <w:p>
+      <w:pPr>
+        <w:pStyle w:val="Heading3"/>
+      </w:pPr>
+      <w:r>
+        <w:t>3. Compare cases</w:t>
+      </w:r>
+    </w:p>
+    <w:p>
+      <w:pPr>
+        <w:spacing w:line="336" w:lineRule="auto" w:after="180"/>
+        <w:shd w:fill="F4F9FC"/>
+      </w:pPr>
+      <w:r>
+        <w:rPr>
+          <w:b w:val="0"/>
+        </w:rPr>
         <w:t>Keep a normal case and an edge case clearly separated.</w:t>
       </w:r>
     </w:p>
     <w:p>
-      <w:r>
-        <w:t>Record what happened—even when it does not match your prediction.</w:t>
-      </w:r>
-    </w:p>
-    <w:p>
-      <w:r>
+      <w:pPr>
+        <w:pStyle w:val="Heading3"/>
+      </w:pPr>
+      <w:r>
+        <w:t>4. Record honestly</w:t>
+      </w:r>
+    </w:p>
+    <w:p>
+      <w:pPr>
+        <w:spacing w:line="336" w:lineRule="auto" w:after="180"/>
+        <w:shd w:fill="F4F9FC"/>
+      </w:pPr>
+      <w:r>
+        <w:rPr>
+          <w:b w:val="0"/>
+        </w:rPr>
+        <w:t xml:space="preserve">Record what happened—even when it does not match your </w:t>
+      </w:r>
+      <w:r>
+        <w:rPr>
+          <w:b/>
+        </w:rPr>
+        <w:t>prediction</w:t>
+      </w:r>
+      <w:r>
+        <w:rPr>
+          <w:b w:val="0"/>
+        </w:rPr>
+        <w:t>.</w:t>
+      </w:r>
+    </w:p>
+    <w:p>
+      <w:pPr>
+        <w:pStyle w:val="Heading3"/>
+      </w:pPr>
+      <w:r>
+        <w:t>5. Explain and plan the next test</w:t>
+      </w:r>
+    </w:p>
+    <w:p>
+      <w:pPr>
+        <w:spacing w:line="336" w:lineRule="auto" w:after="180"/>
+        <w:shd w:fill="F4F9FC"/>
+      </w:pPr>
+      <w:r>
+        <w:rPr>
+          <w:b w:val="0"/>
+        </w:rPr>
         <w:t>Explain the result, one limitation, and the next useful test.</w:t>
       </w:r>
     </w:p>
@@ -2723,7 +4848,22 @@
       </w:tr>
     </w:tbl>
     <w:p>
-      <w:r>
+      <w:pPr>
+        <w:pStyle w:val="Heading3"/>
+      </w:pPr>
+      <w:r>
+        <w:t>Use a fresh case after support</w:t>
+      </w:r>
+    </w:p>
+    <w:p>
+      <w:pPr>
+        <w:spacing w:line="336" w:lineRule="auto" w:after="180"/>
+        <w:shd w:fill="FFF5E6"/>
+      </w:pPr>
+      <w:r>
+        <w:rPr>
+          <w:b w:val="0"/>
+        </w:rPr>
         <w:t>INDEPENDENCE  After support is removed, repeat the proof with a fresh case.</w:t>
       </w:r>
     </w:p>
@@ -2736,7 +4876,13 @@
       </w:r>
     </w:p>
     <w:p>
-      <w:r>
+      <w:pPr>
+        <w:spacing w:line="336" w:lineRule="auto" w:after="180"/>
+      </w:pPr>
+      <w:r>
+        <w:rPr>
+          <w:b w:val="0"/>
+        </w:rPr>
         <w:t>Before trying: what do I expect, and why? While trying: which step could first go wrong? Afterwards: what did I actually observe, and what should change? Keep “not run” if you only traced the procedure.</w:t>
       </w:r>
     </w:p>
@@ -2750,6 +4896,17 @@
     </w:p>
     <w:p>
       <w:r>
+        <w:t>Move from recall to tracing, diagnosis and transfer in Humans Set Boundaries. Explain why each step is justified.</w:t>
+      </w:r>
+    </w:p>
+    <w:p>
+      <w:pPr>
+        <w:spacing w:line="336" w:lineRule="auto" w:after="180"/>
+      </w:pPr>
+      <w:r>
+        <w:rPr>
+          <w:b/>
+        </w:rPr>
         <w:t>PRACTICE LADDER</w:t>
       </w:r>
     </w:p>
@@ -2762,7 +4919,13 @@
       </w:r>
     </w:p>
     <w:p>
-      <w:r>
+      <w:pPr>
+        <w:spacing w:line="336" w:lineRule="auto" w:after="180"/>
+      </w:pPr>
+      <w:r>
+        <w:rPr>
+          <w:b w:val="0"/>
+        </w:rPr>
         <w:t>Each step asks for a stronger kind of understanding.</w:t>
       </w:r>
     </w:p>
@@ -2803,42 +4966,202 @@
       </w:r>
     </w:p>
     <w:p>
-      <w:r>
-        <w:t>RECALL  Define boundary.</w:t>
-      </w:r>
-    </w:p>
-    <w:p>
-      <w:r>
-        <w:t>EXPLAIN  People decide goals, permissions, review points, and consequences.</w:t>
-      </w:r>
-    </w:p>
-    <w:p>
-      <w:r>
-        <w:t>TRACE  Show the input, process, and output.</w:t>
-      </w:r>
-    </w:p>
-    <w:p>
-      <w:r>
+      <w:pPr>
+        <w:spacing w:line="336" w:lineRule="auto" w:after="180"/>
+        <w:shd w:fill="F4F9FC"/>
+      </w:pPr>
+      <w:r>
+        <w:rPr>
+          <w:b w:val="0"/>
+        </w:rPr>
+        <w:t xml:space="preserve">RECALL  Define </w:t>
+      </w:r>
+      <w:r>
+        <w:rPr>
+          <w:b/>
+        </w:rPr>
+        <w:t>boundary</w:t>
+      </w:r>
+      <w:r>
+        <w:rPr>
+          <w:b w:val="0"/>
+        </w:rPr>
+        <w:t>.</w:t>
+      </w:r>
+    </w:p>
+    <w:p>
+      <w:pPr>
+        <w:spacing w:line="336" w:lineRule="auto" w:after="180"/>
+        <w:shd w:fill="F4F9FC"/>
+      </w:pPr>
+      <w:r>
+        <w:rPr>
+          <w:b w:val="0"/>
+        </w:rPr>
+        <w:t xml:space="preserve">EXPLAIN  People decide goals, </w:t>
+      </w:r>
+      <w:r>
+        <w:rPr>
+          <w:b/>
+        </w:rPr>
+        <w:t>permission</w:t>
+      </w:r>
+      <w:r>
+        <w:rPr>
+          <w:b w:val="0"/>
+        </w:rPr>
+        <w:t xml:space="preserve">s, review points, and </w:t>
+      </w:r>
+      <w:r>
+        <w:rPr>
+          <w:b/>
+        </w:rPr>
+        <w:t>consequence</w:t>
+      </w:r>
+      <w:r>
+        <w:rPr>
+          <w:b w:val="0"/>
+        </w:rPr>
+        <w:t>s.</w:t>
+      </w:r>
+    </w:p>
+    <w:p>
+      <w:pPr>
+        <w:spacing w:line="336" w:lineRule="auto" w:after="180"/>
+        <w:shd w:fill="F4F9FC"/>
+      </w:pPr>
+      <w:r>
+        <w:rPr>
+          <w:b w:val="0"/>
+        </w:rPr>
+        <w:t xml:space="preserve">TRACE  Show the </w:t>
+      </w:r>
+      <w:r>
+        <w:rPr>
+          <w:b/>
+        </w:rPr>
+        <w:t>input</w:t>
+      </w:r>
+      <w:r>
+        <w:rPr>
+          <w:b w:val="0"/>
+        </w:rPr>
+        <w:t xml:space="preserve">, </w:t>
+      </w:r>
+      <w:r>
+        <w:rPr>
+          <w:b/>
+        </w:rPr>
+        <w:t>process</w:t>
+      </w:r>
+      <w:r>
+        <w:rPr>
+          <w:b w:val="0"/>
+        </w:rPr>
+        <w:t xml:space="preserve">, and </w:t>
+      </w:r>
+      <w:r>
+        <w:rPr>
+          <w:b/>
+        </w:rPr>
+        <w:t>output</w:t>
+      </w:r>
+      <w:r>
+        <w:rPr>
+          <w:b w:val="0"/>
+        </w:rPr>
+        <w:t>.</w:t>
+      </w:r>
+    </w:p>
+    <w:p>
+      <w:pPr>
+        <w:spacing w:line="336" w:lineRule="auto" w:after="180"/>
+        <w:shd w:fill="F4F9FC"/>
+      </w:pPr>
+      <w:r>
+        <w:rPr>
+          <w:b w:val="0"/>
+        </w:rPr>
         <w:t>DIAGNOSE  Repair: Human review makes every system safe.</w:t>
       </w:r>
     </w:p>
     <w:p>
-      <w:r>
+      <w:pPr>
+        <w:spacing w:line="336" w:lineRule="auto" w:after="180"/>
+        <w:shd w:fill="F4F9FC"/>
+      </w:pPr>
+      <w:r>
+        <w:rPr>
+          <w:b w:val="0"/>
+        </w:rPr>
         <w:t>TRANSFER  Apply the idea to a new home or classroom case.</w:t>
       </w:r>
     </w:p>
     <w:p>
-      <w:r>
+      <w:pPr>
+        <w:spacing w:line="336" w:lineRule="auto" w:after="180"/>
+        <w:shd w:fill="F4F9FC"/>
+      </w:pPr>
+      <w:r>
+        <w:rPr>
+          <w:b w:val="0"/>
+        </w:rPr>
         <w:t>CREATE  Design one revealing test.</w:t>
       </w:r>
     </w:p>
     <w:p>
-      <w:r>
-        <w:t>DEFEND  Give a claim, evidence, mechanism, limit, and safe action.</w:t>
-      </w:r>
-    </w:p>
-    <w:p>
-      <w:r>
+      <w:pPr>
+        <w:spacing w:line="336" w:lineRule="auto" w:after="180"/>
+        <w:shd w:fill="F4F9FC"/>
+      </w:pPr>
+      <w:r>
+        <w:rPr>
+          <w:b w:val="0"/>
+        </w:rPr>
+        <w:t xml:space="preserve">DEFEND  Give a claim, </w:t>
+      </w:r>
+      <w:r>
+        <w:rPr>
+          <w:b/>
+        </w:rPr>
+        <w:t>evidence</w:t>
+      </w:r>
+      <w:r>
+        <w:rPr>
+          <w:b w:val="0"/>
+        </w:rPr>
+        <w:t xml:space="preserve">, </w:t>
+      </w:r>
+      <w:r>
+        <w:rPr>
+          <w:b/>
+        </w:rPr>
+        <w:t>mechanism</w:t>
+      </w:r>
+      <w:r>
+        <w:rPr>
+          <w:b w:val="0"/>
+        </w:rPr>
+        <w:t>, limit, and safe action.</w:t>
+      </w:r>
+    </w:p>
+    <w:p>
+      <w:pPr>
+        <w:pStyle w:val="Heading3"/>
+      </w:pPr>
+      <w:r>
+        <w:t>When to retry</w:t>
+      </w:r>
+    </w:p>
+    <w:p>
+      <w:pPr>
+        <w:spacing w:line="336" w:lineRule="auto" w:after="180"/>
+        <w:shd w:fill="F1F6F8"/>
+      </w:pPr>
+      <w:r>
+        <w:rPr>
+          <w:b w:val="0"/>
+        </w:rPr>
         <w:t>RETRY RULE  A coached answer becomes mastery only after you solve a different case independently.</w:t>
       </w:r>
     </w:p>
@@ -2852,6 +5175,17 @@
     </w:p>
     <w:p>
       <w:r>
+        <w:t>Apply this week’s idea to Helpful Classroom Sorter. Keep an annotated decision and the evidence supporting it.</w:t>
+      </w:r>
+    </w:p>
+    <w:p>
+      <w:pPr>
+        <w:spacing w:line="336" w:lineRule="auto" w:after="180"/>
+      </w:pPr>
+      <w:r>
+        <w:rPr>
+          <w:b/>
+        </w:rPr>
         <w:t>PROJECT</w:t>
       </w:r>
     </w:p>
@@ -2864,8 +5198,26 @@
       </w:r>
     </w:p>
     <w:p>
-      <w:r>
-        <w:t>Build one coherent system across the year, one evidence-based decision at a time.</w:t>
+      <w:pPr>
+        <w:spacing w:line="336" w:lineRule="auto" w:after="180"/>
+      </w:pPr>
+      <w:r>
+        <w:rPr>
+          <w:b w:val="0"/>
+        </w:rPr>
+        <w:t xml:space="preserve">Build one coherent system across the year, one </w:t>
+      </w:r>
+      <w:r>
+        <w:rPr>
+          <w:b/>
+        </w:rPr>
+        <w:t>evidence</w:t>
+      </w:r>
+      <w:r>
+        <w:rPr>
+          <w:b w:val="0"/>
+        </w:rPr>
+        <w:t>-based decision at a time.</w:t>
       </w:r>
     </w:p>
     <w:p>
@@ -2905,32 +5257,98 @@
       </w:r>
     </w:p>
     <w:p>
-      <w:r>
-        <w:t>THIS WEEK'S CHECKPOINT  Complete the sorter's human-control map: permissions, review triggers, override, correction, and stop conditions.</w:t>
-      </w:r>
-    </w:p>
-    <w:p>
-      <w:r>
+      <w:pPr>
+        <w:spacing w:line="336" w:lineRule="auto" w:after="180"/>
+        <w:shd w:fill="EDF7F3"/>
+      </w:pPr>
+      <w:r>
+        <w:rPr>
+          <w:b w:val="0"/>
+        </w:rPr>
+        <w:t xml:space="preserve">THIS WEEK'S CHECKPOINT  Complete the sorter's human-control map: </w:t>
+      </w:r>
+      <w:r>
+        <w:rPr>
+          <w:b/>
+        </w:rPr>
+        <w:t>permission</w:t>
+      </w:r>
+      <w:r>
+        <w:rPr>
+          <w:b w:val="0"/>
+        </w:rPr>
+        <w:t>s, review triggers, override, correction, and stop conditions.</w:t>
+      </w:r>
+    </w:p>
+    <w:p>
+      <w:pPr>
+        <w:spacing w:line="336" w:lineRule="auto" w:after="180"/>
+        <w:shd w:fill="F5F1FB"/>
+      </w:pPr>
+      <w:r>
+        <w:rPr>
+          <w:b w:val="0"/>
+        </w:rPr>
         <w:t>What real classroom need does this serve?</w:t>
       </w:r>
     </w:p>
     <w:p>
-      <w:r>
+      <w:pPr>
+        <w:spacing w:line="336" w:lineRule="auto" w:after="180"/>
+        <w:shd w:fill="F5F1FB"/>
+      </w:pPr>
+      <w:r>
+        <w:rPr>
+          <w:b w:val="0"/>
+        </w:rPr>
         <w:t>What information is necessary—and what should stay private?</w:t>
       </w:r>
     </w:p>
     <w:p>
-      <w:r>
-        <w:t>What happens inside the process?</w:t>
-      </w:r>
-    </w:p>
-    <w:p>
-      <w:r>
+      <w:pPr>
+        <w:spacing w:line="336" w:lineRule="auto" w:after="180"/>
+        <w:shd w:fill="F5F1FB"/>
+      </w:pPr>
+      <w:r>
+        <w:rPr>
+          <w:b w:val="0"/>
+        </w:rPr>
+        <w:t xml:space="preserve">What happens inside the </w:t>
+      </w:r>
+      <w:r>
+        <w:rPr>
+          <w:b/>
+        </w:rPr>
+        <w:t>process</w:t>
+      </w:r>
+      <w:r>
+        <w:rPr>
+          <w:b w:val="0"/>
+        </w:rPr>
+        <w:t>?</w:t>
+      </w:r>
+    </w:p>
+    <w:p>
+      <w:pPr>
+        <w:spacing w:line="336" w:lineRule="auto" w:after="180"/>
+        <w:shd w:fill="F5F1FB"/>
+      </w:pPr>
+      <w:r>
+        <w:rPr>
+          <w:b w:val="0"/>
+        </w:rPr>
         <w:t>What normal and edge cases will you test?</w:t>
       </w:r>
     </w:p>
     <w:p>
-      <w:r>
+      <w:pPr>
+        <w:spacing w:line="336" w:lineRule="auto" w:after="180"/>
+        <w:shd w:fill="F5F1FB"/>
+      </w:pPr>
+      <w:r>
+        <w:rPr>
+          <w:b w:val="0"/>
+        </w:rPr>
         <w:t>When should it say not sure or ask a person?</w:t>
       </w:r>
     </w:p>
@@ -2971,12 +5389,33 @@
       </w:r>
     </w:p>
     <w:p>
-      <w:r>
+      <w:pPr>
+        <w:pStyle w:val="Heading3"/>
+      </w:pPr>
+      <w:r>
+        <w:t>Responsible design</w:t>
+      </w:r>
+    </w:p>
+    <w:p>
+      <w:pPr>
+        <w:spacing w:line="336" w:lineRule="auto" w:after="180"/>
+        <w:shd w:fill="FFF5E6"/>
+      </w:pPr>
+      <w:r>
+        <w:rPr>
+          <w:b w:val="0"/>
+        </w:rPr>
         <w:t>RESPONSIBLE DESIGN  A human in the room is not meaningful oversight if the person cannot understand or change the outcome.</w:t>
       </w:r>
     </w:p>
     <w:p>
-      <w:r>
+      <w:pPr>
+        <w:spacing w:line="336" w:lineRule="auto" w:after="180"/>
+      </w:pPr>
+      <w:r>
+        <w:rPr>
+          <w:b w:val="0"/>
+        </w:rPr>
         <w:t>My project decision:</w:t>
       </w:r>
     </w:p>
@@ -2989,7 +5428,13 @@
       </w:r>
     </w:p>
     <w:p>
-      <w:r>
+      <w:pPr>
+        <w:spacing w:line="336" w:lineRule="auto" w:after="180"/>
+      </w:pPr>
+      <w:r>
+        <w:rPr>
+          <w:b w:val="0"/>
+        </w:rPr>
         <w:t>Record sorter actions allowed automatically and actions requiring the classroom owner’s explicit review.</w:t>
       </w:r>
     </w:p>
@@ -3003,6 +5448,17 @@
     </w:p>
     <w:p>
       <w:r>
+        <w:t>Use a genuinely new case for independent evidence. Previously discussed examples remain practice; use the separately named independent case before feedback.</w:t>
+      </w:r>
+    </w:p>
+    <w:p>
+      <w:pPr>
+        <w:spacing w:line="336" w:lineRule="auto" w:after="180"/>
+      </w:pPr>
+      <w:r>
+        <w:rPr>
+          <w:b/>
+        </w:rPr>
         <w:t>MASTERY</w:t>
       </w:r>
     </w:p>
@@ -3015,7 +5471,13 @@
       </w:r>
     </w:p>
     <w:p>
-      <w:r>
+      <w:pPr>
+        <w:spacing w:line="336" w:lineRule="auto" w:after="180"/>
+      </w:pPr>
+      <w:r>
+        <w:rPr>
+          <w:b w:val="0"/>
+        </w:rPr>
         <w:t>Complete this after teaching and guided practice have ended.</w:t>
       </w:r>
     </w:p>
@@ -3056,53 +5518,308 @@
       </w:r>
     </w:p>
     <w:p>
-      <w:r>
-        <w:t>REQUIRED PROOF  Add adult-review gates to a classroom helper and explain the permission, evidence, and consequence at each gate.</w:t>
-      </w:r>
-    </w:p>
-    <w:p>
-      <w:r>
+      <w:pPr>
+        <w:pStyle w:val="Heading3"/>
+      </w:pPr>
+      <w:r>
+        <w:t>What success looks like</w:t>
+      </w:r>
+    </w:p>
+    <w:p>
+      <w:pPr>
+        <w:spacing w:line="336" w:lineRule="auto" w:after="180"/>
+        <w:shd w:fill="EDF7F3"/>
+      </w:pPr>
+      <w:r>
+        <w:rPr>
+          <w:b w:val="0"/>
+        </w:rPr>
+        <w:t>REQUIRED PROOF  Add adult-</w:t>
+      </w:r>
+      <w:r>
+        <w:rPr>
+          <w:b/>
+        </w:rPr>
+        <w:t>review gate</w:t>
+      </w:r>
+      <w:r>
+        <w:rPr>
+          <w:b w:val="0"/>
+        </w:rPr>
+        <w:t xml:space="preserve">s to a classroom helper and explain the </w:t>
+      </w:r>
+      <w:r>
+        <w:rPr>
+          <w:b/>
+        </w:rPr>
+        <w:t>permission</w:t>
+      </w:r>
+      <w:r>
+        <w:rPr>
+          <w:b w:val="0"/>
+        </w:rPr>
+        <w:t xml:space="preserve">, </w:t>
+      </w:r>
+      <w:r>
+        <w:rPr>
+          <w:b/>
+        </w:rPr>
+        <w:t>evidence</w:t>
+      </w:r>
+      <w:r>
+        <w:rPr>
+          <w:b w:val="0"/>
+        </w:rPr>
+        <w:t xml:space="preserve">, and </w:t>
+      </w:r>
+      <w:r>
+        <w:rPr>
+          <w:b/>
+        </w:rPr>
+        <w:t>consequence</w:t>
+      </w:r>
+      <w:r>
+        <w:rPr>
+          <w:b w:val="0"/>
+        </w:rPr>
+        <w:t xml:space="preserve"> at each gate.</w:t>
+      </w:r>
+    </w:p>
+    <w:p>
+      <w:pPr>
+        <w:spacing w:line="336" w:lineRule="auto" w:after="180"/>
+      </w:pPr>
+      <w:r>
+        <w:rPr>
+          <w:b w:val="0"/>
+        </w:rPr>
         <w:t>□ Name or draw the fresh case.</w:t>
       </w:r>
     </w:p>
     <w:p>
-      <w:r>
-        <w:t>□ Trace input, process, and output.</w:t>
-      </w:r>
-    </w:p>
-    <w:p>
-      <w:r>
-        <w:t>□ State the conclusion and strongest evidence.</w:t>
-      </w:r>
-    </w:p>
-    <w:p>
-      <w:r>
+      <w:pPr>
+        <w:spacing w:line="336" w:lineRule="auto" w:after="180"/>
+      </w:pPr>
+      <w:r>
+        <w:rPr>
+          <w:b w:val="0"/>
+        </w:rPr>
+        <w:t xml:space="preserve">□ Trace </w:t>
+      </w:r>
+      <w:r>
+        <w:rPr>
+          <w:b/>
+        </w:rPr>
+        <w:t>input</w:t>
+      </w:r>
+      <w:r>
+        <w:rPr>
+          <w:b w:val="0"/>
+        </w:rPr>
+        <w:t xml:space="preserve">, </w:t>
+      </w:r>
+      <w:r>
+        <w:rPr>
+          <w:b/>
+        </w:rPr>
+        <w:t>process</w:t>
+      </w:r>
+      <w:r>
+        <w:rPr>
+          <w:b w:val="0"/>
+        </w:rPr>
+        <w:t xml:space="preserve">, and </w:t>
+      </w:r>
+      <w:r>
+        <w:rPr>
+          <w:b/>
+        </w:rPr>
+        <w:t>output</w:t>
+      </w:r>
+      <w:r>
+        <w:rPr>
+          <w:b w:val="0"/>
+        </w:rPr>
+        <w:t>.</w:t>
+      </w:r>
+    </w:p>
+    <w:p>
+      <w:pPr>
+        <w:spacing w:line="336" w:lineRule="auto" w:after="180"/>
+      </w:pPr>
+      <w:r>
+        <w:rPr>
+          <w:b w:val="0"/>
+        </w:rPr>
+        <w:t xml:space="preserve">□ State the conclusion and strongest </w:t>
+      </w:r>
+      <w:r>
+        <w:rPr>
+          <w:b/>
+        </w:rPr>
+        <w:t>evidence</w:t>
+      </w:r>
+      <w:r>
+        <w:rPr>
+          <w:b w:val="0"/>
+        </w:rPr>
+        <w:t>.</w:t>
+      </w:r>
+    </w:p>
+    <w:p>
+      <w:pPr>
+        <w:spacing w:line="336" w:lineRule="auto" w:after="180"/>
+      </w:pPr>
+      <w:r>
+        <w:rPr>
+          <w:b w:val="0"/>
+        </w:rPr>
         <w:t>□ Name one limit, failure, missing clue, or fairness/privacy concern.</w:t>
       </w:r>
     </w:p>
     <w:p>
-      <w:r>
+      <w:pPr>
+        <w:spacing w:line="336" w:lineRule="auto" w:after="180"/>
+      </w:pPr>
+      <w:r>
+        <w:rPr>
+          <w:b w:val="0"/>
+        </w:rPr>
         <w:t>□ Explain one safe next action or improvement.</w:t>
       </w:r>
     </w:p>
     <w:p>
-      <w:r>
-        <w:t>Independent evidence:</w:t>
-      </w:r>
-    </w:p>
-    <w:p>
-      <w:r>
-        <w:t>SELF-CHECK  Mark where data enters, where the system predicts, where a person reviews, and who may act. Give reviewers the evidence and power to correct or stop the process. High-consequence cases should not pass automatically.</w:t>
-      </w:r>
-    </w:p>
-    <w:p>
-      <w:r>
+      <w:pPr>
+        <w:spacing w:line="336" w:lineRule="auto" w:after="180"/>
+      </w:pPr>
+      <w:r>
+        <w:rPr>
+          <w:b w:val="0"/>
+        </w:rPr>
+        <w:t xml:space="preserve">Independent </w:t>
+      </w:r>
+      <w:r>
+        <w:rPr>
+          <w:b/>
+        </w:rPr>
+        <w:t>evidence</w:t>
+      </w:r>
+      <w:r>
+        <w:rPr>
+          <w:b w:val="0"/>
+        </w:rPr>
+        <w:t>:</w:t>
+      </w:r>
+    </w:p>
+    <w:p>
+      <w:pPr>
+        <w:pStyle w:val="Heading3"/>
+      </w:pPr>
+      <w:r>
+        <w:t>Check your explanation</w:t>
+      </w:r>
+    </w:p>
+    <w:p>
+      <w:pPr>
+        <w:spacing w:line="336" w:lineRule="auto" w:after="180"/>
+        <w:shd w:fill="F5F1FB"/>
+      </w:pPr>
+      <w:r>
+        <w:rPr>
+          <w:b w:val="0"/>
+        </w:rPr>
+        <w:t xml:space="preserve">SELF-CHECK  Mark where data enters, where the system predicts, where a person reviews, and who may act. Give reviewers the </w:t>
+      </w:r>
+      <w:r>
+        <w:rPr>
+          <w:b/>
+        </w:rPr>
+        <w:t>evidence</w:t>
+      </w:r>
+      <w:r>
+        <w:rPr>
+          <w:b w:val="0"/>
+        </w:rPr>
+        <w:t xml:space="preserve"> and power to correct or stop the </w:t>
+      </w:r>
+      <w:r>
+        <w:rPr>
+          <w:b/>
+        </w:rPr>
+        <w:t>process</w:t>
+      </w:r>
+      <w:r>
+        <w:rPr>
+          <w:b w:val="0"/>
+        </w:rPr>
+        <w:t>.</w:t>
+      </w:r>
+    </w:p>
+    <w:p>
+      <w:pPr>
+        <w:spacing w:line="336" w:lineRule="auto" w:after="180"/>
+        <w:shd w:fill="F5F1FB"/>
+      </w:pPr>
+      <w:r>
+        <w:rPr>
+          <w:b w:val="0"/>
+        </w:rPr>
+        <w:t>High-</w:t>
+      </w:r>
+      <w:r>
+        <w:rPr>
+          <w:b/>
+        </w:rPr>
+        <w:t>consequence</w:t>
+      </w:r>
+      <w:r>
+        <w:rPr>
+          <w:b w:val="0"/>
+        </w:rPr>
+        <w:t xml:space="preserve"> cases should not pass automatically.</w:t>
+      </w:r>
+    </w:p>
+    <w:p>
+      <w:pPr>
+        <w:spacing w:line="336" w:lineRule="auto" w:after="180"/>
+      </w:pPr>
+      <w:r>
+        <w:rPr>
+          <w:b w:val="0"/>
+        </w:rPr>
         <w:t>My level:  □ Not yet  □ With one hint  □ Independently  □ I can teach it</w:t>
       </w:r>
     </w:p>
     <w:p>
-      <w:r>
-        <w:t>NEXT BRIDGE  Carry today's evidence habit into: Find a Real Problem.</w:t>
+      <w:pPr>
+        <w:pStyle w:val="Heading3"/>
+      </w:pPr>
+      <w:r>
+        <w:t>Connect to the next lesson</w:t>
+      </w:r>
+    </w:p>
+    <w:p>
+      <w:pPr>
+        <w:spacing w:line="336" w:lineRule="auto" w:after="180"/>
+        <w:shd w:fill="F1F6F8"/>
+      </w:pPr>
+      <w:r>
+        <w:rPr>
+          <w:b w:val="0"/>
+        </w:rPr>
+        <w:t xml:space="preserve">NEXT BRIDGE  Carry today's </w:t>
+      </w:r>
+      <w:r>
+        <w:rPr>
+          <w:b/>
+        </w:rPr>
+        <w:t>evidence</w:t>
+      </w:r>
+      <w:r>
+        <w:rPr>
+          <w:b w:val="0"/>
+        </w:rPr>
+        <w:t xml:space="preserve"> habit into: Find a Real Problem.</w:t>
       </w:r>
     </w:p>
     <w:p>
@@ -3114,6 +5831,11 @@
       </w:r>
     </w:p>
     <w:p>
+      <w:r>
+        <w:t>Revisit the complete Humans Set Boundaries case for supported practice. Repeated examples do not become fresh assessments.</w:t>
+      </w:r>
+    </w:p>
+    <w:p>
       <w:pPr>
         <w:pStyle w:val="Heading3"/>
       </w:pPr>
@@ -3122,7 +5844,13 @@
       </w:r>
     </w:p>
     <w:p>
-      <w:r>
+      <w:pPr>
+        <w:spacing w:line="336" w:lineRule="auto" w:after="180"/>
+      </w:pPr>
+      <w:r>
+        <w:rPr>
+          <w:b w:val="0"/>
+        </w:rPr>
         <w:t>Use the supplied details to practise the weekly concept before attempting the independent question. This case extends the illustrated lesson.</w:t>
       </w:r>
     </w:p>
@@ -3135,7 +5863,13 @@
       </w:r>
     </w:p>
     <w:p>
-      <w:r>
+      <w:pPr>
+        <w:spacing w:line="336" w:lineRule="auto" w:after="180"/>
+      </w:pPr>
+      <w:r>
+        <w:rPr>
+          <w:b w:val="0"/>
+        </w:rPr>
         <w:t>An assistant may suggest object locations; a teacher must approve moving valuable equipment.</w:t>
       </w:r>
     </w:p>
@@ -3148,7 +5882,14 @@
       </w:r>
     </w:p>
     <w:p>
-      <w:r>
+      <w:pPr>
+        <w:spacing w:line="336" w:lineRule="auto" w:after="180"/>
+        <w:shd w:fill="F5F1FB"/>
+      </w:pPr>
+      <w:r>
+        <w:rPr>
+          <w:b w:val="0"/>
+        </w:rPr>
         <w:t>What may happen without approval?</w:t>
       </w:r>
     </w:p>
@@ -3161,7 +5902,13 @@
       </w:r>
     </w:p>
     <w:p>
-      <w:r>
+      <w:pPr>
+        <w:spacing w:line="336" w:lineRule="auto" w:after="180"/>
+      </w:pPr>
+      <w:r>
+        <w:rPr>
+          <w:b w:val="0"/>
+        </w:rPr>
         <w:t>It may suggest a location within its role. Moving equipment requires actual teacher approval.</w:t>
       </w:r>
     </w:p>
@@ -3174,7 +5921,14 @@
       </w:r>
     </w:p>
     <w:p>
-      <w:r>
+      <w:pPr>
+        <w:spacing w:line="336" w:lineRule="auto" w:after="180"/>
+        <w:shd w:fill="F5F1FB"/>
+      </w:pPr>
+      <w:r>
+        <w:rPr>
+          <w:b w:val="0"/>
+        </w:rPr>
         <w:t>Which detail supports the answer, and why does it matter?</w:t>
       </w:r>
     </w:p>
@@ -3352,17 +6106,36 @@
       </w:tr>
     </w:tbl>
     <w:p>
-      <w:r>
+      <w:pPr>
+        <w:spacing w:line="336" w:lineRule="auto" w:after="180"/>
+      </w:pPr>
+      <w:r>
+        <w:rPr>
+          <w:b w:val="0"/>
+        </w:rPr>
         <w:t>An assistant may suggest object locations; a teacher must approve moving valuable equipment.</w:t>
       </w:r>
     </w:p>
     <w:p>
-      <w:r>
+      <w:pPr>
+        <w:spacing w:line="336" w:lineRule="auto" w:after="180"/>
+        <w:shd w:fill="F5F1FB"/>
+      </w:pPr>
+      <w:r>
+        <w:rPr>
+          <w:b w:val="0"/>
+        </w:rPr>
         <w:t>What may happen without approval?</w:t>
       </w:r>
     </w:p>
     <w:p>
-      <w:r>
+      <w:pPr>
+        <w:spacing w:line="336" w:lineRule="auto" w:after="180"/>
+      </w:pPr>
+      <w:r>
+        <w:rPr>
+          <w:b w:val="0"/>
+        </w:rPr>
         <w:t>It may suggest a location within its role. Moving equipment requires actual teacher approval.</w:t>
       </w:r>
     </w:p>
@@ -3375,6 +6148,11 @@
       </w:r>
     </w:p>
     <w:p>
+      <w:r>
+        <w:t>Attempt the reserved new case before feedback. Record support; the earlier examples below remain additional practice.</w:t>
+      </w:r>
+    </w:p>
+    <w:p>
       <w:pPr>
         <w:pStyle w:val="Heading3"/>
       </w:pPr>
@@ -3383,8 +6161,47 @@
       </w:r>
     </w:p>
     <w:p>
-      <w:r>
-        <w:t>In a fictional library, the librarian controls the internal shelf list. The librarian tells assistant Jo: “Replace the internal list with checked version L2 on Friday, once. Do not change the public catalogue.” It is Friday, L2 remains checked, and no replacement has occurred. A tool offers both destinations. Assess these proposals separately: Jo replaces the internal list with L2; Jo updates the public catalogue with L2; visitor Sam replaces the internal list with L2; Jo replaces the internal list with a changed L3. Identify the approval detail that settles each case.</w:t>
+      <w:pPr>
+        <w:spacing w:line="336" w:lineRule="auto" w:after="180"/>
+      </w:pPr>
+      <w:r>
+        <w:rPr>
+          <w:b w:val="0"/>
+        </w:rPr>
+        <w:t>In a fictional library, the librarian controls the internal shelf list. The librarian tells assistant Jo: “Replace the internal list with checked version L2 on Friday, once.</w:t>
+      </w:r>
+    </w:p>
+    <w:p>
+      <w:pPr>
+        <w:spacing w:line="336" w:lineRule="auto" w:after="180"/>
+      </w:pPr>
+      <w:r>
+        <w:rPr>
+          <w:b w:val="0"/>
+        </w:rPr>
+        <w:t>Do not change the public catalogue.” It is Friday, L2 remains checked, and no replacement has occurred. A tool offers both destinations.</w:t>
+      </w:r>
+    </w:p>
+    <w:p>
+      <w:pPr>
+        <w:spacing w:line="336" w:lineRule="auto" w:after="180"/>
+      </w:pPr>
+      <w:r>
+        <w:rPr>
+          <w:b w:val="0"/>
+        </w:rPr>
+        <w:t>Assess these proposals separately: Jo replaces the internal list with L2; Jo updates the public catalogue with L2; visitor Sam replaces the internal list with L2; Jo replaces the internal list with a changed L3.</w:t>
+      </w:r>
+    </w:p>
+    <w:p>
+      <w:pPr>
+        <w:spacing w:line="336" w:lineRule="auto" w:after="180"/>
+      </w:pPr>
+      <w:r>
+        <w:rPr>
+          <w:b w:val="0"/>
+        </w:rPr>
+        <w:t>Identify the approval detail that settles each case.</w:t>
       </w:r>
     </w:p>
     <w:p>
@@ -3431,7 +6248,13 @@
       </w:r>
     </w:p>
     <w:p>
-      <w:r>
+      <w:pPr>
+        <w:spacing w:line="336" w:lineRule="auto" w:after="180"/>
+      </w:pPr>
+      <w:r>
+        <w:rPr>
+          <w:b w:val="0"/>
+        </w:rPr>
         <w:t>Attempt this case before feedback. Record any help. Earlier examples below are further practice; a case already practised with feedback cannot establish fresh transfer.</w:t>
       </w:r>
     </w:p>
@@ -3444,18 +6267,54 @@
       </w:r>
     </w:p>
     <w:p>
-      <w:r>
+      <w:pPr>
+        <w:spacing w:line="336" w:lineRule="auto" w:after="180"/>
+      </w:pPr>
+      <w:r>
+        <w:rPr>
+          <w:b w:val="0"/>
+        </w:rPr>
         <w:t>Close the worked explanation. Apply the idea to this different question without copying.</w:t>
       </w:r>
     </w:p>
     <w:p>
-      <w:r>
-        <w:t>A sorter marks a child's notebook throw away. Who should decide whether it is discarded? Name a boundary the system should enforce.</w:t>
-      </w:r>
-    </w:p>
-    <w:p>
-      <w:r>
-        <w:t>My answer, with a trace, calculation or supporting evidence</w:t>
+      <w:pPr>
+        <w:spacing w:line="336" w:lineRule="auto" w:after="180"/>
+      </w:pPr>
+      <w:r>
+        <w:rPr>
+          <w:b w:val="0"/>
+        </w:rPr>
+        <w:t xml:space="preserve">A sorter marks a child's notebook throw away. Who should decide whether it is discarded? Name a </w:t>
+      </w:r>
+      <w:r>
+        <w:rPr>
+          <w:b/>
+        </w:rPr>
+        <w:t>boundary</w:t>
+      </w:r>
+      <w:r>
+        <w:rPr>
+          <w:b w:val="0"/>
+        </w:rPr>
+        <w:t xml:space="preserve"> the system should enforce.</w:t>
+      </w:r>
+    </w:p>
+    <w:p>
+      <w:pPr>
+        <w:spacing w:line="336" w:lineRule="auto" w:after="180"/>
+      </w:pPr>
+      <w:r>
+        <w:rPr>
+          <w:b w:val="0"/>
+        </w:rPr>
+        <w:t xml:space="preserve">My answer, with a trace, calculation or supporting </w:t>
+      </w:r>
+      <w:r>
+        <w:rPr>
+          <w:b/>
+        </w:rPr>
+        <w:t>evidence</w:t>
       </w:r>
     </w:p>
     <w:p>
@@ -3500,13 +6359,49 @@
       </w:r>
     </w:p>
     <w:p>
-      <w:r>
-        <w:t>Change one relevant detail. Predict the result before testing. Include a boundary or missing-information case when it helps reveal a limit.</w:t>
-      </w:r>
-    </w:p>
-    <w:p>
-      <w:r>
-        <w:t>My changed input and expected result</w:t>
+      <w:pPr>
+        <w:spacing w:line="336" w:lineRule="auto" w:after="180"/>
+      </w:pPr>
+      <w:r>
+        <w:rPr>
+          <w:b w:val="0"/>
+        </w:rPr>
+        <w:t xml:space="preserve">Change one relevant detail. Predict the result before testing. Include a </w:t>
+      </w:r>
+      <w:r>
+        <w:rPr>
+          <w:b/>
+        </w:rPr>
+        <w:t>boundary</w:t>
+      </w:r>
+      <w:r>
+        <w:rPr>
+          <w:b w:val="0"/>
+        </w:rPr>
+        <w:t xml:space="preserve"> or missing-information case when it helps reveal a limit.</w:t>
+      </w:r>
+    </w:p>
+    <w:p>
+      <w:pPr>
+        <w:spacing w:line="336" w:lineRule="auto" w:after="180"/>
+      </w:pPr>
+      <w:r>
+        <w:rPr>
+          <w:b w:val="0"/>
+        </w:rPr>
+        <w:t xml:space="preserve">My changed </w:t>
+      </w:r>
+      <w:r>
+        <w:rPr>
+          <w:b/>
+        </w:rPr>
+        <w:t>input</w:t>
+      </w:r>
+      <w:r>
+        <w:rPr>
+          <w:b w:val="0"/>
+        </w:rPr>
+        <w:t xml:space="preserve"> and expected result</w:t>
       </w:r>
     </w:p>
     <w:p>
@@ -3551,13 +6446,49 @@
       </w:r>
     </w:p>
     <w:p>
-      <w:r>
-        <w:t>Complete the sorter's human-control map: permissions, review triggers, override, correction, and stop conditions.</w:t>
-      </w:r>
-    </w:p>
-    <w:p>
-      <w:r>
-        <w:t>The evidence I will keep</w:t>
+      <w:pPr>
+        <w:spacing w:line="336" w:lineRule="auto" w:after="180"/>
+      </w:pPr>
+      <w:r>
+        <w:rPr>
+          <w:b w:val="0"/>
+        </w:rPr>
+        <w:t xml:space="preserve">Complete the sorter's human-control map: </w:t>
+      </w:r>
+      <w:r>
+        <w:rPr>
+          <w:b/>
+        </w:rPr>
+        <w:t>permission</w:t>
+      </w:r>
+      <w:r>
+        <w:rPr>
+          <w:b w:val="0"/>
+        </w:rPr>
+        <w:t>s, review triggers, override, correction, and stop conditions.</w:t>
+      </w:r>
+    </w:p>
+    <w:p>
+      <w:pPr>
+        <w:spacing w:line="336" w:lineRule="auto" w:after="180"/>
+      </w:pPr>
+      <w:r>
+        <w:rPr>
+          <w:b w:val="0"/>
+        </w:rPr>
+        <w:t xml:space="preserve">The </w:t>
+      </w:r>
+      <w:r>
+        <w:rPr>
+          <w:b/>
+        </w:rPr>
+        <w:t>evidence</w:t>
+      </w:r>
+      <w:r>
+        <w:rPr>
+          <w:b w:val="0"/>
+        </w:rPr>
+        <w:t xml:space="preserve"> I will keep</w:t>
       </w:r>
     </w:p>
     <w:p>
@@ -3594,8 +6525,26 @@
       </w:r>
     </w:p>
     <w:p>
-      <w:r>
-        <w:t>Your teacher has the independent answer and scoring criteria. Complete the matching workbook week to keep your practice evidence together.</w:t>
+      <w:pPr>
+        <w:spacing w:line="336" w:lineRule="auto" w:after="180"/>
+      </w:pPr>
+      <w:r>
+        <w:rPr>
+          <w:b w:val="0"/>
+        </w:rPr>
+        <w:t xml:space="preserve">Your teacher has the independent answer and scoring criteria. Complete the matching workbook week to keep your practice </w:t>
+      </w:r>
+      <w:r>
+        <w:rPr>
+          <w:b/>
+        </w:rPr>
+        <w:t>evidence</w:t>
+      </w:r>
+      <w:r>
+        <w:rPr>
+          <w:b w:val="0"/>
+        </w:rPr>
+        <w:t xml:space="preserve"> together.</w:t>
       </w:r>
     </w:p>
     <w:p>
@@ -3607,8 +6556,25 @@
       </w:r>
     </w:p>
     <w:p>
-      <w:r>
-        <w:t>A classroom assistant may draft a reminder but cannot send messages. It displays a completed draft and waits. A student writes 'looks good' without a destination. Has a clear send authorisation been given? Specify what is needed.</w:t>
+      <w:pPr>
+        <w:spacing w:line="336" w:lineRule="auto" w:after="180"/>
+      </w:pPr>
+      <w:r>
+        <w:rPr>
+          <w:b w:val="0"/>
+        </w:rPr>
+        <w:t>A classroom assistant may draft a reminder but cannot send messages. It displays a completed draft and waits. A student writes 'looks good' without a destination. Has a clear send authorisation been given?</w:t>
+      </w:r>
+    </w:p>
+    <w:p>
+      <w:pPr>
+        <w:spacing w:line="336" w:lineRule="auto" w:after="180"/>
+      </w:pPr>
+      <w:r>
+        <w:rPr>
+          <w:b w:val="0"/>
+        </w:rPr>
+        <w:t>Specify what is needed.</w:t>
       </w:r>
     </w:p>
     <w:p>
@@ -3663,8 +6629,25 @@
       </w:r>
     </w:p>
     <w:p>
-      <w:r>
-        <w:t>Attempt the independent case before hints. Record whether you worked alone, used a hint or followed a model. After feedback, fix the first unsupported step and explain why it changed. A later check uses a changed case, not a copied answer.</w:t>
+      <w:pPr>
+        <w:spacing w:line="336" w:lineRule="auto" w:after="180"/>
+      </w:pPr>
+      <w:r>
+        <w:rPr>
+          <w:b w:val="0"/>
+        </w:rPr>
+        <w:t>Attempt the independent case before hints. Record whether you worked alone, used a hint or followed a model. After feedback, fix the first unsupported step and explain why it changed.</w:t>
+      </w:r>
+    </w:p>
+    <w:p>
+      <w:pPr>
+        <w:spacing w:line="336" w:lineRule="auto" w:after="180"/>
+      </w:pPr>
+      <w:r>
+        <w:rPr>
+          <w:b w:val="0"/>
+        </w:rPr>
+        <w:t>A later check uses a changed case, not a copied answer.</w:t>
       </w:r>
     </w:p>
     <w:p>
@@ -3677,6 +6660,17 @@
     </w:p>
     <w:p>
       <w:r>
+        <w:t>Use this map to navigate Humans Set Boundaries, connect the goals to tasks and keep one evidence record for each attempt.</w:t>
+      </w:r>
+    </w:p>
+    <w:p>
+      <w:pPr>
+        <w:spacing w:line="336" w:lineRule="auto" w:after="180"/>
+      </w:pPr>
+      <w:r>
+        <w:rPr>
+          <w:b w:val="0"/>
+        </w:rPr>
         <w:t>Start with this question: A fictional teacher approves one checked classroom poster for internal display.</w:t>
       </w:r>
     </w:p>
@@ -3783,13 +6777,61 @@
       </w:tr>
     </w:tbl>
     <w:p>
-      <w:r>
-        <w:t>Remember → watch and explain → try with help → investigate → try independently → keep project evidence. Your teacher may spread this lesson across several classes.</w:t>
-      </w:r>
-    </w:p>
-    <w:p>
-      <w:r>
-        <w:t>Keep your first prediction. Compare it with what the evidence shows and explain any change.</w:t>
+      <w:pPr>
+        <w:spacing w:line="336" w:lineRule="auto" w:after="180"/>
+      </w:pPr>
+      <w:r>
+        <w:rPr>
+          <w:b w:val="0"/>
+        </w:rPr>
+        <w:t xml:space="preserve">Remember → watch and explain → try with help → investigate → try independently → keep project </w:t>
+      </w:r>
+      <w:r>
+        <w:rPr>
+          <w:b/>
+        </w:rPr>
+        <w:t>evidence</w:t>
+      </w:r>
+      <w:r>
+        <w:rPr>
+          <w:b w:val="0"/>
+        </w:rPr>
+        <w:t>. Your teacher may spread this lesson across several classes.</w:t>
+      </w:r>
+    </w:p>
+    <w:p>
+      <w:pPr>
+        <w:spacing w:line="336" w:lineRule="auto" w:after="180"/>
+      </w:pPr>
+      <w:r>
+        <w:rPr>
+          <w:b w:val="0"/>
+        </w:rPr>
+        <w:t xml:space="preserve">Keep your first </w:t>
+      </w:r>
+      <w:r>
+        <w:rPr>
+          <w:b/>
+        </w:rPr>
+        <w:t>prediction</w:t>
+      </w:r>
+      <w:r>
+        <w:rPr>
+          <w:b w:val="0"/>
+        </w:rPr>
+        <w:t xml:space="preserve">. Compare it with what the </w:t>
+      </w:r>
+      <w:r>
+        <w:rPr>
+          <w:b/>
+        </w:rPr>
+        <w:t>evidence</w:t>
+      </w:r>
+      <w:r>
+        <w:rPr>
+          <w:b w:val="0"/>
+        </w:rPr>
+        <w:t xml:space="preserve"> shows and explain any change.</w:t>
       </w:r>
     </w:p>
     <w:p>
@@ -3802,7 +6844,54 @@
     </w:p>
     <w:p>
       <w:r>
-        <w:t>Close your notes. Explain this goal in your own words: Distinguish a system’s capability, the correctness of its output and permission to take an action</w:t>
+        <w:t>Explain Humans Set Boundaries without notes, identify a remaining question and plan a later check with a changed case.</w:t>
+      </w:r>
+    </w:p>
+    <w:p>
+      <w:pPr>
+        <w:spacing w:line="336" w:lineRule="auto" w:after="180"/>
+      </w:pPr>
+      <w:r>
+        <w:rPr>
+          <w:b w:val="0"/>
+        </w:rPr>
+        <w:t xml:space="preserve">Close your notes. Explain this goal in your own words: Distinguish a system’s </w:t>
+      </w:r>
+      <w:r>
+        <w:rPr>
+          <w:b/>
+        </w:rPr>
+        <w:t>capability</w:t>
+      </w:r>
+      <w:r>
+        <w:rPr>
+          <w:b w:val="0"/>
+        </w:rPr>
+        <w:t xml:space="preserve">, the correctness of its </w:t>
+      </w:r>
+      <w:r>
+        <w:rPr>
+          <w:b/>
+        </w:rPr>
+        <w:t>output</w:t>
+      </w:r>
+      <w:r>
+        <w:rPr>
+          <w:b w:val="0"/>
+        </w:rPr>
+        <w:t xml:space="preserve"> and </w:t>
+      </w:r>
+      <w:r>
+        <w:rPr>
+          <w:b/>
+        </w:rPr>
+        <w:t>permission</w:t>
+      </w:r>
+      <w:r>
+        <w:rPr>
+          <w:b w:val="0"/>
+        </w:rPr>
+        <w:t xml:space="preserve"> to take an action</w:t>
       </w:r>
     </w:p>
     <w:p>
@@ -3839,13 +6928,61 @@
       </w:r>
     </w:p>
     <w:p>
-      <w:r>
-        <w:t>If you are unsure, return to the worked picture and explain one arrow. If you are ready, change an input or assumption and justify your prediction.</w:t>
-      </w:r>
-    </w:p>
-    <w:p>
-      <w:r>
-        <w:t>Save your workbook evidence. At the next review, try a different case before opening your old answer.</w:t>
+      <w:pPr>
+        <w:spacing w:line="336" w:lineRule="auto" w:after="180"/>
+      </w:pPr>
+      <w:r>
+        <w:rPr>
+          <w:b w:val="0"/>
+        </w:rPr>
+        <w:t xml:space="preserve">If you are unsure, return to the worked picture and explain one arrow. If you are ready, change an </w:t>
+      </w:r>
+      <w:r>
+        <w:rPr>
+          <w:b/>
+        </w:rPr>
+        <w:t>input</w:t>
+      </w:r>
+      <w:r>
+        <w:rPr>
+          <w:b w:val="0"/>
+        </w:rPr>
+        <w:t xml:space="preserve"> or assumption and justify your </w:t>
+      </w:r>
+      <w:r>
+        <w:rPr>
+          <w:b/>
+        </w:rPr>
+        <w:t>prediction</w:t>
+      </w:r>
+      <w:r>
+        <w:rPr>
+          <w:b w:val="0"/>
+        </w:rPr>
+        <w:t>.</w:t>
+      </w:r>
+    </w:p>
+    <w:p>
+      <w:pPr>
+        <w:spacing w:line="336" w:lineRule="auto" w:after="180"/>
+      </w:pPr>
+      <w:r>
+        <w:rPr>
+          <w:b w:val="0"/>
+        </w:rPr>
+        <w:t xml:space="preserve">Save your workbook </w:t>
+      </w:r>
+      <w:r>
+        <w:rPr>
+          <w:b/>
+        </w:rPr>
+        <w:t>evidence</w:t>
+      </w:r>
+      <w:r>
+        <w:rPr>
+          <w:b w:val="0"/>
+        </w:rPr>
+        <w:t>. At the next review, try a different case before opening your old answer.</w:t>
       </w:r>
     </w:p>
     <w:p>
@@ -3858,11 +6995,28 @@
     </w:p>
     <w:p>
       <w:r>
+        <w:t>Attempt supported questions before using hints or feedback. Review a missing building block, then keep the completed work.</w:t>
+      </w:r>
+    </w:p>
+    <w:p>
+      <w:pPr>
+        <w:spacing w:line="336" w:lineRule="auto" w:after="180"/>
+      </w:pPr>
+      <w:r>
+        <w:rPr>
+          <w:b w:val="0"/>
+        </w:rPr>
         <w:t>Use this supported practice once, in the browser or on paper. Keep the reserved independent assessment for a separate first attempt before teacher feedback.</w:t>
       </w:r>
     </w:p>
     <w:p>
-      <w:r>
+      <w:pPr>
+        <w:spacing w:line="336" w:lineRule="auto" w:after="180"/>
+      </w:pPr>
+      <w:r>
+        <w:rPr>
+          <w:b w:val="0"/>
+        </w:rPr>
         <w:t>A fictional teacher approves one checked classroom poster for internal display.</w:t>
       </w:r>
     </w:p>
@@ -3875,27 +7029,67 @@
       </w:r>
     </w:p>
     <w:p>
-      <w:r>
+      <w:pPr>
+        <w:spacing w:line="336" w:lineRule="auto" w:after="180"/>
+      </w:pPr>
+      <w:r>
+        <w:rPr>
+          <w:b w:val="0"/>
+        </w:rPr>
         <w:t>Which labelled step matches this detail? Public-web publication exceeds the approved destination.</w:t>
       </w:r>
     </w:p>
     <w:p>
-      <w:r>
+      <w:pPr>
+        <w:spacing w:line="336" w:lineRule="auto" w:after="180"/>
+        <w:shd w:fill="F4F9FC"/>
+      </w:pPr>
+      <w:r>
+        <w:rPr>
+          <w:b w:val="0"/>
+        </w:rPr>
         <w:t>1. Allowed action</w:t>
       </w:r>
     </w:p>
     <w:p>
-      <w:r>
+      <w:pPr>
+        <w:spacing w:line="336" w:lineRule="auto" w:after="180"/>
+        <w:shd w:fill="F4F9FC"/>
+      </w:pPr>
+      <w:r>
+        <w:rPr>
+          <w:b w:val="0"/>
+        </w:rPr>
         <w:t>2. Changed audience</w:t>
       </w:r>
     </w:p>
     <w:p>
-      <w:r>
-        <w:t>3. Read authority</w:t>
-      </w:r>
-    </w:p>
-    <w:p>
-      <w:r>
+      <w:pPr>
+        <w:spacing w:line="336" w:lineRule="auto" w:after="180"/>
+        <w:shd w:fill="F4F9FC"/>
+      </w:pPr>
+      <w:r>
+        <w:rPr>
+          <w:b w:val="0"/>
+        </w:rPr>
+        <w:t xml:space="preserve">3. Read </w:t>
+      </w:r>
+      <w:r>
+        <w:rPr>
+          <w:b/>
+        </w:rPr>
+        <w:t>authority</w:t>
+      </w:r>
+    </w:p>
+    <w:p>
+      <w:pPr>
+        <w:spacing w:line="336" w:lineRule="auto" w:after="180"/>
+        <w:shd w:fill="F4F9FC"/>
+      </w:pPr>
+      <w:r>
+        <w:rPr>
+          <w:b w:val="0"/>
+        </w:rPr>
         <w:t>4. Changed version</w:t>
       </w:r>
     </w:p>
@@ -3933,41 +7127,167 @@
       </w:r>
     </w:p>
     <w:p>
-      <w:r>
+      <w:pPr>
+        <w:pStyle w:val="Heading3"/>
+      </w:pPr>
+      <w:r>
+        <w:t>Hint · try first</w:t>
+      </w:r>
+    </w:p>
+    <w:p>
+      <w:pPr>
+        <w:spacing w:line="336" w:lineRule="auto" w:after="180"/>
+        <w:shd w:fill="F1F6F8"/>
+      </w:pPr>
+      <w:r>
+        <w:rPr>
+          <w:b w:val="0"/>
+        </w:rPr>
         <w:t>Hint if needed: Read the steps in the pictorial case. Match the supplied detail to the stage that performs or records it.</w:t>
       </w:r>
     </w:p>
     <w:p>
-      <w:r>
-        <w:t>After your attempt, compare with the supported explanation: Changed audience Public-web publication exceeds the approved destination. A general intention to help the class does not grant every action that might help. Check the version, destination and time explicitly. An edit may improve accuracy while still changing the approved artifact. The assistant should hold the changed poster for review rather than treating its own confidence as permission.</w:t>
-      </w:r>
-    </w:p>
-    <w:p>
       <w:pPr>
         <w:pStyle w:val="Heading3"/>
       </w:pPr>
       <w:r>
+        <w:t>Feedback · compare after trying</w:t>
+      </w:r>
+    </w:p>
+    <w:p>
+      <w:pPr>
+        <w:spacing w:line="336" w:lineRule="auto" w:after="180"/>
+        <w:shd w:fill="F1F6FC"/>
+      </w:pPr>
+      <w:r>
+        <w:rPr>
+          <w:b w:val="0"/>
+        </w:rPr>
+        <w:t>After your attempt, compare with the supported explanation: Changed audience Public-web publication exceeds the approved destination. A general intention to help the class does not grant every action that might help.</w:t>
+      </w:r>
+    </w:p>
+    <w:p>
+      <w:pPr>
+        <w:spacing w:line="336" w:lineRule="auto" w:after="180"/>
+        <w:shd w:fill="F1F6FC"/>
+      </w:pPr>
+      <w:r>
+        <w:rPr>
+          <w:b w:val="0"/>
+        </w:rPr>
+        <w:t>Check the version, destination and time explicitly. An edit may improve accuracy while still changing the approved artifact.</w:t>
+      </w:r>
+    </w:p>
+    <w:p>
+      <w:pPr>
+        <w:spacing w:line="336" w:lineRule="auto" w:after="180"/>
+        <w:shd w:fill="F1F6FC"/>
+      </w:pPr>
+      <w:r>
+        <w:rPr>
+          <w:b w:val="0"/>
+        </w:rPr>
+        <w:t xml:space="preserve">The assistant should hold the changed poster for review rather than treating its own confidence as </w:t>
+      </w:r>
+      <w:r>
+        <w:rPr>
+          <w:b/>
+        </w:rPr>
+        <w:t>permission</w:t>
+      </w:r>
+      <w:r>
+        <w:rPr>
+          <w:b w:val="0"/>
+        </w:rPr>
+        <w:t>.</w:t>
+      </w:r>
+    </w:p>
+    <w:p>
+      <w:pPr>
+        <w:pStyle w:val="Heading3"/>
+      </w:pPr>
+      <w:r>
         <w:t>Practice 2: explain the deciding evidence</w:t>
       </w:r>
     </w:p>
     <w:p>
-      <w:r>
+      <w:pPr>
+        <w:pStyle w:val="Heading3"/>
+      </w:pPr>
+      <w:r>
+        <w:t>Changed case · predict first</w:t>
+      </w:r>
+    </w:p>
+    <w:p>
+      <w:pPr>
+        <w:spacing w:line="336" w:lineRule="auto" w:after="180"/>
+        <w:shd w:fill="F5F1FB"/>
+      </w:pPr>
+      <w:r>
+        <w:rPr>
+          <w:b w:val="0"/>
+        </w:rPr>
         <w:t>Changed-case practice: P2 has already been published once under this approval. Which conclusion is supported by the supplied facts?</w:t>
       </w:r>
     </w:p>
     <w:p>
-      <w:r>
-        <w:t>1. We can decide the result without examining the changed input or the procedure.</w:t>
-      </w:r>
-    </w:p>
-    <w:p>
-      <w:r>
+      <w:pPr>
+        <w:spacing w:line="336" w:lineRule="auto" w:after="180"/>
+        <w:shd w:fill="F4F9FC"/>
+      </w:pPr>
+      <w:r>
+        <w:rPr>
+          <w:b w:val="0"/>
+        </w:rPr>
+        <w:t xml:space="preserve">1. We can decide the result without examining the changed </w:t>
+      </w:r>
+      <w:r>
+        <w:rPr>
+          <w:b/>
+        </w:rPr>
+        <w:t>input</w:t>
+      </w:r>
+      <w:r>
+        <w:rPr>
+          <w:b w:val="0"/>
+        </w:rPr>
+        <w:t xml:space="preserve"> or the procedure.</w:t>
+      </w:r>
+    </w:p>
+    <w:p>
+      <w:pPr>
+        <w:spacing w:line="336" w:lineRule="auto" w:after="180"/>
+        <w:shd w:fill="F4F9FC"/>
+      </w:pPr>
+      <w:r>
+        <w:rPr>
+          <w:b w:val="0"/>
+        </w:rPr>
         <w:t>2. A second publication is not covered.</w:t>
       </w:r>
     </w:p>
     <w:p>
-      <w:r>
-        <w:t>3. This one example guarantees correct results for every future input.</w:t>
+      <w:pPr>
+        <w:spacing w:line="336" w:lineRule="auto" w:after="180"/>
+        <w:shd w:fill="F4F9FC"/>
+      </w:pPr>
+      <w:r>
+        <w:rPr>
+          <w:b w:val="0"/>
+        </w:rPr>
+        <w:t xml:space="preserve">3. This one example guarantees correct results for every future </w:t>
+      </w:r>
+      <w:r>
+        <w:rPr>
+          <w:b/>
+        </w:rPr>
+        <w:t>input</w:t>
+      </w:r>
+      <w:r>
+        <w:rPr>
+          <w:b w:val="0"/>
+        </w:rPr>
+        <w:t>.</w:t>
       </w:r>
     </w:p>
     <w:p>
@@ -4004,12 +7324,42 @@
       </w:r>
     </w:p>
     <w:p>
-      <w:r>
+      <w:pPr>
+        <w:pStyle w:val="Heading3"/>
+      </w:pPr>
+      <w:r>
+        <w:t>Hint · try first</w:t>
+      </w:r>
+    </w:p>
+    <w:p>
+      <w:pPr>
+        <w:spacing w:line="336" w:lineRule="auto" w:after="180"/>
+        <w:shd w:fill="F1F6F8"/>
+      </w:pPr>
+      <w:r>
+        <w:rPr>
+          <w:b w:val="0"/>
+        </w:rPr>
         <w:t>Hint if needed: Use the changed condition and the deciding step in the pictorial trace. The answer must say what follows from those facts.</w:t>
       </w:r>
     </w:p>
     <w:p>
-      <w:r>
+      <w:pPr>
+        <w:pStyle w:val="Heading3"/>
+      </w:pPr>
+      <w:r>
+        <w:t>Feedback · compare after trying</w:t>
+      </w:r>
+    </w:p>
+    <w:p>
+      <w:pPr>
+        <w:spacing w:line="336" w:lineRule="auto" w:after="180"/>
+        <w:shd w:fill="F1F6FC"/>
+      </w:pPr>
+      <w:r>
+        <w:rPr>
+          <w:b w:val="0"/>
+        </w:rPr>
         <w:t>After your attempt, compare with the supported explanation: A second publication is not covered. The instruction allowed a single use, not repeated actions.</w:t>
       </w:r>
     </w:p>
@@ -4022,18 +7372,105 @@
       </w:r>
     </w:p>
     <w:p>
-      <w:r>
-        <w:t>Review Verify Important Outputs (ai-1/27). Goal: Separate an answer into claims and connect each claim to relevant evidence. Short practice: Correct the draft and identify which part needs another source rather than a calculation.. Return to this week and explain what you changed.</w:t>
-      </w:r>
-    </w:p>
-    <w:p>
-      <w:r>
-        <w:t>Review Generate, Retrieve, or Calculate? (ai-1/25). Goal: Distinguish retrieving a record, calculating from inputs and generating wording. Short practice: Label each arrow with its operation. Can the system add snacks because invitations often mention them?. Return to this week and explain what you changed.</w:t>
-      </w:r>
-    </w:p>
-    <w:p>
-      <w:r>
-        <w:t>Review Missing and Unbalanced Examples (ai-1/22). Goal: Name the target collection, selection list and cases actually assessed. Short practice: Would testing only dim plain cards close every current gap? Point to the target groups.. Return to this week and explain what you changed.</w:t>
+      <w:pPr>
+        <w:spacing w:line="336" w:lineRule="auto" w:after="180"/>
+      </w:pPr>
+      <w:r>
+        <w:rPr>
+          <w:b w:val="0"/>
+        </w:rPr>
+        <w:t xml:space="preserve">Review Verify Important </w:t>
+      </w:r>
+      <w:r>
+        <w:rPr>
+          <w:b/>
+        </w:rPr>
+        <w:t>Output</w:t>
+      </w:r>
+      <w:r>
+        <w:rPr>
+          <w:b w:val="0"/>
+        </w:rPr>
+        <w:t xml:space="preserve">s (ai-1/27). Goal: Separate an answer into claims and connect each claim to relevant </w:t>
+      </w:r>
+      <w:r>
+        <w:rPr>
+          <w:b/>
+        </w:rPr>
+        <w:t>evidence</w:t>
+      </w:r>
+      <w:r>
+        <w:rPr>
+          <w:b w:val="0"/>
+        </w:rPr>
+        <w:t>.</w:t>
+      </w:r>
+    </w:p>
+    <w:p>
+      <w:pPr>
+        <w:spacing w:line="336" w:lineRule="auto" w:after="180"/>
+      </w:pPr>
+      <w:r>
+        <w:rPr>
+          <w:b w:val="0"/>
+        </w:rPr>
+        <w:t>Short practice: Correct the draft and identify which part needs another source rather than a calculation.. Return to this week and explain what you changed.</w:t>
+      </w:r>
+    </w:p>
+    <w:p>
+      <w:pPr>
+        <w:spacing w:line="336" w:lineRule="auto" w:after="180"/>
+      </w:pPr>
+      <w:r>
+        <w:rPr>
+          <w:b w:val="0"/>
+        </w:rPr>
+        <w:t xml:space="preserve">Review Generate, Retrieve, or Calculate? (ai-1/25). Goal: Distinguish retrieving a record, calculating from </w:t>
+      </w:r>
+      <w:r>
+        <w:rPr>
+          <w:b/>
+        </w:rPr>
+        <w:t>input</w:t>
+      </w:r>
+      <w:r>
+        <w:rPr>
+          <w:b w:val="0"/>
+        </w:rPr>
+        <w:t>s and generating wording. Short practice: Label each arrow with its operation.</w:t>
+      </w:r>
+    </w:p>
+    <w:p>
+      <w:pPr>
+        <w:spacing w:line="336" w:lineRule="auto" w:after="180"/>
+      </w:pPr>
+      <w:r>
+        <w:rPr>
+          <w:b w:val="0"/>
+        </w:rPr>
+        <w:t>Can the system add snacks because invitations often mention them?. Return to this week and explain what you changed.</w:t>
+      </w:r>
+    </w:p>
+    <w:p>
+      <w:pPr>
+        <w:spacing w:line="336" w:lineRule="auto" w:after="180"/>
+      </w:pPr>
+      <w:r>
+        <w:rPr>
+          <w:b w:val="0"/>
+        </w:rPr>
+        <w:t>Review Missing and Unbalanced Examples (ai-1/22). Goal: Name the target collection, selection list and cases actually assessed. Short practice: Would testing only dim plain cards close every current gap?</w:t>
+      </w:r>
+    </w:p>
+    <w:p>
+      <w:pPr>
+        <w:spacing w:line="336" w:lineRule="auto" w:after="180"/>
+      </w:pPr>
+      <w:r>
+        <w:rPr>
+          <w:b w:val="0"/>
+        </w:rPr>
+        <w:t>Point to the target groups.. Return to this week and explain what you changed.</w:t>
       </w:r>
     </w:p>
     <w:p>
@@ -4045,8 +7482,635 @@
       </w:r>
     </w:p>
     <w:p>
-      <w:r>
-        <w:t>Use Download completed work in the hosted lesson to export your answers, reflections, practice feedback and code-run evidence. Open the HTML copy to read or print it. Drafts stay in this browser when storage is available; clear drafts on a shared device.</w:t>
+      <w:pPr>
+        <w:spacing w:line="336" w:lineRule="auto" w:after="180"/>
+      </w:pPr>
+      <w:r>
+        <w:rPr>
+          <w:b w:val="0"/>
+        </w:rPr>
+        <w:t xml:space="preserve">Use Download completed work in the hosted lesson to export your answers, reflections, practice feedback and code-run </w:t>
+      </w:r>
+      <w:r>
+        <w:rPr>
+          <w:b/>
+        </w:rPr>
+        <w:t>evidence</w:t>
+      </w:r>
+      <w:r>
+        <w:rPr>
+          <w:b w:val="0"/>
+        </w:rPr>
+        <w:t>. Open the HTML copy to read or print it.</w:t>
+      </w:r>
+    </w:p>
+    <w:p>
+      <w:pPr>
+        <w:spacing w:line="336" w:lineRule="auto" w:after="180"/>
+      </w:pPr>
+      <w:r>
+        <w:rPr>
+          <w:b w:val="0"/>
+        </w:rPr>
+        <w:t>Drafts stay in this browser when storage is available; clear drafts on a shared device.</w:t>
+      </w:r>
+    </w:p>
+    <w:p>
+      <w:pPr>
+        <w:pStyle w:val="Heading1"/>
+      </w:pPr>
+      <w:r>
+        <w:t>18. Visual concept journey</w:t>
+      </w:r>
+    </w:p>
+    <w:p>
+      <w:r>
+        <w:t>Explain each Humans Set Boundaries graphic using its labels, deciding evidence and relevant limitation.</w:t>
+      </w:r>
+    </w:p>
+    <w:p>
+      <w:pPr>
+        <w:pStyle w:val="Heading3"/>
+      </w:pPr>
+      <w:r>
+        <w:t>01. Humans Set Boundaries: the case</w:t>
+      </w:r>
+    </w:p>
+    <w:p>
+      <w:r>
+        <w:drawing>
+          <wp:inline xmlns:a="http://schemas.openxmlformats.org/drawingml/2006/main" xmlns:pic="http://schemas.openxmlformats.org/drawingml/2006/picture">
+            <wp:extent cx="5486400" cy="2834640"/>
+            <wp:docPr id="22" name="Picture 22" descr="A fictional teacher approves one checked classroom poster for internal display. Supplied facts: Approval: publish exactly poster P2 on the classroom noticeboard today, once. Assistant proposes P2 there; P3 there after an edit; P2 on a public website."/>
+            <wp:cNvGraphicFramePr>
+              <a:graphicFrameLocks noChangeAspect="1"/>
+            </wp:cNvGraphicFramePr>
+            <a:graphic>
+              <a:graphicData uri="http://schemas.openxmlformats.org/drawingml/2006/picture">
+                <pic:pic>
+                  <pic:nvPicPr>
+                    <pic:cNvPr id="0" name="academy-story-ai-1-28-01.png"/>
+                    <pic:cNvPicPr/>
+                  </pic:nvPicPr>
+                  <pic:blipFill>
+                    <a:blip r:embed="rId30"/>
+                    <a:stretch>
+                      <a:fillRect/>
+                    </a:stretch>
+                  </pic:blipFill>
+                  <pic:spPr>
+                    <a:xfrm>
+                      <a:off x="0" y="0"/>
+                      <a:ext cx="5486400" cy="2834640"/>
+                    </a:xfrm>
+                    <a:prstGeom prst="rect"/>
+                  </pic:spPr>
+                </pic:pic>
+              </a:graphicData>
+            </a:graphic>
+          </wp:inline>
+        </w:drawing>
+      </w:r>
+    </w:p>
+    <w:p>
+      <w:pPr>
+        <w:spacing w:line="336" w:lineRule="auto" w:after="180"/>
+      </w:pPr>
+      <w:r>
+        <w:rPr>
+          <w:b w:val="0"/>
+        </w:rPr>
+        <w:t>A fictional teacher approves one checked classroom poster for internal display. Supplied facts: Approval: publish exactly poster P2 on the classroom noticeboard today, once.</w:t>
+      </w:r>
+    </w:p>
+    <w:p>
+      <w:pPr>
+        <w:spacing w:line="336" w:lineRule="auto" w:after="180"/>
+      </w:pPr>
+      <w:r>
+        <w:rPr>
+          <w:b w:val="0"/>
+        </w:rPr>
+        <w:t>Assistant proposes P2 there; P3 there after an edit; P2 on a public website.</w:t>
+      </w:r>
+    </w:p>
+    <w:p>
+      <w:pPr>
+        <w:spacing w:line="336" w:lineRule="auto" w:after="180"/>
+        <w:shd w:fill="F5F1FB"/>
+      </w:pPr>
+      <w:r>
+        <w:rPr>
+          <w:b w:val="0"/>
+        </w:rPr>
+        <w:t>Point to the given fact that matters most. Explain why it matters.</w:t>
+      </w:r>
+    </w:p>
+    <w:p>
+      <w:pPr>
+        <w:pStyle w:val="Heading3"/>
+      </w:pPr>
+      <w:r>
+        <w:t>02. Follow the deciding steps</w:t>
+      </w:r>
+    </w:p>
+    <w:p>
+      <w:r>
+        <w:drawing>
+          <wp:inline xmlns:a="http://schemas.openxmlformats.org/drawingml/2006/main" xmlns:pic="http://schemas.openxmlformats.org/drawingml/2006/picture">
+            <wp:extent cx="5486400" cy="4005072"/>
+            <wp:docPr id="23" name="Picture 23" descr="Read authority: The teacher approved P2, one internal noticeboard and one publication. → Allowed action: Publishing unchanged P2 there today matches the approval. → Changed version: P3 requires new review; P2 approval does not automatically cover edits. → Changed audience: Public-web publication exceeds the approved destination."/>
+            <wp:cNvGraphicFramePr>
+              <a:graphicFrameLocks noChangeAspect="1"/>
+            </wp:cNvGraphicFramePr>
+            <a:graphic>
+              <a:graphicData uri="http://schemas.openxmlformats.org/drawingml/2006/picture">
+                <pic:pic>
+                  <pic:nvPicPr>
+                    <pic:cNvPr id="0" name="academy-story-ai-1-28-02.png"/>
+                    <pic:cNvPicPr/>
+                  </pic:nvPicPr>
+                  <pic:blipFill>
+                    <a:blip r:embed="rId31"/>
+                    <a:stretch>
+                      <a:fillRect/>
+                    </a:stretch>
+                  </pic:blipFill>
+                  <pic:spPr>
+                    <a:xfrm>
+                      <a:off x="0" y="0"/>
+                      <a:ext cx="5486400" cy="4005072"/>
+                    </a:xfrm>
+                    <a:prstGeom prst="rect"/>
+                  </pic:spPr>
+                </pic:pic>
+              </a:graphicData>
+            </a:graphic>
+          </wp:inline>
+        </w:drawing>
+      </w:r>
+    </w:p>
+    <w:p>
+      <w:pPr>
+        <w:spacing w:line="336" w:lineRule="auto" w:after="180"/>
+      </w:pPr>
+      <w:r>
+        <w:rPr>
+          <w:b w:val="0"/>
+        </w:rPr>
+        <w:t xml:space="preserve">Read </w:t>
+      </w:r>
+      <w:r>
+        <w:rPr>
+          <w:b/>
+        </w:rPr>
+        <w:t>authority</w:t>
+      </w:r>
+      <w:r>
+        <w:rPr>
+          <w:b w:val="0"/>
+        </w:rPr>
+        <w:t>: The teacher approved P2, one internal noticeboard and one publication. → Allowed action: Publishing unchanged P2 there today matches the approval. → Changed version: P3 requires new review; P2 approval does not automatically cover edits. → Changed audience: Public-web publication exceeds the approved destination.</w:t>
+      </w:r>
+    </w:p>
+    <w:p>
+      <w:pPr>
+        <w:spacing w:line="336" w:lineRule="auto" w:after="180"/>
+        <w:shd w:fill="F5F1FB"/>
+      </w:pPr>
+      <w:r>
+        <w:rPr>
+          <w:b w:val="0"/>
+        </w:rPr>
+        <w:t xml:space="preserve">Point to each numbered stage and explain which recorded </w:t>
+      </w:r>
+      <w:r>
+        <w:rPr>
+          <w:b/>
+        </w:rPr>
+        <w:t>input</w:t>
+      </w:r>
+      <w:r>
+        <w:rPr>
+          <w:b w:val="0"/>
+        </w:rPr>
+        <w:t xml:space="preserve"> it uses.</w:t>
+      </w:r>
+    </w:p>
+    <w:p>
+      <w:pPr>
+        <w:pStyle w:val="Heading3"/>
+      </w:pPr>
+      <w:r>
+        <w:t>03. Match the proposed action to its permission</w:t>
+      </w:r>
+    </w:p>
+    <w:p>
+      <w:r>
+        <w:drawing>
+          <wp:inline xmlns:a="http://schemas.openxmlformats.org/drawingml/2006/main" xmlns:pic="http://schemas.openxmlformats.org/drawingml/2006/picture">
+            <wp:extent cx="5486400" cy="2923032"/>
+            <wp:docPr id="24" name="Picture 24" descr="Match the proposed action to its permission. Version A on class board | Today, once, by editor | Within scope. Version A on public site | Public posting excluded | Outside scope. Changed version B | Only A was approved | Review changed version. Post A a second time | Once has been used | Outside scope"/>
+            <wp:cNvGraphicFramePr>
+              <a:graphicFrameLocks noChangeAspect="1"/>
+            </wp:cNvGraphicFramePr>
+            <a:graphic>
+              <a:graphicData uri="http://schemas.openxmlformats.org/drawingml/2006/picture">
+                <pic:pic>
+                  <pic:nvPicPr>
+                    <pic:cNvPr id="0" name="academy-story-ai-1-28-03.png"/>
+                    <pic:cNvPicPr/>
+                  </pic:nvPicPr>
+                  <pic:blipFill>
+                    <a:blip r:embed="rId32"/>
+                    <a:stretch>
+                      <a:fillRect/>
+                    </a:stretch>
+                  </pic:blipFill>
+                  <pic:spPr>
+                    <a:xfrm>
+                      <a:off x="0" y="0"/>
+                      <a:ext cx="5486400" cy="2923032"/>
+                    </a:xfrm>
+                    <a:prstGeom prst="rect"/>
+                  </pic:spPr>
+                </pic:pic>
+              </a:graphicData>
+            </a:graphic>
+          </wp:inline>
+        </w:drawing>
+      </w:r>
+    </w:p>
+    <w:p>
+      <w:pPr>
+        <w:spacing w:line="336" w:lineRule="auto" w:after="180"/>
+      </w:pPr>
+      <w:r>
+        <w:rPr>
+          <w:b w:val="0"/>
+        </w:rPr>
+        <w:t xml:space="preserve">Match the proposed action to its </w:t>
+      </w:r>
+      <w:r>
+        <w:rPr>
+          <w:b/>
+        </w:rPr>
+        <w:t>permission</w:t>
+      </w:r>
+      <w:r>
+        <w:rPr>
+          <w:b w:val="0"/>
+        </w:rPr>
+        <w:t xml:space="preserve">. Version A on class board | Today, once, by editor | Within </w:t>
+      </w:r>
+      <w:r>
+        <w:rPr>
+          <w:b/>
+        </w:rPr>
+        <w:t>scope</w:t>
+      </w:r>
+      <w:r>
+        <w:rPr>
+          <w:b w:val="0"/>
+        </w:rPr>
+        <w:t xml:space="preserve">. Version A on public site | Public posting excluded | Outside </w:t>
+      </w:r>
+      <w:r>
+        <w:rPr>
+          <w:b/>
+        </w:rPr>
+        <w:t>scope</w:t>
+      </w:r>
+      <w:r>
+        <w:rPr>
+          <w:b w:val="0"/>
+        </w:rPr>
+        <w:t>.</w:t>
+      </w:r>
+    </w:p>
+    <w:p>
+      <w:pPr>
+        <w:spacing w:line="336" w:lineRule="auto" w:after="180"/>
+      </w:pPr>
+      <w:r>
+        <w:rPr>
+          <w:b w:val="0"/>
+        </w:rPr>
+        <w:t xml:space="preserve">Changed version B | Only A was approved | Review changed version. Post A a second time | Once has been used | Outside </w:t>
+      </w:r>
+      <w:r>
+        <w:rPr>
+          <w:b/>
+        </w:rPr>
+        <w:t>scope</w:t>
+      </w:r>
+    </w:p>
+    <w:p>
+      <w:pPr>
+        <w:spacing w:line="336" w:lineRule="auto" w:after="180"/>
+        <w:shd w:fill="F5F1FB"/>
+      </w:pPr>
+      <w:r>
+        <w:rPr>
+          <w:b w:val="0"/>
+        </w:rPr>
+        <w:t>Read the labels and values. Explain the relationship the model shows.</w:t>
+      </w:r>
+    </w:p>
+    <w:p>
+      <w:pPr>
+        <w:pStyle w:val="Heading3"/>
+      </w:pPr>
+      <w:r>
+        <w:t>04. Change one thing. Trace what follows.</w:t>
+      </w:r>
+    </w:p>
+    <w:p>
+      <w:r>
+        <w:drawing>
+          <wp:inline xmlns:a="http://schemas.openxmlformats.org/drawingml/2006/main" xmlns:pic="http://schemas.openxmlformats.org/drawingml/2006/picture">
+            <wp:extent cx="5486400" cy="3026664"/>
+            <wp:docPr id="25" name="Picture 25" descr="Original case: Public-web publication exceeds the approved destination. Changed condition: P2 has already been published once under this approval. Expected result: A second publication is not covered. Reason: The instruction allowed a single use, not repeated actions."/>
+            <wp:cNvGraphicFramePr>
+              <a:graphicFrameLocks noChangeAspect="1"/>
+            </wp:cNvGraphicFramePr>
+            <a:graphic>
+              <a:graphicData uri="http://schemas.openxmlformats.org/drawingml/2006/picture">
+                <pic:pic>
+                  <pic:nvPicPr>
+                    <pic:cNvPr id="0" name="academy-story-ai-1-28-04.png"/>
+                    <pic:cNvPicPr/>
+                  </pic:nvPicPr>
+                  <pic:blipFill>
+                    <a:blip r:embed="rId33"/>
+                    <a:stretch>
+                      <a:fillRect/>
+                    </a:stretch>
+                  </pic:blipFill>
+                  <pic:spPr>
+                    <a:xfrm>
+                      <a:off x="0" y="0"/>
+                      <a:ext cx="5486400" cy="3026664"/>
+                    </a:xfrm>
+                    <a:prstGeom prst="rect"/>
+                  </pic:spPr>
+                </pic:pic>
+              </a:graphicData>
+            </a:graphic>
+          </wp:inline>
+        </w:drawing>
+      </w:r>
+    </w:p>
+    <w:p>
+      <w:pPr>
+        <w:spacing w:line="336" w:lineRule="auto" w:after="180"/>
+      </w:pPr>
+      <w:r>
+        <w:rPr>
+          <w:b w:val="0"/>
+        </w:rPr>
+        <w:t>Original case: Public-web publication exceeds the approved destination. Changed condition: P2 has already been published once under this approval. Expected result: A second publication is not covered.</w:t>
+      </w:r>
+    </w:p>
+    <w:p>
+      <w:pPr>
+        <w:spacing w:line="336" w:lineRule="auto" w:after="180"/>
+      </w:pPr>
+      <w:r>
+        <w:rPr>
+          <w:b w:val="0"/>
+        </w:rPr>
+        <w:t>Reason: The instruction allowed a single use, not repeated actions.</w:t>
+      </w:r>
+    </w:p>
+    <w:p>
+      <w:pPr>
+        <w:spacing w:line="336" w:lineRule="auto" w:after="180"/>
+        <w:shd w:fill="F5F1FB"/>
+      </w:pPr>
+      <w:r>
+        <w:rPr>
+          <w:b w:val="0"/>
+        </w:rPr>
+        <w:t>Predict before checking the worked changed-case result. Name what changed and what the supplied facts allow you to conclude.</w:t>
+      </w:r>
+    </w:p>
+    <w:p>
+      <w:pPr>
+        <w:pStyle w:val="Heading3"/>
+      </w:pPr>
+      <w:r>
+        <w:t>05. Connect the explanation to its limit</w:t>
+      </w:r>
+    </w:p>
+    <w:p>
+      <w:r>
+        <w:drawing>
+          <wp:inline xmlns:a="http://schemas.openxmlformats.org/drawingml/2006/main" xmlns:pic="http://schemas.openxmlformats.org/drawingml/2006/picture">
+            <wp:extent cx="5486400" cy="2834640"/>
+            <wp:docPr id="26" name="Picture 26" descr="A general intention to help the class does not grant every action that might help. Check the version, destination and time explicitly. An edit may improve accuracy while still changing the approved artifact. The assistant should hold the changed poster for review rather than treating its own confidence as permission. Limit: Permission does not prove content accuracy; factual checks and action authority are separate requirements."/>
+            <wp:cNvGraphicFramePr>
+              <a:graphicFrameLocks noChangeAspect="1"/>
+            </wp:cNvGraphicFramePr>
+            <a:graphic>
+              <a:graphicData uri="http://schemas.openxmlformats.org/drawingml/2006/picture">
+                <pic:pic>
+                  <pic:nvPicPr>
+                    <pic:cNvPr id="0" name="academy-story-ai-1-28-05.png"/>
+                    <pic:cNvPicPr/>
+                  </pic:nvPicPr>
+                  <pic:blipFill>
+                    <a:blip r:embed="rId34"/>
+                    <a:stretch>
+                      <a:fillRect/>
+                    </a:stretch>
+                  </pic:blipFill>
+                  <pic:spPr>
+                    <a:xfrm>
+                      <a:off x="0" y="0"/>
+                      <a:ext cx="5486400" cy="2834640"/>
+                    </a:xfrm>
+                    <a:prstGeom prst="rect"/>
+                  </pic:spPr>
+                </pic:pic>
+              </a:graphicData>
+            </a:graphic>
+          </wp:inline>
+        </w:drawing>
+      </w:r>
+    </w:p>
+    <w:p>
+      <w:pPr>
+        <w:spacing w:line="336" w:lineRule="auto" w:after="180"/>
+      </w:pPr>
+      <w:r>
+        <w:rPr>
+          <w:b w:val="0"/>
+        </w:rPr>
+        <w:t>A general intention to help the class does not grant every action that might help. Check the version, destination and time explicitly. An edit may improve accuracy while still changing the approved artifact.</w:t>
+      </w:r>
+    </w:p>
+    <w:p>
+      <w:pPr>
+        <w:spacing w:line="336" w:lineRule="auto" w:after="180"/>
+      </w:pPr>
+      <w:r>
+        <w:rPr>
+          <w:b w:val="0"/>
+        </w:rPr>
+        <w:t xml:space="preserve">The assistant should hold the changed poster for review rather than treating its own confidence as </w:t>
+      </w:r>
+      <w:r>
+        <w:rPr>
+          <w:b/>
+        </w:rPr>
+        <w:t>permission</w:t>
+      </w:r>
+      <w:r>
+        <w:rPr>
+          <w:b w:val="0"/>
+        </w:rPr>
+        <w:t xml:space="preserve">. Limit: </w:t>
+      </w:r>
+      <w:r>
+        <w:rPr>
+          <w:b/>
+        </w:rPr>
+        <w:t>Permission</w:t>
+      </w:r>
+      <w:r>
+        <w:rPr>
+          <w:b w:val="0"/>
+        </w:rPr>
+        <w:t xml:space="preserve"> does not prove content accuracy; factual checks and action </w:t>
+      </w:r>
+      <w:r>
+        <w:rPr>
+          <w:b/>
+        </w:rPr>
+        <w:t>authority</w:t>
+      </w:r>
+      <w:r>
+        <w:rPr>
+          <w:b w:val="0"/>
+        </w:rPr>
+        <w:t xml:space="preserve"> are separate requirements.</w:t>
+      </w:r>
+    </w:p>
+    <w:p>
+      <w:pPr>
+        <w:spacing w:line="336" w:lineRule="auto" w:after="180"/>
+        <w:shd w:fill="F5F1FB"/>
+      </w:pPr>
+      <w:r>
+        <w:rPr>
+          <w:b w:val="0"/>
+        </w:rPr>
+        <w:t>Explain the case, then point to a limit on the claim.</w:t>
+      </w:r>
+    </w:p>
+    <w:p>
+      <w:pPr>
+        <w:pStyle w:val="Heading3"/>
+      </w:pPr>
+      <w:r>
+        <w:t>06. Make the idea visible in your project</w:t>
+      </w:r>
+    </w:p>
+    <w:p>
+      <w:r>
+        <w:drawing>
+          <wp:inline xmlns:a="http://schemas.openxmlformats.org/drawingml/2006/main" xmlns:pic="http://schemas.openxmlformats.org/drawingml/2006/picture">
+            <wp:extent cx="5486400" cy="3380232"/>
+            <wp:docPr id="27" name="Picture 27" descr="Record sorter actions allowed automatically and actions requiring the classroom owner’s explicit review. Draw your input, deciding step, result and limit. Supported question: Which original proposal is authorised? Why do the other two need separate approval?"/>
+            <wp:cNvGraphicFramePr>
+              <a:graphicFrameLocks noChangeAspect="1"/>
+            </wp:cNvGraphicFramePr>
+            <a:graphic>
+              <a:graphicData uri="http://schemas.openxmlformats.org/drawingml/2006/picture">
+                <pic:pic>
+                  <pic:nvPicPr>
+                    <pic:cNvPr id="0" name="academy-story-ai-1-28-06.png"/>
+                    <pic:cNvPicPr/>
+                  </pic:nvPicPr>
+                  <pic:blipFill>
+                    <a:blip r:embed="rId35"/>
+                    <a:stretch>
+                      <a:fillRect/>
+                    </a:stretch>
+                  </pic:blipFill>
+                  <pic:spPr>
+                    <a:xfrm>
+                      <a:off x="0" y="0"/>
+                      <a:ext cx="5486400" cy="3380232"/>
+                    </a:xfrm>
+                    <a:prstGeom prst="rect"/>
+                  </pic:spPr>
+                </pic:pic>
+              </a:graphicData>
+            </a:graphic>
+          </wp:inline>
+        </w:drawing>
+      </w:r>
+    </w:p>
+    <w:p>
+      <w:pPr>
+        <w:spacing w:line="336" w:lineRule="auto" w:after="180"/>
+        <w:shd w:fill="F5F1FB"/>
+      </w:pPr>
+      <w:r>
+        <w:rPr>
+          <w:b w:val="0"/>
+        </w:rPr>
+        <w:t xml:space="preserve">Record sorter actions allowed automatically and actions requiring the classroom owner’s explicit review. Draw your </w:t>
+      </w:r>
+      <w:r>
+        <w:rPr>
+          <w:b/>
+        </w:rPr>
+        <w:t>input</w:t>
+      </w:r>
+      <w:r>
+        <w:rPr>
+          <w:b w:val="0"/>
+        </w:rPr>
+        <w:t>, deciding step, result and limit. Supported question: Which original proposal is authorised?</w:t>
+      </w:r>
+    </w:p>
+    <w:p>
+      <w:pPr>
+        <w:spacing w:line="336" w:lineRule="auto" w:after="180"/>
+        <w:shd w:fill="F5F1FB"/>
+      </w:pPr>
+      <w:r>
+        <w:rPr>
+          <w:b w:val="0"/>
+        </w:rPr>
+        <w:t>Why do the other two need separate approval?</w:t>
+      </w:r>
+    </w:p>
+    <w:p>
+      <w:pPr>
+        <w:spacing w:line="336" w:lineRule="auto" w:after="180"/>
+        <w:shd w:fill="F5F1FB"/>
+      </w:pPr>
+      <w:r>
+        <w:rPr>
+          <w:b w:val="0"/>
+        </w:rPr>
+        <w:t xml:space="preserve">Draw your project trace and justify the deciding step using </w:t>
+      </w:r>
+      <w:r>
+        <w:rPr>
+          <w:b/>
+        </w:rPr>
+        <w:t>evidence</w:t>
+      </w:r>
+      <w:r>
+        <w:rPr>
+          <w:b w:val="0"/>
+        </w:rPr>
+        <w:t>.</w:t>
       </w:r>
     </w:p>
     <w:sectPr>
